--- a/Παραδοτέο 1/SkillUs_Project-description-v0.1.docx
+++ b/Παραδοτέο 1/SkillUs_Project-description-v0.1.docx
@@ -1,6 +1,6 @@
 
 <file path=word/document.xml><?xml version="1.0" encoding="utf-8"?>
-<w:document xmlns:wpc="http://schemas.microsoft.com/office/word/2010/wordprocessingCanvas" xmlns:cx="http://schemas.microsoft.com/office/drawing/2014/chartex" xmlns:cx1="http://schemas.microsoft.com/office/drawing/2015/9/8/chartex" xmlns:cx2="http://schemas.microsoft.com/office/drawing/2015/10/21/chartex" xmlns:cx3="http://schemas.microsoft.com/office/drawing/2016/5/9/chartex" xmlns:cx4="http://schemas.microsoft.com/office/drawing/2016/5/10/chartex" xmlns:cx5="http://schemas.microsoft.com/office/drawing/2016/5/11/chartex" xmlns:cx6="http://schemas.microsoft.com/office/drawing/2016/5/12/chartex" xmlns:cx7="http://schemas.microsoft.com/office/drawing/2016/5/13/chartex" xmlns:cx8="http://schemas.microsoft.com/office/drawing/2016/5/14/chartex" xmlns:mc="http://schemas.openxmlformats.org/markup-compatibility/2006" xmlns:aink="http://schemas.microsoft.com/office/drawing/2016/ink" xmlns:am3d="http://schemas.microsoft.com/office/drawing/2017/model3d" xmlns:o="urn:schemas-microsoft-com:office:office" xmlns:oel="http://schemas.microsoft.com/office/2019/extlst" xmlns:r="http://schemas.openxmlformats.org/officeDocument/2006/relationships" xmlns:m="http://schemas.openxmlformats.org/officeDocument/2006/math" xmlns:v="urn:schemas-microsoft-com:vml" xmlns:wp14="http://schemas.microsoft.com/office/word/2010/wordprocessingDrawing" xmlns:wp="http://schemas.openxmlformats.org/drawingml/2006/wordprocessingDrawing" xmlns:w10="urn:schemas-microsoft-com:office:word" xmlns:w="http://schemas.openxmlformats.org/wordprocessingml/2006/main" xmlns:w14="http://schemas.microsoft.com/office/word/2010/wordml" xmlns:w15="http://schemas.microsoft.com/office/word/2012/wordml" xmlns:w16cex="http://schemas.microsoft.com/office/word/2018/wordml/cex" xmlns:w16cid="http://schemas.microsoft.com/office/word/2016/wordml/cid" xmlns:w16="http://schemas.microsoft.com/office/word/2018/wordml" xmlns:w16du="http://schemas.microsoft.com/office/word/2023/wordml/word16du" xmlns:w16sdtdh="http://schemas.microsoft.com/office/word/2020/wordml/sdtdatahash" xmlns:w16sdtfl="http://schemas.microsoft.com/office/word/2024/wordml/sdtformatlock" xmlns:w16se="http://schemas.microsoft.com/office/word/2015/wordml/symex" xmlns:wpg="http://schemas.microsoft.com/office/word/2010/wordprocessingGroup" xmlns:wpi="http://schemas.microsoft.com/office/word/2010/wordprocessingInk" xmlns:wne="http://schemas.microsoft.com/office/word/2006/wordml" xmlns:wps="http://schemas.microsoft.com/office/word/2010/wordprocessingShape" xmlns:a="http://schemas.openxmlformats.org/drawingml/2006/main" xmlns:pic="http://schemas.openxmlformats.org/drawingml/2006/picture" mc:Ignorable="w14 w15 w16se w16cid w16 w16cex w16sdtdh w16sdtfl w16du wp14">
+<w:document xmlns:wpc="http://schemas.microsoft.com/office/word/2010/wordprocessingCanvas" xmlns:cx="http://schemas.microsoft.com/office/drawing/2014/chartex" xmlns:cx1="http://schemas.microsoft.com/office/drawing/2015/9/8/chartex" xmlns:cx2="http://schemas.microsoft.com/office/drawing/2015/10/21/chartex" xmlns:cx3="http://schemas.microsoft.com/office/drawing/2016/5/9/chartex" xmlns:cx4="http://schemas.microsoft.com/office/drawing/2016/5/10/chartex" xmlns:cx5="http://schemas.microsoft.com/office/drawing/2016/5/11/chartex" xmlns:cx6="http://schemas.microsoft.com/office/drawing/2016/5/12/chartex" xmlns:cx7="http://schemas.microsoft.com/office/drawing/2016/5/13/chartex" xmlns:cx8="http://schemas.microsoft.com/office/drawing/2016/5/14/chartex" xmlns:mc="http://schemas.openxmlformats.org/markup-compatibility/2006" xmlns:aink="http://schemas.microsoft.com/office/drawing/2016/ink" xmlns:am3d="http://schemas.microsoft.com/office/drawing/2017/model3d" xmlns:o="urn:schemas-microsoft-com:office:office" xmlns:oel="http://schemas.microsoft.com/office/2019/extlst" xmlns:r="http://schemas.openxmlformats.org/officeDocument/2006/relationships" xmlns:m="http://schemas.openxmlformats.org/officeDocument/2006/math" xmlns:v="urn:schemas-microsoft-com:vml" xmlns:wp14="http://schemas.microsoft.com/office/word/2010/wordprocessingDrawing" xmlns:wp="http://schemas.openxmlformats.org/drawingml/2006/wordprocessingDrawing" xmlns:w10="urn:schemas-microsoft-com:office:word" xmlns:w="http://schemas.openxmlformats.org/wordprocessingml/2006/main" xmlns:w14="http://schemas.microsoft.com/office/word/2010/wordml" xmlns:w15="http://schemas.microsoft.com/office/word/2012/wordml" xmlns:w16cex="http://schemas.microsoft.com/office/word/2018/wordml/cex" xmlns:w16cid="http://schemas.microsoft.com/office/word/2016/wordml/cid" xmlns:w16="http://schemas.microsoft.com/office/word/2018/wordml" xmlns:w16du="http://schemas.microsoft.com/office/word/2023/wordml/word16du" xmlns:w16sdtdh="http://schemas.microsoft.com/office/word/2020/wordml/sdtdatahash" xmlns:w16sdtfl="http://schemas.microsoft.com/office/word/2024/wordml/sdtformatlock" xmlns:w16se="http://schemas.microsoft.com/office/word/2015/wordml/symex" xmlns:wpg="http://schemas.microsoft.com/office/word/2010/wordprocessingGroup" xmlns:wpi="http://schemas.microsoft.com/office/word/2010/wordprocessingInk" xmlns:wne="http://schemas.microsoft.com/office/word/2006/wordml" xmlns:wps="http://schemas.microsoft.com/office/word/2010/wordprocessingShape" mc:Ignorable="w14 w15 w16se w16cid w16 w16cex w16sdtdh w16sdtfl w16du wp14">
   <w:body>
     <w:p/>
     <w:p/>
@@ -21,6 +21,7 @@
         </w:rPr>
         <w:t xml:space="preserve">⟨ Λογότυπο / </w:t>
       </w:r>
+      <w:proofErr w:type="spellStart"/>
       <w:r>
         <w:rPr>
           <w:i/>
@@ -28,10 +29,10 @@
           <w:color w:val="AAAAAA"/>
           <w:sz w:val="20"/>
           <w:szCs w:val="20"/>
-          <w:lang w:val="en-US"/>
         </w:rPr>
         <w:t>Logo</w:t>
       </w:r>
+      <w:proofErr w:type="spellEnd"/>
       <w:r>
         <w:rPr>
           <w:i/>
@@ -42,6 +43,7 @@
         </w:rPr>
         <w:t xml:space="preserve"> </w:t>
       </w:r>
+      <w:proofErr w:type="spellStart"/>
       <w:r>
         <w:rPr>
           <w:i/>
@@ -49,10 +51,10 @@
           <w:color w:val="AAAAAA"/>
           <w:sz w:val="20"/>
           <w:szCs w:val="20"/>
-          <w:lang w:val="en-US"/>
         </w:rPr>
         <w:t>Placeholder</w:t>
       </w:r>
+      <w:proofErr w:type="spellEnd"/>
       <w:r>
         <w:rPr>
           <w:i/>
@@ -99,7 +101,7 @@
     <w:p>
       <w:pPr>
         <w:pBdr>
-          <w:bottom w:val="single" w:color="2E75B6" w:sz="6" w:space="6"/>
+          <w:bottom w:val="single" w:sz="6" w:space="6" w:color="2E75B6"/>
         </w:pBdr>
         <w:spacing w:after="360"/>
         <w:jc w:val="center"/>
@@ -111,12 +113,12 @@
       <w:tblPr>
         <w:tblW w:w="9746" w:type="dxa"/>
         <w:tblBorders>
-          <w:top w:val="single" w:color="auto" w:sz="4" w:space="0"/>
-          <w:left w:val="single" w:color="auto" w:sz="4" w:space="0"/>
-          <w:bottom w:val="single" w:color="auto" w:sz="4" w:space="0"/>
-          <w:right w:val="single" w:color="auto" w:sz="4" w:space="0"/>
-          <w:insideH w:val="single" w:color="auto" w:sz="4" w:space="0"/>
-          <w:insideV w:val="single" w:color="auto" w:sz="4" w:space="0"/>
+          <w:top w:val="single" w:sz="4" w:space="0" w:color="auto"/>
+          <w:left w:val="single" w:sz="4" w:space="0" w:color="auto"/>
+          <w:bottom w:val="single" w:sz="4" w:space="0" w:color="auto"/>
+          <w:right w:val="single" w:sz="4" w:space="0" w:color="auto"/>
+          <w:insideH w:val="single" w:sz="4" w:space="0" w:color="auto"/>
+          <w:insideV w:val="single" w:sz="4" w:space="0" w:color="auto"/>
         </w:tblBorders>
         <w:tblCellMar>
           <w:left w:w="10" w:type="dxa"/>
@@ -133,10 +135,10 @@
           <w:tcPr>
             <w:tcW w:w="3000" w:type="dxa"/>
             <w:tcBorders>
-              <w:top w:val="single" w:color="2E75B6" w:sz="2" w:space="0"/>
-              <w:left w:val="single" w:color="2E75B6" w:sz="2" w:space="0"/>
-              <w:bottom w:val="single" w:color="2E75B6" w:sz="2" w:space="0"/>
-              <w:right w:val="single" w:color="2E75B6" w:sz="2" w:space="0"/>
+              <w:top w:val="single" w:sz="2" w:space="0" w:color="2E75B6"/>
+              <w:left w:val="single" w:sz="2" w:space="0" w:color="2E75B6"/>
+              <w:bottom w:val="single" w:sz="2" w:space="0" w:color="2E75B6"/>
+              <w:right w:val="single" w:sz="2" w:space="0" w:color="2E75B6"/>
             </w:tcBorders>
             <w:shd w:val="clear" w:color="auto" w:fill="D6E4F0"/>
             <w:tcMar>
@@ -162,10 +164,10 @@
           <w:tcPr>
             <w:tcW w:w="6746" w:type="dxa"/>
             <w:tcBorders>
-              <w:top w:val="single" w:color="2E75B6" w:sz="2" w:space="0"/>
-              <w:left w:val="single" w:color="2E75B6" w:sz="2" w:space="0"/>
-              <w:bottom w:val="single" w:color="2E75B6" w:sz="2" w:space="0"/>
-              <w:right w:val="single" w:color="2E75B6" w:sz="2" w:space="0"/>
+              <w:top w:val="single" w:sz="2" w:space="0" w:color="2E75B6"/>
+              <w:left w:val="single" w:sz="2" w:space="0" w:color="2E75B6"/>
+              <w:bottom w:val="single" w:sz="2" w:space="0" w:color="2E75B6"/>
+              <w:right w:val="single" w:sz="2" w:space="0" w:color="2E75B6"/>
             </w:tcBorders>
             <w:shd w:val="clear" w:color="auto" w:fill="FFFFFF"/>
             <w:tcMar>
@@ -191,10 +193,10 @@
           <w:tcPr>
             <w:tcW w:w="3000" w:type="dxa"/>
             <w:tcBorders>
-              <w:top w:val="single" w:color="2E75B6" w:sz="2" w:space="0"/>
-              <w:left w:val="single" w:color="2E75B6" w:sz="2" w:space="0"/>
-              <w:bottom w:val="single" w:color="2E75B6" w:sz="2" w:space="0"/>
-              <w:right w:val="single" w:color="2E75B6" w:sz="2" w:space="0"/>
+              <w:top w:val="single" w:sz="2" w:space="0" w:color="2E75B6"/>
+              <w:left w:val="single" w:sz="2" w:space="0" w:color="2E75B6"/>
+              <w:bottom w:val="single" w:sz="2" w:space="0" w:color="2E75B6"/>
+              <w:right w:val="single" w:sz="2" w:space="0" w:color="2E75B6"/>
             </w:tcBorders>
             <w:shd w:val="clear" w:color="auto" w:fill="D6E4F0"/>
             <w:tcMar>
@@ -220,10 +222,10 @@
           <w:tcPr>
             <w:tcW w:w="6746" w:type="dxa"/>
             <w:tcBorders>
-              <w:top w:val="single" w:color="2E75B6" w:sz="2" w:space="0"/>
-              <w:left w:val="single" w:color="2E75B6" w:sz="2" w:space="0"/>
-              <w:bottom w:val="single" w:color="2E75B6" w:sz="2" w:space="0"/>
-              <w:right w:val="single" w:color="2E75B6" w:sz="2" w:space="0"/>
+              <w:top w:val="single" w:sz="2" w:space="0" w:color="2E75B6"/>
+              <w:left w:val="single" w:sz="2" w:space="0" w:color="2E75B6"/>
+              <w:bottom w:val="single" w:sz="2" w:space="0" w:color="2E75B6"/>
+              <w:right w:val="single" w:sz="2" w:space="0" w:color="2E75B6"/>
             </w:tcBorders>
             <w:shd w:val="clear" w:color="auto" w:fill="FFFFFF"/>
             <w:tcMar>
@@ -249,10 +251,10 @@
           <w:tcPr>
             <w:tcW w:w="3000" w:type="dxa"/>
             <w:tcBorders>
-              <w:top w:val="single" w:color="2E75B6" w:sz="2" w:space="0"/>
-              <w:left w:val="single" w:color="2E75B6" w:sz="2" w:space="0"/>
-              <w:bottom w:val="single" w:color="2E75B6" w:sz="2" w:space="0"/>
-              <w:right w:val="single" w:color="2E75B6" w:sz="2" w:space="0"/>
+              <w:top w:val="single" w:sz="2" w:space="0" w:color="2E75B6"/>
+              <w:left w:val="single" w:sz="2" w:space="0" w:color="2E75B6"/>
+              <w:bottom w:val="single" w:sz="2" w:space="0" w:color="2E75B6"/>
+              <w:right w:val="single" w:sz="2" w:space="0" w:color="2E75B6"/>
             </w:tcBorders>
             <w:shd w:val="clear" w:color="auto" w:fill="D6E4F0"/>
             <w:tcMar>
@@ -278,10 +280,10 @@
           <w:tcPr>
             <w:tcW w:w="6746" w:type="dxa"/>
             <w:tcBorders>
-              <w:top w:val="single" w:color="2E75B6" w:sz="2" w:space="0"/>
-              <w:left w:val="single" w:color="2E75B6" w:sz="2" w:space="0"/>
-              <w:bottom w:val="single" w:color="2E75B6" w:sz="2" w:space="0"/>
-              <w:right w:val="single" w:color="2E75B6" w:sz="2" w:space="0"/>
+              <w:top w:val="single" w:sz="2" w:space="0" w:color="2E75B6"/>
+              <w:left w:val="single" w:sz="2" w:space="0" w:color="2E75B6"/>
+              <w:bottom w:val="single" w:sz="2" w:space="0" w:color="2E75B6"/>
+              <w:right w:val="single" w:sz="2" w:space="0" w:color="2E75B6"/>
             </w:tcBorders>
             <w:shd w:val="clear" w:color="auto" w:fill="FFFFFF"/>
             <w:tcMar>
@@ -307,10 +309,10 @@
           <w:tcPr>
             <w:tcW w:w="3000" w:type="dxa"/>
             <w:tcBorders>
-              <w:top w:val="single" w:color="2E75B6" w:sz="2" w:space="0"/>
-              <w:left w:val="single" w:color="2E75B6" w:sz="2" w:space="0"/>
-              <w:bottom w:val="single" w:color="2E75B6" w:sz="2" w:space="0"/>
-              <w:right w:val="single" w:color="2E75B6" w:sz="2" w:space="0"/>
+              <w:top w:val="single" w:sz="2" w:space="0" w:color="2E75B6"/>
+              <w:left w:val="single" w:sz="2" w:space="0" w:color="2E75B6"/>
+              <w:bottom w:val="single" w:sz="2" w:space="0" w:color="2E75B6"/>
+              <w:right w:val="single" w:sz="2" w:space="0" w:color="2E75B6"/>
             </w:tcBorders>
             <w:shd w:val="clear" w:color="auto" w:fill="D6E4F0"/>
             <w:tcMar>
@@ -336,10 +338,10 @@
           <w:tcPr>
             <w:tcW w:w="6746" w:type="dxa"/>
             <w:tcBorders>
-              <w:top w:val="single" w:color="2E75B6" w:sz="2" w:space="0"/>
-              <w:left w:val="single" w:color="2E75B6" w:sz="2" w:space="0"/>
-              <w:bottom w:val="single" w:color="2E75B6" w:sz="2" w:space="0"/>
-              <w:right w:val="single" w:color="2E75B6" w:sz="2" w:space="0"/>
+              <w:top w:val="single" w:sz="2" w:space="0" w:color="2E75B6"/>
+              <w:left w:val="single" w:sz="2" w:space="0" w:color="2E75B6"/>
+              <w:bottom w:val="single" w:sz="2" w:space="0" w:color="2E75B6"/>
+              <w:right w:val="single" w:sz="2" w:space="0" w:color="2E75B6"/>
             </w:tcBorders>
             <w:shd w:val="clear" w:color="auto" w:fill="FFFFFF"/>
             <w:tcMar>
@@ -365,10 +367,10 @@
           <w:tcPr>
             <w:tcW w:w="3000" w:type="dxa"/>
             <w:tcBorders>
-              <w:top w:val="single" w:color="2E75B6" w:sz="2" w:space="0"/>
-              <w:left w:val="single" w:color="2E75B6" w:sz="2" w:space="0"/>
-              <w:bottom w:val="single" w:color="2E75B6" w:sz="2" w:space="0"/>
-              <w:right w:val="single" w:color="2E75B6" w:sz="2" w:space="0"/>
+              <w:top w:val="single" w:sz="2" w:space="0" w:color="2E75B6"/>
+              <w:left w:val="single" w:sz="2" w:space="0" w:color="2E75B6"/>
+              <w:bottom w:val="single" w:sz="2" w:space="0" w:color="2E75B6"/>
+              <w:right w:val="single" w:sz="2" w:space="0" w:color="2E75B6"/>
             </w:tcBorders>
             <w:shd w:val="clear" w:color="auto" w:fill="D6E4F0"/>
             <w:tcMar>
@@ -394,10 +396,10 @@
           <w:tcPr>
             <w:tcW w:w="6746" w:type="dxa"/>
             <w:tcBorders>
-              <w:top w:val="single" w:color="2E75B6" w:sz="2" w:space="0"/>
-              <w:left w:val="single" w:color="2E75B6" w:sz="2" w:space="0"/>
-              <w:bottom w:val="single" w:color="2E75B6" w:sz="2" w:space="0"/>
-              <w:right w:val="single" w:color="2E75B6" w:sz="2" w:space="0"/>
+              <w:top w:val="single" w:sz="2" w:space="0" w:color="2E75B6"/>
+              <w:left w:val="single" w:sz="2" w:space="0" w:color="2E75B6"/>
+              <w:bottom w:val="single" w:sz="2" w:space="0" w:color="2E75B6"/>
+              <w:right w:val="single" w:sz="2" w:space="0" w:color="2E75B6"/>
             </w:tcBorders>
             <w:shd w:val="clear" w:color="auto" w:fill="FFFFFF"/>
             <w:tcMar>
@@ -423,10 +425,10 @@
           <w:tcPr>
             <w:tcW w:w="3000" w:type="dxa"/>
             <w:tcBorders>
-              <w:top w:val="single" w:color="2E75B6" w:sz="2" w:space="0"/>
-              <w:left w:val="single" w:color="2E75B6" w:sz="2" w:space="0"/>
-              <w:bottom w:val="single" w:color="2E75B6" w:sz="2" w:space="0"/>
-              <w:right w:val="single" w:color="2E75B6" w:sz="2" w:space="0"/>
+              <w:top w:val="single" w:sz="2" w:space="0" w:color="2E75B6"/>
+              <w:left w:val="single" w:sz="2" w:space="0" w:color="2E75B6"/>
+              <w:bottom w:val="single" w:sz="2" w:space="0" w:color="2E75B6"/>
+              <w:right w:val="single" w:sz="2" w:space="0" w:color="2E75B6"/>
             </w:tcBorders>
             <w:shd w:val="clear" w:color="auto" w:fill="D6E4F0"/>
             <w:tcMar>
@@ -452,10 +454,10 @@
           <w:tcPr>
             <w:tcW w:w="6746" w:type="dxa"/>
             <w:tcBorders>
-              <w:top w:val="single" w:color="2E75B6" w:sz="2" w:space="0"/>
-              <w:left w:val="single" w:color="2E75B6" w:sz="2" w:space="0"/>
-              <w:bottom w:val="single" w:color="2E75B6" w:sz="2" w:space="0"/>
-              <w:right w:val="single" w:color="2E75B6" w:sz="2" w:space="0"/>
+              <w:top w:val="single" w:sz="2" w:space="0" w:color="2E75B6"/>
+              <w:left w:val="single" w:sz="2" w:space="0" w:color="2E75B6"/>
+              <w:bottom w:val="single" w:sz="2" w:space="0" w:color="2E75B6"/>
+              <w:right w:val="single" w:sz="2" w:space="0" w:color="2E75B6"/>
             </w:tcBorders>
             <w:shd w:val="clear" w:color="auto" w:fill="FFFFFF"/>
             <w:tcMar>
@@ -508,10 +510,10 @@
           <w:tcPr>
             <w:tcW w:w="3000" w:type="dxa"/>
             <w:tcBorders>
-              <w:top w:val="single" w:color="2E75B6" w:sz="2" w:space="0"/>
-              <w:left w:val="single" w:color="2E75B6" w:sz="2" w:space="0"/>
-              <w:bottom w:val="single" w:color="2E75B6" w:sz="2" w:space="0"/>
-              <w:right w:val="single" w:color="2E75B6" w:sz="2" w:space="0"/>
+              <w:top w:val="single" w:sz="2" w:space="0" w:color="2E75B6"/>
+              <w:left w:val="single" w:sz="2" w:space="0" w:color="2E75B6"/>
+              <w:bottom w:val="single" w:sz="2" w:space="0" w:color="2E75B6"/>
+              <w:right w:val="single" w:sz="2" w:space="0" w:color="2E75B6"/>
             </w:tcBorders>
             <w:shd w:val="clear" w:color="auto" w:fill="D6E4F0"/>
             <w:tcMar>
@@ -537,10 +539,10 @@
           <w:tcPr>
             <w:tcW w:w="6746" w:type="dxa"/>
             <w:tcBorders>
-              <w:top w:val="single" w:color="2E75B6" w:sz="2" w:space="0"/>
-              <w:left w:val="single" w:color="2E75B6" w:sz="2" w:space="0"/>
-              <w:bottom w:val="single" w:color="2E75B6" w:sz="2" w:space="0"/>
-              <w:right w:val="single" w:color="2E75B6" w:sz="2" w:space="0"/>
+              <w:top w:val="single" w:sz="2" w:space="0" w:color="2E75B6"/>
+              <w:left w:val="single" w:sz="2" w:space="0" w:color="2E75B6"/>
+              <w:bottom w:val="single" w:sz="2" w:space="0" w:color="2E75B6"/>
+              <w:right w:val="single" w:sz="2" w:space="0" w:color="2E75B6"/>
             </w:tcBorders>
             <w:shd w:val="clear" w:color="auto" w:fill="FFFFFF"/>
             <w:tcMar>
@@ -552,11 +554,6 @@
             <w:vAlign w:val="center"/>
           </w:tcPr>
           <w:p>
-            <w:pPr>
-              <w:rPr>
-                <w:lang w:val="en-US"/>
-              </w:rPr>
-            </w:pPr>
             <w:r>
               <w:rPr>
                 <w:color w:val="444444"/>
@@ -567,14 +564,7 @@
               <w:rPr>
                 <w:color w:val="444444"/>
               </w:rPr>
-              <w:t xml:space="preserve">, </w:t>
-            </w:r>
-            <w:r>
-              <w:rPr>
-                <w:color w:val="444444"/>
-                <w:lang w:val="en-US"/>
-              </w:rPr>
-              <w:t>ClickUp</w:t>
+              <w:t>, ClickUp</w:t>
             </w:r>
           </w:p>
         </w:tc>
@@ -591,7 +581,7 @@
       <w:pPr>
         <w:pStyle w:val="Heading1"/>
         <w:pBdr>
-          <w:bottom w:val="single" w:color="2E75B6" w:sz="8" w:space="4"/>
+          <w:bottom w:val="single" w:sz="8" w:space="4" w:color="2E75B6"/>
         </w:pBdr>
         <w:rPr>
           <w:lang w:val="el-GR"/>
@@ -610,12 +600,12 @@
       <w:tblPr>
         <w:tblW w:w="9746" w:type="dxa"/>
         <w:tblBorders>
-          <w:top w:val="single" w:color="auto" w:sz="4" w:space="0"/>
-          <w:left w:val="single" w:color="auto" w:sz="4" w:space="0"/>
-          <w:bottom w:val="single" w:color="auto" w:sz="4" w:space="0"/>
-          <w:right w:val="single" w:color="auto" w:sz="4" w:space="0"/>
-          <w:insideH w:val="single" w:color="auto" w:sz="4" w:space="0"/>
-          <w:insideV w:val="single" w:color="auto" w:sz="4" w:space="0"/>
+          <w:top w:val="single" w:sz="4" w:space="0" w:color="auto"/>
+          <w:left w:val="single" w:sz="4" w:space="0" w:color="auto"/>
+          <w:bottom w:val="single" w:sz="4" w:space="0" w:color="auto"/>
+          <w:right w:val="single" w:sz="4" w:space="0" w:color="auto"/>
+          <w:insideH w:val="single" w:sz="4" w:space="0" w:color="auto"/>
+          <w:insideV w:val="single" w:sz="4" w:space="0" w:color="auto"/>
         </w:tblBorders>
         <w:tblCellMar>
           <w:left w:w="10" w:type="dxa"/>
@@ -636,10 +626,10 @@
           <w:tcPr>
             <w:tcW w:w="3248" w:type="dxa"/>
             <w:tcBorders>
-              <w:top w:val="single" w:color="2E75B6" w:sz="4" w:space="0"/>
-              <w:left w:val="single" w:color="2E75B6" w:sz="4" w:space="0"/>
-              <w:bottom w:val="single" w:color="2E75B6" w:sz="4" w:space="0"/>
-              <w:right w:val="single" w:color="2E75B6" w:sz="4" w:space="0"/>
+              <w:top w:val="single" w:sz="4" w:space="0" w:color="2E75B6"/>
+              <w:left w:val="single" w:sz="4" w:space="0" w:color="2E75B6"/>
+              <w:bottom w:val="single" w:sz="4" w:space="0" w:color="2E75B6"/>
+              <w:right w:val="single" w:sz="4" w:space="0" w:color="2E75B6"/>
             </w:tcBorders>
             <w:shd w:val="clear" w:color="auto" w:fill="1A3A5C"/>
             <w:tcMar>
@@ -667,10 +657,10 @@
           <w:tcPr>
             <w:tcW w:w="3249" w:type="dxa"/>
             <w:tcBorders>
-              <w:top w:val="single" w:color="2E75B6" w:sz="4" w:space="0"/>
-              <w:left w:val="single" w:color="2E75B6" w:sz="4" w:space="0"/>
-              <w:bottom w:val="single" w:color="2E75B6" w:sz="4" w:space="0"/>
-              <w:right w:val="single" w:color="2E75B6" w:sz="4" w:space="0"/>
+              <w:top w:val="single" w:sz="4" w:space="0" w:color="2E75B6"/>
+              <w:left w:val="single" w:sz="4" w:space="0" w:color="2E75B6"/>
+              <w:bottom w:val="single" w:sz="4" w:space="0" w:color="2E75B6"/>
+              <w:right w:val="single" w:sz="4" w:space="0" w:color="2E75B6"/>
             </w:tcBorders>
             <w:shd w:val="clear" w:color="auto" w:fill="1A3A5C"/>
             <w:tcMar>
@@ -698,10 +688,10 @@
           <w:tcPr>
             <w:tcW w:w="3249" w:type="dxa"/>
             <w:tcBorders>
-              <w:top w:val="single" w:color="2E75B6" w:sz="4" w:space="0"/>
-              <w:left w:val="single" w:color="2E75B6" w:sz="4" w:space="0"/>
-              <w:bottom w:val="single" w:color="2E75B6" w:sz="4" w:space="0"/>
-              <w:right w:val="single" w:color="2E75B6" w:sz="4" w:space="0"/>
+              <w:top w:val="single" w:sz="4" w:space="0" w:color="2E75B6"/>
+              <w:left w:val="single" w:sz="4" w:space="0" w:color="2E75B6"/>
+              <w:bottom w:val="single" w:sz="4" w:space="0" w:color="2E75B6"/>
+              <w:right w:val="single" w:sz="4" w:space="0" w:color="2E75B6"/>
             </w:tcBorders>
             <w:shd w:val="clear" w:color="auto" w:fill="1A3A5C"/>
             <w:tcMar>
@@ -731,10 +721,10 @@
           <w:tcPr>
             <w:tcW w:w="3248" w:type="dxa"/>
             <w:tcBorders>
-              <w:top w:val="single" w:color="BBBBBB" w:sz="2" w:space="0"/>
-              <w:left w:val="single" w:color="BBBBBB" w:sz="2" w:space="0"/>
-              <w:bottom w:val="single" w:color="BBBBBB" w:sz="2" w:space="0"/>
-              <w:right w:val="single" w:color="BBBBBB" w:sz="2" w:space="0"/>
+              <w:top w:val="single" w:sz="2" w:space="0" w:color="BBBBBB"/>
+              <w:left w:val="single" w:sz="2" w:space="0" w:color="BBBBBB"/>
+              <w:bottom w:val="single" w:sz="2" w:space="0" w:color="BBBBBB"/>
+              <w:right w:val="single" w:sz="2" w:space="0" w:color="BBBBBB"/>
             </w:tcBorders>
             <w:shd w:val="clear" w:color="auto" w:fill="EBF3FB"/>
             <w:tcMar>
@@ -759,23 +749,7 @@
                 <w:sz w:val="20"/>
                 <w:szCs w:val="20"/>
               </w:rPr>
-              <w:t>Αγγελής</w:t>
-            </w:r>
-            <w:r>
-              <w:rPr>
-                <w:color w:val="444444"/>
-                <w:sz w:val="20"/>
-                <w:szCs w:val="20"/>
-              </w:rPr>
-              <w:t xml:space="preserve"> </w:t>
-            </w:r>
-            <w:r>
-              <w:rPr>
-                <w:color w:val="444444"/>
-                <w:sz w:val="20"/>
-                <w:szCs w:val="20"/>
-              </w:rPr>
-              <w:t>Γιώργος</w:t>
+              <w:t>Αγγελής Γιώργος</w:t>
             </w:r>
           </w:p>
         </w:tc>
@@ -783,10 +757,10 @@
           <w:tcPr>
             <w:tcW w:w="3249" w:type="dxa"/>
             <w:tcBorders>
-              <w:top w:val="single" w:color="BBBBBB" w:sz="2" w:space="0"/>
-              <w:left w:val="single" w:color="BBBBBB" w:sz="2" w:space="0"/>
-              <w:bottom w:val="single" w:color="BBBBBB" w:sz="2" w:space="0"/>
-              <w:right w:val="single" w:color="BBBBBB" w:sz="2" w:space="0"/>
+              <w:top w:val="single" w:sz="2" w:space="0" w:color="BBBBBB"/>
+              <w:left w:val="single" w:sz="2" w:space="0" w:color="BBBBBB"/>
+              <w:bottom w:val="single" w:sz="2" w:space="0" w:color="BBBBBB"/>
+              <w:right w:val="single" w:sz="2" w:space="0" w:color="BBBBBB"/>
             </w:tcBorders>
             <w:shd w:val="clear" w:color="auto" w:fill="EBF3FB"/>
             <w:tcMar>
@@ -819,10 +793,10 @@
           <w:tcPr>
             <w:tcW w:w="3249" w:type="dxa"/>
             <w:tcBorders>
-              <w:top w:val="single" w:color="BBBBBB" w:sz="2" w:space="0"/>
-              <w:left w:val="single" w:color="BBBBBB" w:sz="2" w:space="0"/>
-              <w:bottom w:val="single" w:color="BBBBBB" w:sz="2" w:space="0"/>
-              <w:right w:val="single" w:color="BBBBBB" w:sz="2" w:space="0"/>
+              <w:top w:val="single" w:sz="2" w:space="0" w:color="BBBBBB"/>
+              <w:left w:val="single" w:sz="2" w:space="0" w:color="BBBBBB"/>
+              <w:bottom w:val="single" w:sz="2" w:space="0" w:color="BBBBBB"/>
+              <w:right w:val="single" w:sz="2" w:space="0" w:color="BBBBBB"/>
             </w:tcBorders>
             <w:shd w:val="clear" w:color="auto" w:fill="EBF3FB"/>
             <w:tcMar>
@@ -834,15 +808,16 @@
             <w:vAlign w:val="center"/>
           </w:tcPr>
           <w:p>
+            <w:proofErr w:type="spellStart"/>
             <w:r>
               <w:rPr>
                 <w:color w:val="444444"/>
                 <w:sz w:val="20"/>
                 <w:szCs w:val="20"/>
-                <w:lang w:val="en-US"/>
               </w:rPr>
               <w:t>Contributor</w:t>
             </w:r>
+            <w:proofErr w:type="spellEnd"/>
             <w:r>
               <w:rPr>
                 <w:color w:val="444444"/>
@@ -851,15 +826,16 @@
               </w:rPr>
               <w:t xml:space="preserve">, </w:t>
             </w:r>
+            <w:proofErr w:type="spellStart"/>
             <w:r>
               <w:rPr>
                 <w:color w:val="444444"/>
                 <w:sz w:val="20"/>
                 <w:szCs w:val="20"/>
-                <w:lang w:val="en-US"/>
               </w:rPr>
               <w:t>Peer</w:t>
             </w:r>
+            <w:proofErr w:type="spellEnd"/>
             <w:r>
               <w:rPr>
                 <w:color w:val="444444"/>
@@ -868,15 +844,16 @@
               </w:rPr>
               <w:t xml:space="preserve"> </w:t>
             </w:r>
+            <w:proofErr w:type="spellStart"/>
             <w:r>
               <w:rPr>
                 <w:color w:val="444444"/>
                 <w:sz w:val="20"/>
                 <w:szCs w:val="20"/>
-                <w:lang w:val="en-US"/>
               </w:rPr>
               <w:t>Reviewer</w:t>
             </w:r>
+            <w:proofErr w:type="spellEnd"/>
           </w:p>
         </w:tc>
       </w:tr>
@@ -885,10 +862,10 @@
           <w:tcPr>
             <w:tcW w:w="3248" w:type="dxa"/>
             <w:tcBorders>
-              <w:top w:val="single" w:color="BBBBBB" w:sz="2" w:space="0"/>
-              <w:left w:val="single" w:color="BBBBBB" w:sz="2" w:space="0"/>
-              <w:bottom w:val="single" w:color="BBBBBB" w:sz="2" w:space="0"/>
-              <w:right w:val="single" w:color="BBBBBB" w:sz="2" w:space="0"/>
+              <w:top w:val="single" w:sz="2" w:space="0" w:color="BBBBBB"/>
+              <w:left w:val="single" w:sz="2" w:space="0" w:color="BBBBBB"/>
+              <w:bottom w:val="single" w:sz="2" w:space="0" w:color="BBBBBB"/>
+              <w:right w:val="single" w:sz="2" w:space="0" w:color="BBBBBB"/>
             </w:tcBorders>
             <w:shd w:val="clear" w:color="auto" w:fill="FFFFFF" w:themeFill="background1"/>
             <w:tcMar>
@@ -914,10 +891,10 @@
           <w:tcPr>
             <w:tcW w:w="3249" w:type="dxa"/>
             <w:tcBorders>
-              <w:top w:val="single" w:color="BBBBBB" w:sz="2" w:space="0"/>
-              <w:left w:val="single" w:color="BBBBBB" w:sz="2" w:space="0"/>
-              <w:bottom w:val="single" w:color="BBBBBB" w:sz="2" w:space="0"/>
-              <w:right w:val="single" w:color="BBBBBB" w:sz="2" w:space="0"/>
+              <w:top w:val="single" w:sz="2" w:space="0" w:color="BBBBBB"/>
+              <w:left w:val="single" w:sz="2" w:space="0" w:color="BBBBBB"/>
+              <w:bottom w:val="single" w:sz="2" w:space="0" w:color="BBBBBB"/>
+              <w:right w:val="single" w:sz="2" w:space="0" w:color="BBBBBB"/>
             </w:tcBorders>
             <w:shd w:val="clear" w:color="auto" w:fill="FFFFFF" w:themeFill="background1"/>
             <w:tcMar>
@@ -943,12 +920,81 @@
           <w:tcPr>
             <w:tcW w:w="3249" w:type="dxa"/>
             <w:tcBorders>
-              <w:top w:val="single" w:color="BBBBBB" w:sz="2" w:space="0"/>
-              <w:left w:val="single" w:color="BBBBBB" w:sz="2" w:space="0"/>
-              <w:bottom w:val="single" w:color="BBBBBB" w:sz="2" w:space="0"/>
-              <w:right w:val="single" w:color="BBBBBB" w:sz="2" w:space="0"/>
+              <w:top w:val="single" w:sz="2" w:space="0" w:color="BBBBBB"/>
+              <w:left w:val="single" w:sz="2" w:space="0" w:color="BBBBBB"/>
+              <w:bottom w:val="single" w:sz="2" w:space="0" w:color="BBBBBB"/>
+              <w:right w:val="single" w:sz="2" w:space="0" w:color="BBBBBB"/>
             </w:tcBorders>
             <w:shd w:val="clear" w:color="auto" w:fill="FFFFFF" w:themeFill="background1"/>
+            <w:tcMar>
+              <w:top w:w="80" w:type="dxa"/>
+              <w:left w:w="120" w:type="dxa"/>
+              <w:bottom w:w="80" w:type="dxa"/>
+              <w:right w:w="120" w:type="dxa"/>
+            </w:tcMar>
+            <w:vAlign w:val="center"/>
+          </w:tcPr>
+          <w:p>
+            <w:proofErr w:type="spellStart"/>
+            <w:r>
+              <w:rPr>
+                <w:color w:val="444444"/>
+                <w:sz w:val="20"/>
+                <w:szCs w:val="20"/>
+              </w:rPr>
+              <w:t>Contributor</w:t>
+            </w:r>
+            <w:proofErr w:type="spellEnd"/>
+            <w:r>
+              <w:rPr>
+                <w:color w:val="444444"/>
+                <w:sz w:val="20"/>
+                <w:szCs w:val="20"/>
+              </w:rPr>
+              <w:t xml:space="preserve">, </w:t>
+            </w:r>
+            <w:proofErr w:type="spellStart"/>
+            <w:r>
+              <w:rPr>
+                <w:color w:val="444444"/>
+                <w:sz w:val="20"/>
+                <w:szCs w:val="20"/>
+              </w:rPr>
+              <w:t>Peer</w:t>
+            </w:r>
+            <w:proofErr w:type="spellEnd"/>
+            <w:r>
+              <w:rPr>
+                <w:color w:val="444444"/>
+                <w:sz w:val="20"/>
+                <w:szCs w:val="20"/>
+              </w:rPr>
+              <w:t xml:space="preserve"> </w:t>
+            </w:r>
+            <w:proofErr w:type="spellStart"/>
+            <w:r>
+              <w:rPr>
+                <w:color w:val="444444"/>
+                <w:sz w:val="20"/>
+                <w:szCs w:val="20"/>
+              </w:rPr>
+              <w:t>Reviewer</w:t>
+            </w:r>
+            <w:proofErr w:type="spellEnd"/>
+          </w:p>
+        </w:tc>
+      </w:tr>
+      <w:tr>
+        <w:tc>
+          <w:tcPr>
+            <w:tcW w:w="3248" w:type="dxa"/>
+            <w:tcBorders>
+              <w:top w:val="single" w:sz="2" w:space="0" w:color="BBBBBB"/>
+              <w:left w:val="single" w:sz="2" w:space="0" w:color="BBBBBB"/>
+              <w:bottom w:val="single" w:sz="2" w:space="0" w:color="BBBBBB"/>
+              <w:right w:val="single" w:sz="2" w:space="0" w:color="BBBBBB"/>
+            </w:tcBorders>
+            <w:shd w:val="clear" w:color="auto" w:fill="EBF3FB"/>
             <w:tcMar>
               <w:top w:w="80" w:type="dxa"/>
               <w:left w:w="120" w:type="dxa"/>
@@ -963,77 +1009,6 @@
                 <w:color w:val="444444"/>
                 <w:sz w:val="20"/>
                 <w:szCs w:val="20"/>
-                <w:lang w:val="en-US"/>
-              </w:rPr>
-              <w:t>Contributor</w:t>
-            </w:r>
-            <w:r>
-              <w:rPr>
-                <w:color w:val="444444"/>
-                <w:sz w:val="20"/>
-                <w:szCs w:val="20"/>
-              </w:rPr>
-              <w:t xml:space="preserve">, </w:t>
-            </w:r>
-            <w:r>
-              <w:rPr>
-                <w:color w:val="444444"/>
-                <w:sz w:val="20"/>
-                <w:szCs w:val="20"/>
-                <w:lang w:val="en-US"/>
-              </w:rPr>
-              <w:t>Peer</w:t>
-            </w:r>
-            <w:r>
-              <w:rPr>
-                <w:color w:val="444444"/>
-                <w:sz w:val="20"/>
-                <w:szCs w:val="20"/>
-              </w:rPr>
-              <w:t xml:space="preserve"> </w:t>
-            </w:r>
-            <w:r>
-              <w:rPr>
-                <w:color w:val="444444"/>
-                <w:sz w:val="20"/>
-                <w:szCs w:val="20"/>
-                <w:lang w:val="en-US"/>
-              </w:rPr>
-              <w:t>Reviewer</w:t>
-            </w:r>
-          </w:p>
-        </w:tc>
-      </w:tr>
-      <w:tr>
-        <w:tc>
-          <w:tcPr>
-            <w:tcW w:w="3248" w:type="dxa"/>
-            <w:tcBorders>
-              <w:top w:val="single" w:color="BBBBBB" w:sz="2" w:space="0"/>
-              <w:left w:val="single" w:color="BBBBBB" w:sz="2" w:space="0"/>
-              <w:bottom w:val="single" w:color="BBBBBB" w:sz="2" w:space="0"/>
-              <w:right w:val="single" w:color="BBBBBB" w:sz="2" w:space="0"/>
-            </w:tcBorders>
-            <w:shd w:val="clear" w:color="auto" w:fill="EBF3FB"/>
-            <w:tcMar>
-              <w:top w:w="80" w:type="dxa"/>
-              <w:left w:w="120" w:type="dxa"/>
-              <w:bottom w:w="80" w:type="dxa"/>
-              <w:right w:w="120" w:type="dxa"/>
-            </w:tcMar>
-            <w:vAlign w:val="center"/>
-          </w:tcPr>
-          <w:p>
-            <w:pPr>
-              <w:rPr>
-                <w:lang w:val="en-US"/>
-              </w:rPr>
-            </w:pPr>
-            <w:r>
-              <w:rPr>
-                <w:color w:val="444444"/>
-                <w:sz w:val="20"/>
-                <w:szCs w:val="20"/>
               </w:rPr>
               <w:t>Γιαννακόπουλος Σωτήρης</w:t>
             </w:r>
@@ -1043,10 +1018,10 @@
           <w:tcPr>
             <w:tcW w:w="3249" w:type="dxa"/>
             <w:tcBorders>
-              <w:top w:val="single" w:color="BBBBBB" w:sz="2" w:space="0"/>
-              <w:left w:val="single" w:color="BBBBBB" w:sz="2" w:space="0"/>
-              <w:bottom w:val="single" w:color="BBBBBB" w:sz="2" w:space="0"/>
-              <w:right w:val="single" w:color="BBBBBB" w:sz="2" w:space="0"/>
+              <w:top w:val="single" w:sz="2" w:space="0" w:color="BBBBBB"/>
+              <w:left w:val="single" w:sz="2" w:space="0" w:color="BBBBBB"/>
+              <w:bottom w:val="single" w:sz="2" w:space="0" w:color="BBBBBB"/>
+              <w:right w:val="single" w:sz="2" w:space="0" w:color="BBBBBB"/>
             </w:tcBorders>
             <w:shd w:val="clear" w:color="auto" w:fill="EBF3FB"/>
             <w:tcMar>
@@ -1072,10 +1047,10 @@
           <w:tcPr>
             <w:tcW w:w="3249" w:type="dxa"/>
             <w:tcBorders>
-              <w:top w:val="single" w:color="BBBBBB" w:sz="2" w:space="0"/>
-              <w:left w:val="single" w:color="BBBBBB" w:sz="2" w:space="0"/>
-              <w:bottom w:val="single" w:color="BBBBBB" w:sz="2" w:space="0"/>
-              <w:right w:val="single" w:color="BBBBBB" w:sz="2" w:space="0"/>
+              <w:top w:val="single" w:sz="2" w:space="0" w:color="BBBBBB"/>
+              <w:left w:val="single" w:sz="2" w:space="0" w:color="BBBBBB"/>
+              <w:bottom w:val="single" w:sz="2" w:space="0" w:color="BBBBBB"/>
+              <w:right w:val="single" w:sz="2" w:space="0" w:color="BBBBBB"/>
             </w:tcBorders>
             <w:shd w:val="clear" w:color="auto" w:fill="EBF3FB"/>
             <w:tcMar>
@@ -1087,20 +1062,52 @@
             <w:vAlign w:val="center"/>
           </w:tcPr>
           <w:p>
-            <w:pPr>
-              <w:rPr>
-                <w:lang w:val="en-US"/>
-              </w:rPr>
-            </w:pPr>
+            <w:proofErr w:type="spellStart"/>
             <w:r>
               <w:rPr>
                 <w:color w:val="444444"/>
                 <w:sz w:val="20"/>
                 <w:szCs w:val="20"/>
-                <w:lang w:val="en-US"/>
               </w:rPr>
-              <w:t>Contributor, Peer Reviewer</w:t>
+              <w:t>Contributor</w:t>
             </w:r>
+            <w:proofErr w:type="spellEnd"/>
+            <w:r>
+              <w:rPr>
+                <w:color w:val="444444"/>
+                <w:sz w:val="20"/>
+                <w:szCs w:val="20"/>
+              </w:rPr>
+              <w:t xml:space="preserve">, </w:t>
+            </w:r>
+            <w:proofErr w:type="spellStart"/>
+            <w:r>
+              <w:rPr>
+                <w:color w:val="444444"/>
+                <w:sz w:val="20"/>
+                <w:szCs w:val="20"/>
+              </w:rPr>
+              <w:t>Peer</w:t>
+            </w:r>
+            <w:proofErr w:type="spellEnd"/>
+            <w:r>
+              <w:rPr>
+                <w:color w:val="444444"/>
+                <w:sz w:val="20"/>
+                <w:szCs w:val="20"/>
+              </w:rPr>
+              <w:t xml:space="preserve"> </w:t>
+            </w:r>
+            <w:proofErr w:type="spellStart"/>
+            <w:r>
+              <w:rPr>
+                <w:color w:val="444444"/>
+                <w:sz w:val="20"/>
+                <w:szCs w:val="20"/>
+              </w:rPr>
+              <w:t>Reviewer</w:t>
+            </w:r>
+            <w:proofErr w:type="spellEnd"/>
           </w:p>
         </w:tc>
       </w:tr>
@@ -1109,10 +1116,10 @@
           <w:tcPr>
             <w:tcW w:w="3248" w:type="dxa"/>
             <w:tcBorders>
-              <w:top w:val="single" w:color="BBBBBB" w:sz="2" w:space="0"/>
-              <w:left w:val="single" w:color="BBBBBB" w:sz="2" w:space="0"/>
-              <w:bottom w:val="single" w:color="BBBBBB" w:sz="2" w:space="0"/>
-              <w:right w:val="single" w:color="BBBBBB" w:sz="2" w:space="0"/>
+              <w:top w:val="single" w:sz="2" w:space="0" w:color="BBBBBB"/>
+              <w:left w:val="single" w:sz="2" w:space="0" w:color="BBBBBB"/>
+              <w:bottom w:val="single" w:sz="2" w:space="0" w:color="BBBBBB"/>
+              <w:right w:val="single" w:sz="2" w:space="0" w:color="BBBBBB"/>
             </w:tcBorders>
             <w:shd w:val="clear" w:color="auto" w:fill="FFFFFF" w:themeFill="background1"/>
             <w:tcMar>
@@ -1130,15 +1137,7 @@
                 <w:sz w:val="20"/>
                 <w:szCs w:val="20"/>
               </w:rPr>
-              <w:t>Πετρόπουλος</w:t>
-            </w:r>
-            <w:r>
-              <w:rPr>
-                <w:color w:val="444444"/>
-                <w:sz w:val="20"/>
-                <w:szCs w:val="20"/>
-              </w:rPr>
-              <w:t xml:space="preserve"> Γιώργος</w:t>
+              <w:t>Πετρόπουλος Γιώργος</w:t>
             </w:r>
           </w:p>
         </w:tc>
@@ -1146,10 +1145,10 @@
           <w:tcPr>
             <w:tcW w:w="3249" w:type="dxa"/>
             <w:tcBorders>
-              <w:top w:val="single" w:color="BBBBBB" w:sz="2" w:space="0"/>
-              <w:left w:val="single" w:color="BBBBBB" w:sz="2" w:space="0"/>
-              <w:bottom w:val="single" w:color="BBBBBB" w:sz="2" w:space="0"/>
-              <w:right w:val="single" w:color="BBBBBB" w:sz="2" w:space="0"/>
+              <w:top w:val="single" w:sz="2" w:space="0" w:color="BBBBBB"/>
+              <w:left w:val="single" w:sz="2" w:space="0" w:color="BBBBBB"/>
+              <w:bottom w:val="single" w:sz="2" w:space="0" w:color="BBBBBB"/>
+              <w:right w:val="single" w:sz="2" w:space="0" w:color="BBBBBB"/>
             </w:tcBorders>
             <w:shd w:val="clear" w:color="auto" w:fill="FFFFFF" w:themeFill="background1"/>
             <w:tcMar>
@@ -1175,10 +1174,10 @@
           <w:tcPr>
             <w:tcW w:w="3249" w:type="dxa"/>
             <w:tcBorders>
-              <w:top w:val="single" w:color="BBBBBB" w:sz="2" w:space="0"/>
-              <w:left w:val="single" w:color="BBBBBB" w:sz="2" w:space="0"/>
-              <w:bottom w:val="single" w:color="BBBBBB" w:sz="2" w:space="0"/>
-              <w:right w:val="single" w:color="BBBBBB" w:sz="2" w:space="0"/>
+              <w:top w:val="single" w:sz="2" w:space="0" w:color="BBBBBB"/>
+              <w:left w:val="single" w:sz="2" w:space="0" w:color="BBBBBB"/>
+              <w:bottom w:val="single" w:sz="2" w:space="0" w:color="BBBBBB"/>
+              <w:right w:val="single" w:sz="2" w:space="0" w:color="BBBBBB"/>
             </w:tcBorders>
             <w:shd w:val="clear" w:color="auto" w:fill="FFFFFF" w:themeFill="background1"/>
             <w:tcMar>
@@ -1190,20 +1189,52 @@
             <w:vAlign w:val="center"/>
           </w:tcPr>
           <w:p>
-            <w:pPr>
-              <w:rPr>
-                <w:lang w:val="en-US"/>
-              </w:rPr>
-            </w:pPr>
+            <w:proofErr w:type="spellStart"/>
             <w:r>
               <w:rPr>
                 <w:color w:val="444444"/>
                 <w:sz w:val="20"/>
                 <w:szCs w:val="20"/>
-                <w:lang w:val="en-US"/>
               </w:rPr>
-              <w:t>Contributor, Peer Reviewer</w:t>
+              <w:t>Contributor</w:t>
             </w:r>
+            <w:proofErr w:type="spellEnd"/>
+            <w:r>
+              <w:rPr>
+                <w:color w:val="444444"/>
+                <w:sz w:val="20"/>
+                <w:szCs w:val="20"/>
+              </w:rPr>
+              <w:t xml:space="preserve">, </w:t>
+            </w:r>
+            <w:proofErr w:type="spellStart"/>
+            <w:r>
+              <w:rPr>
+                <w:color w:val="444444"/>
+                <w:sz w:val="20"/>
+                <w:szCs w:val="20"/>
+              </w:rPr>
+              <w:t>Peer</w:t>
+            </w:r>
+            <w:proofErr w:type="spellEnd"/>
+            <w:r>
+              <w:rPr>
+                <w:color w:val="444444"/>
+                <w:sz w:val="20"/>
+                <w:szCs w:val="20"/>
+              </w:rPr>
+              <w:t xml:space="preserve"> </w:t>
+            </w:r>
+            <w:proofErr w:type="spellStart"/>
+            <w:r>
+              <w:rPr>
+                <w:color w:val="444444"/>
+                <w:sz w:val="20"/>
+                <w:szCs w:val="20"/>
+              </w:rPr>
+              <w:t>Reviewer</w:t>
+            </w:r>
+            <w:proofErr w:type="spellEnd"/>
           </w:p>
         </w:tc>
       </w:tr>
@@ -1212,10 +1243,10 @@
           <w:tcPr>
             <w:tcW w:w="3248" w:type="dxa"/>
             <w:tcBorders>
-              <w:top w:val="single" w:color="BBBBBB" w:sz="2" w:space="0"/>
-              <w:left w:val="single" w:color="BBBBBB" w:sz="2" w:space="0"/>
-              <w:bottom w:val="single" w:color="BBBBBB" w:sz="2" w:space="0"/>
-              <w:right w:val="single" w:color="BBBBBB" w:sz="2" w:space="0"/>
+              <w:top w:val="single" w:sz="2" w:space="0" w:color="BBBBBB"/>
+              <w:left w:val="single" w:sz="2" w:space="0" w:color="BBBBBB"/>
+              <w:bottom w:val="single" w:sz="2" w:space="0" w:color="BBBBBB"/>
+              <w:right w:val="single" w:sz="2" w:space="0" w:color="BBBBBB"/>
             </w:tcBorders>
             <w:shd w:val="clear" w:color="auto" w:fill="EBF3FB"/>
             <w:tcMar>
@@ -1241,10 +1272,10 @@
           <w:tcPr>
             <w:tcW w:w="3249" w:type="dxa"/>
             <w:tcBorders>
-              <w:top w:val="single" w:color="BBBBBB" w:sz="2" w:space="0"/>
-              <w:left w:val="single" w:color="BBBBBB" w:sz="2" w:space="0"/>
-              <w:bottom w:val="single" w:color="BBBBBB" w:sz="2" w:space="0"/>
-              <w:right w:val="single" w:color="BBBBBB" w:sz="2" w:space="0"/>
+              <w:top w:val="single" w:sz="2" w:space="0" w:color="BBBBBB"/>
+              <w:left w:val="single" w:sz="2" w:space="0" w:color="BBBBBB"/>
+              <w:bottom w:val="single" w:sz="2" w:space="0" w:color="BBBBBB"/>
+              <w:right w:val="single" w:sz="2" w:space="0" w:color="BBBBBB"/>
             </w:tcBorders>
             <w:shd w:val="clear" w:color="auto" w:fill="EBF3FB"/>
             <w:tcMar>
@@ -1270,10 +1301,10 @@
           <w:tcPr>
             <w:tcW w:w="3249" w:type="dxa"/>
             <w:tcBorders>
-              <w:top w:val="single" w:color="BBBBBB" w:sz="2" w:space="0"/>
-              <w:left w:val="single" w:color="BBBBBB" w:sz="2" w:space="0"/>
-              <w:bottom w:val="single" w:color="BBBBBB" w:sz="2" w:space="0"/>
-              <w:right w:val="single" w:color="BBBBBB" w:sz="2" w:space="0"/>
+              <w:top w:val="single" w:sz="2" w:space="0" w:color="BBBBBB"/>
+              <w:left w:val="single" w:sz="2" w:space="0" w:color="BBBBBB"/>
+              <w:bottom w:val="single" w:sz="2" w:space="0" w:color="BBBBBB"/>
+              <w:right w:val="single" w:sz="2" w:space="0" w:color="BBBBBB"/>
             </w:tcBorders>
             <w:shd w:val="clear" w:color="auto" w:fill="EBF3FB"/>
             <w:tcMar>
@@ -1285,20 +1316,16 @@
             <w:vAlign w:val="center"/>
           </w:tcPr>
           <w:p>
-            <w:pPr>
-              <w:rPr>
-                <w:lang w:val="en-US"/>
-              </w:rPr>
-            </w:pPr>
+            <w:proofErr w:type="spellStart"/>
             <w:r>
               <w:rPr>
                 <w:color w:val="444444"/>
                 <w:sz w:val="20"/>
                 <w:szCs w:val="20"/>
-                <w:lang w:val="en-US"/>
               </w:rPr>
               <w:t>Editor</w:t>
             </w:r>
+            <w:proofErr w:type="spellEnd"/>
             <w:r>
               <w:rPr>
                 <w:color w:val="444444"/>
@@ -1307,15 +1334,16 @@
               </w:rPr>
               <w:t xml:space="preserve">, </w:t>
             </w:r>
+            <w:proofErr w:type="spellStart"/>
             <w:r>
               <w:rPr>
                 <w:color w:val="444444"/>
                 <w:sz w:val="20"/>
                 <w:szCs w:val="20"/>
-                <w:lang w:val="en-US"/>
               </w:rPr>
               <w:t>Contributor</w:t>
             </w:r>
+            <w:proofErr w:type="spellEnd"/>
           </w:p>
         </w:tc>
       </w:tr>
@@ -1334,15 +1362,16 @@
         </w:rPr>
         <w:t>Σημείωση: Το παρόν τεχνικό κείμενο συντάχθηκε από όλα τα μέλη της ομάδας. Ο ρόλος «</w:t>
       </w:r>
+      <w:proofErr w:type="spellStart"/>
       <w:r>
         <w:rPr>
           <w:i/>
           <w:iCs/>
           <w:color w:val="888888"/>
-          <w:lang w:val="en-US"/>
         </w:rPr>
         <w:t>Editor</w:t>
       </w:r>
+      <w:proofErr w:type="spellEnd"/>
       <w:r>
         <w:rPr>
           <w:i/>
@@ -1351,15 +1380,16 @@
         </w:rPr>
         <w:t>» υποδηλώνει τον κύριο συντάκτη, «</w:t>
       </w:r>
+      <w:proofErr w:type="spellStart"/>
       <w:r>
         <w:rPr>
           <w:i/>
           <w:iCs/>
           <w:color w:val="888888"/>
-          <w:lang w:val="en-US"/>
         </w:rPr>
         <w:t>Contributor</w:t>
       </w:r>
+      <w:proofErr w:type="spellEnd"/>
       <w:r>
         <w:rPr>
           <w:i/>
@@ -1368,15 +1398,16 @@
         </w:rPr>
         <w:t>» τον/τους συνεισφέροντες και «</w:t>
       </w:r>
+      <w:proofErr w:type="spellStart"/>
       <w:r>
         <w:rPr>
           <w:i/>
           <w:iCs/>
           <w:color w:val="888888"/>
-          <w:lang w:val="en-US"/>
         </w:rPr>
         <w:t>Peer</w:t>
       </w:r>
+      <w:proofErr w:type="spellEnd"/>
       <w:r>
         <w:rPr>
           <w:i/>
@@ -1385,15 +1416,16 @@
         </w:rPr>
         <w:t xml:space="preserve"> </w:t>
       </w:r>
+      <w:proofErr w:type="spellStart"/>
       <w:r>
         <w:rPr>
           <w:i/>
           <w:iCs/>
           <w:color w:val="888888"/>
-          <w:lang w:val="en-US"/>
         </w:rPr>
         <w:t>Reviewer</w:t>
       </w:r>
+      <w:proofErr w:type="spellEnd"/>
       <w:r>
         <w:rPr>
           <w:i/>
@@ -1404,284 +1436,56 @@
       </w:r>
     </w:p>
     <w:p/>
-    <w:p>
-      <w:pPr>
-        <w:rPr>
-          <w:lang w:val="en-US"/>
-        </w:rPr>
-      </w:pPr>
-    </w:p>
-    <w:p>
-      <w:pPr>
-        <w:rPr>
-          <w:lang w:val="en-US"/>
-        </w:rPr>
-      </w:pPr>
-    </w:p>
-    <w:p>
-      <w:pPr>
-        <w:rPr>
-          <w:lang w:val="en-US"/>
-        </w:rPr>
-      </w:pPr>
-    </w:p>
-    <w:p>
-      <w:pPr>
-        <w:rPr>
-          <w:lang w:val="en-US"/>
-        </w:rPr>
-      </w:pPr>
-    </w:p>
-    <w:p>
-      <w:pPr>
-        <w:rPr>
-          <w:lang w:val="en-US"/>
-        </w:rPr>
-      </w:pPr>
-    </w:p>
-    <w:p>
-      <w:pPr>
-        <w:rPr>
-          <w:lang w:val="en-US"/>
-        </w:rPr>
-      </w:pPr>
-    </w:p>
-    <w:p>
-      <w:pPr>
-        <w:rPr>
-          <w:lang w:val="en-US"/>
-        </w:rPr>
-      </w:pPr>
-    </w:p>
-    <w:p>
-      <w:pPr>
-        <w:rPr>
-          <w:lang w:val="en-US"/>
-        </w:rPr>
-      </w:pPr>
-    </w:p>
-    <w:p>
-      <w:pPr>
-        <w:rPr>
-          <w:lang w:val="en-US"/>
-        </w:rPr>
-      </w:pPr>
-    </w:p>
-    <w:p>
-      <w:pPr>
-        <w:rPr>
-          <w:lang w:val="en-US"/>
-        </w:rPr>
-      </w:pPr>
-    </w:p>
-    <w:p>
-      <w:pPr>
-        <w:rPr>
-          <w:lang w:val="en-US"/>
-        </w:rPr>
-      </w:pPr>
-    </w:p>
-    <w:p>
-      <w:pPr>
-        <w:rPr>
-          <w:lang w:val="en-US"/>
-        </w:rPr>
-      </w:pPr>
-    </w:p>
-    <w:p>
-      <w:pPr>
-        <w:rPr>
-          <w:lang w:val="en-US"/>
-        </w:rPr>
-      </w:pPr>
-    </w:p>
-    <w:p>
-      <w:pPr>
-        <w:rPr>
-          <w:lang w:val="en-US"/>
-        </w:rPr>
-      </w:pPr>
-    </w:p>
-    <w:p>
-      <w:pPr>
-        <w:rPr>
-          <w:lang w:val="en-US"/>
-        </w:rPr>
-      </w:pPr>
-    </w:p>
-    <w:p>
-      <w:pPr>
-        <w:rPr>
-          <w:lang w:val="en-US"/>
-        </w:rPr>
-      </w:pPr>
-    </w:p>
-    <w:p>
-      <w:pPr>
-        <w:rPr>
-          <w:lang w:val="en-US"/>
-        </w:rPr>
-      </w:pPr>
-    </w:p>
-    <w:p>
-      <w:pPr>
-        <w:rPr>
-          <w:lang w:val="en-US"/>
-        </w:rPr>
-      </w:pPr>
-    </w:p>
-    <w:p>
-      <w:pPr>
-        <w:rPr>
-          <w:lang w:val="en-US"/>
-        </w:rPr>
-      </w:pPr>
-    </w:p>
-    <w:p>
-      <w:pPr>
-        <w:rPr>
-          <w:lang w:val="en-US"/>
-        </w:rPr>
-      </w:pPr>
-    </w:p>
-    <w:p>
-      <w:pPr>
-        <w:rPr>
-          <w:lang w:val="en-US"/>
-        </w:rPr>
-      </w:pPr>
-    </w:p>
-    <w:p>
-      <w:pPr>
-        <w:rPr>
-          <w:lang w:val="en-US"/>
-        </w:rPr>
-      </w:pPr>
-    </w:p>
-    <w:p>
-      <w:pPr>
-        <w:rPr>
-          <w:lang w:val="en-US"/>
-        </w:rPr>
-      </w:pPr>
-    </w:p>
-    <w:p>
-      <w:pPr>
-        <w:rPr>
-          <w:lang w:val="en-US"/>
-        </w:rPr>
-      </w:pPr>
-    </w:p>
-    <w:p>
-      <w:pPr>
-        <w:rPr>
-          <w:lang w:val="en-US"/>
-        </w:rPr>
-      </w:pPr>
-    </w:p>
-    <w:p>
-      <w:pPr>
-        <w:rPr>
-          <w:lang w:val="en-US"/>
-        </w:rPr>
-      </w:pPr>
-    </w:p>
-    <w:p>
-      <w:pPr>
-        <w:rPr>
-          <w:lang w:val="en-US"/>
-        </w:rPr>
-      </w:pPr>
-    </w:p>
-    <w:p>
-      <w:pPr>
-        <w:rPr>
-          <w:lang w:val="en-US"/>
-        </w:rPr>
-      </w:pPr>
-    </w:p>
-    <w:p>
-      <w:pPr>
-        <w:rPr>
-          <w:lang w:val="en-US"/>
-        </w:rPr>
-      </w:pPr>
-    </w:p>
-    <w:p>
-      <w:pPr>
-        <w:rPr>
-          <w:lang w:val="en-US"/>
-        </w:rPr>
-      </w:pPr>
-    </w:p>
-    <w:p>
-      <w:pPr>
-        <w:rPr>
-          <w:lang w:val="en-US"/>
-        </w:rPr>
-      </w:pPr>
-    </w:p>
-    <w:p>
-      <w:pPr>
-        <w:rPr>
-          <w:lang w:val="en-US"/>
-        </w:rPr>
-      </w:pPr>
-    </w:p>
-    <w:p>
-      <w:pPr>
-        <w:rPr>
-          <w:lang w:val="en-US"/>
-        </w:rPr>
-      </w:pPr>
-    </w:p>
-    <w:p>
-      <w:pPr>
-        <w:rPr>
-          <w:lang w:val="en-US"/>
-        </w:rPr>
-      </w:pPr>
-    </w:p>
-    <w:p>
-      <w:pPr>
-        <w:rPr>
-          <w:lang w:val="en-US"/>
-        </w:rPr>
-      </w:pPr>
-    </w:p>
-    <w:p>
-      <w:pPr>
-        <w:rPr>
-          <w:lang w:val="en-US"/>
-        </w:rPr>
-      </w:pPr>
-    </w:p>
-    <w:p>
-      <w:pPr>
-        <w:rPr>
-          <w:lang w:val="en-US"/>
-        </w:rPr>
-      </w:pPr>
-    </w:p>
-    <w:p>
-      <w:pPr>
-        <w:rPr>
-          <w:lang w:val="en-US"/>
-        </w:rPr>
-      </w:pPr>
-    </w:p>
-    <w:p>
-      <w:pPr>
-        <w:rPr>
-          <w:lang w:val="en-US"/>
-        </w:rPr>
-      </w:pPr>
-    </w:p>
+    <w:p/>
+    <w:p/>
+    <w:p/>
+    <w:p/>
+    <w:p/>
+    <w:p/>
+    <w:p/>
+    <w:p/>
+    <w:p/>
+    <w:p/>
+    <w:p/>
+    <w:p/>
+    <w:p/>
+    <w:p/>
+    <w:p/>
+    <w:p/>
+    <w:p/>
+    <w:p/>
+    <w:p/>
+    <w:p/>
+    <w:p/>
+    <w:p/>
+    <w:p/>
+    <w:p/>
+    <w:p/>
+    <w:p/>
+    <w:p/>
+    <w:p/>
+    <w:p/>
+    <w:p/>
+    <w:p/>
+    <w:p/>
+    <w:p/>
+    <w:p/>
+    <w:p/>
+    <w:p/>
+    <w:p/>
+    <w:p/>
+    <w:p/>
     <w:p>
       <w:pPr>
         <w:pStyle w:val="Heading1"/>
-      </w:pPr>
-      <w:r>
+        <w:rPr>
+          <w:lang w:val="el-GR"/>
+        </w:rPr>
+      </w:pPr>
+      <w:r>
+        <w:rPr>
+          <w:lang w:val="el-GR"/>
+        </w:rPr>
         <w:lastRenderedPageBreak/>
         <w:t>Project-description-v0.1</w:t>
       </w:r>
@@ -1689,45 +1493,42 @@
     <w:p>
       <w:pPr>
         <w:pStyle w:val="Heading2"/>
-      </w:pPr>
-      <w:r>
+        <w:rPr>
+          <w:lang w:val="el-GR"/>
+        </w:rPr>
+      </w:pPr>
+      <w:r>
+        <w:rPr>
+          <w:lang w:val="el-GR"/>
+        </w:rPr>
         <w:t>1. Εισαγωγή</w:t>
       </w:r>
     </w:p>
     <w:p>
       <w:pPr>
         <w:pStyle w:val="Heading3"/>
-      </w:pPr>
-      <w:r>
+        <w:rPr>
+          <w:lang w:val="el-GR"/>
+        </w:rPr>
+      </w:pPr>
+      <w:r>
+        <w:rPr>
+          <w:lang w:val="el-GR"/>
+        </w:rPr>
         <w:t>1.</w:t>
       </w:r>
       <w:r>
+        <w:rPr>
+          <w:lang w:val="el-GR"/>
+        </w:rPr>
         <w:t>1</w:t>
       </w:r>
       <w:r>
-        <w:t xml:space="preserve"> </w:t>
-      </w:r>
-      <w:proofErr w:type="spellStart"/>
-      <w:r>
-        <w:t>Περιγρ</w:t>
-      </w:r>
-      <w:proofErr w:type="spellEnd"/>
-      <w:r>
-        <w:t xml:space="preserve">αφή </w:t>
-      </w:r>
-      <w:proofErr w:type="spellStart"/>
-      <w:r>
-        <w:t>του</w:t>
-      </w:r>
-      <w:proofErr w:type="spellEnd"/>
-      <w:r>
-        <w:t xml:space="preserve"> </w:t>
-      </w:r>
-      <w:proofErr w:type="spellStart"/>
-      <w:r>
-        <w:t>Έργου</w:t>
-      </w:r>
-      <w:proofErr w:type="spellEnd"/>
+        <w:rPr>
+          <w:lang w:val="el-GR"/>
+        </w:rPr>
+        <w:t xml:space="preserve"> Περιγραφή του Έργου</w:t>
+      </w:r>
     </w:p>
     <w:p>
       <w:pPr>
@@ -1745,14 +1546,26 @@
     <w:p>
       <w:pPr>
         <w:pStyle w:val="Heading3"/>
-      </w:pPr>
-      <w:r>
+        <w:rPr>
+          <w:lang w:val="el-GR"/>
+        </w:rPr>
+      </w:pPr>
+      <w:r>
+        <w:rPr>
+          <w:lang w:val="el-GR"/>
+        </w:rPr>
         <w:t>1.</w:t>
       </w:r>
       <w:r>
+        <w:rPr>
+          <w:lang w:val="el-GR"/>
+        </w:rPr>
         <w:t>2</w:t>
       </w:r>
       <w:r>
+        <w:rPr>
+          <w:lang w:val="el-GR"/>
+        </w:rPr>
         <w:t xml:space="preserve">  Πρόβλημα που Επιλύεται</w:t>
       </w:r>
     </w:p>
@@ -1832,20 +1645,27 @@
     <w:p>
       <w:pPr>
         <w:pStyle w:val="Heading3"/>
-      </w:pPr>
-      <w:proofErr w:type="gramStart"/>
-      <w:r>
+        <w:rPr>
+          <w:lang w:val="el-GR"/>
+        </w:rPr>
+      </w:pPr>
+      <w:r>
+        <w:rPr>
+          <w:lang w:val="el-GR"/>
+        </w:rPr>
         <w:t>1.</w:t>
       </w:r>
       <w:r>
+        <w:rPr>
+          <w:lang w:val="el-GR"/>
+        </w:rPr>
         <w:t>3</w:t>
       </w:r>
       <w:r>
-        <w:t xml:space="preserve">  Σκοπός</w:t>
-      </w:r>
-      <w:proofErr w:type="gramEnd"/>
-      <w:r>
-        <w:t xml:space="preserve"> και Όραμα</w:t>
+        <w:rPr>
+          <w:lang w:val="el-GR"/>
+        </w:rPr>
+        <w:t xml:space="preserve">  Σκοπός και Όραμα</w:t>
       </w:r>
     </w:p>
     <w:p>
@@ -1892,6 +1712,9 @@
     <w:p>
       <w:pPr>
         <w:pStyle w:val="Heading2"/>
+        <w:rPr>
+          <w:lang w:val="el-GR"/>
+        </w:rPr>
       </w:pPr>
       <w:r>
         <w:rPr>
@@ -1904,7 +1727,35 @@
         <w:rPr>
           <w:lang w:val="el-GR"/>
         </w:rPr>
-        <w:t>. Ενδεικτικές Οθόνες (Mock-up Screens)</w:t>
+        <w:t>. Ενδεικτικές Οθόνες (</w:t>
+      </w:r>
+      <w:proofErr w:type="spellStart"/>
+      <w:r>
+        <w:rPr>
+          <w:lang w:val="el-GR"/>
+        </w:rPr>
+        <w:t>Mock-up</w:t>
+      </w:r>
+      <w:proofErr w:type="spellEnd"/>
+      <w:r>
+        <w:rPr>
+          <w:lang w:val="el-GR"/>
+        </w:rPr>
+        <w:t xml:space="preserve"> </w:t>
+      </w:r>
+      <w:proofErr w:type="spellStart"/>
+      <w:r>
+        <w:rPr>
+          <w:lang w:val="el-GR"/>
+        </w:rPr>
+        <w:t>Screens</w:t>
+      </w:r>
+      <w:proofErr w:type="spellEnd"/>
+      <w:r>
+        <w:rPr>
+          <w:lang w:val="el-GR"/>
+        </w:rPr>
+        <w:t>)</w:t>
       </w:r>
     </w:p>
     <w:p>
@@ -1923,8 +1774,14 @@
     <w:p>
       <w:pPr>
         <w:pStyle w:val="Heading3"/>
-      </w:pPr>
-      <w:r>
+        <w:rPr>
+          <w:lang w:val="el-GR"/>
+        </w:rPr>
+      </w:pPr>
+      <w:r>
+        <w:rPr>
+          <w:lang w:val="el-GR"/>
+        </w:rPr>
         <w:t>Εικόνα 1 – Αρχική Σελίδα / Αναζήτηση Δεξιοτήτων</w:t>
       </w:r>
     </w:p>
@@ -1933,12 +1790,12 @@
       <w:tblPr>
         <w:tblW w:w="9746" w:type="dxa"/>
         <w:tblBorders>
-          <w:top w:val="single" w:color="auto" w:sz="4" w:space="0"/>
-          <w:left w:val="single" w:color="auto" w:sz="4" w:space="0"/>
-          <w:bottom w:val="single" w:color="auto" w:sz="4" w:space="0"/>
-          <w:right w:val="single" w:color="auto" w:sz="4" w:space="0"/>
-          <w:insideH w:val="single" w:color="auto" w:sz="4" w:space="0"/>
-          <w:insideV w:val="single" w:color="auto" w:sz="4" w:space="0"/>
+          <w:top w:val="single" w:sz="4" w:space="0" w:color="auto"/>
+          <w:left w:val="single" w:sz="4" w:space="0" w:color="auto"/>
+          <w:bottom w:val="single" w:sz="4" w:space="0" w:color="auto"/>
+          <w:right w:val="single" w:sz="4" w:space="0" w:color="auto"/>
+          <w:insideH w:val="single" w:sz="4" w:space="0" w:color="auto"/>
+          <w:insideV w:val="single" w:sz="4" w:space="0" w:color="auto"/>
         </w:tblBorders>
         <w:tblCellMar>
           <w:left w:w="10" w:type="dxa"/>
@@ -1954,10 +1811,10 @@
           <w:tcPr>
             <w:tcW w:w="9746" w:type="dxa"/>
             <w:tcBorders>
-              <w:top w:val="dashed" w:color="2E75B6" w:sz="4" w:space="0"/>
-              <w:left w:val="dashed" w:color="2E75B6" w:sz="4" w:space="0"/>
-              <w:bottom w:val="dashed" w:color="2E75B6" w:sz="4" w:space="0"/>
-              <w:right w:val="dashed" w:color="2E75B6" w:sz="4" w:space="0"/>
+              <w:top w:val="dashed" w:sz="4" w:space="0" w:color="2E75B6"/>
+              <w:left w:val="dashed" w:sz="4" w:space="0" w:color="2E75B6"/>
+              <w:bottom w:val="dashed" w:sz="4" w:space="0" w:color="2E75B6"/>
+              <w:right w:val="dashed" w:sz="4" w:space="0" w:color="2E75B6"/>
             </w:tcBorders>
             <w:shd w:val="clear" w:color="auto" w:fill="EBF3FB"/>
             <w:tcMar>
@@ -1973,9 +1830,6 @@
               <w:jc w:val="center"/>
             </w:pPr>
             <w:r>
-              <w:rPr>
-                <w:noProof/>
-              </w:rPr>
               <w:drawing>
                 <wp:inline distT="0" distB="0" distL="0" distR="0" wp14:anchorId="37042D24" wp14:editId="3644888F">
                   <wp:extent cx="6188710" cy="4181475"/>
@@ -2035,7 +1889,7 @@
           <w:iCs/>
           <w:color w:val="888888"/>
         </w:rPr>
-        <w:t xml:space="preserve"> </w:t>
+        <w:t xml:space="preserve"> να δει πρόσφατα αναρτημένες αγγελίες</w:t>
       </w:r>
       <w:r>
         <w:rPr>
@@ -2043,7 +1897,7 @@
           <w:iCs/>
           <w:color w:val="888888"/>
         </w:rPr>
-        <w:t>να δει πρόσφατα αναρτημένες αγγελίες</w:t>
+        <w:t xml:space="preserve"> και</w:t>
       </w:r>
       <w:r>
         <w:rPr>
@@ -2051,7 +1905,7 @@
           <w:iCs/>
           <w:color w:val="888888"/>
         </w:rPr>
-        <w:t xml:space="preserve"> και</w:t>
+        <w:t xml:space="preserve"> να αναζητά δεξιότητες βάσει κατηγορίας</w:t>
       </w:r>
       <w:r>
         <w:rPr>
@@ -2059,7 +1913,7 @@
           <w:iCs/>
           <w:color w:val="888888"/>
         </w:rPr>
-        <w:t xml:space="preserve"> να αναζητά δεξιότητες βάσει κατηγορίας</w:t>
+        <w:t xml:space="preserve"> </w:t>
       </w:r>
       <w:r>
         <w:rPr>
@@ -2067,7 +1921,7 @@
           <w:iCs/>
           <w:color w:val="888888"/>
         </w:rPr>
-        <w:t xml:space="preserve"> </w:t>
+        <w:t>ή</w:t>
       </w:r>
       <w:r>
         <w:rPr>
@@ -2075,56 +1929,31 @@
           <w:iCs/>
           <w:color w:val="888888"/>
         </w:rPr>
-        <w:t>ή</w:t>
-      </w:r>
+        <w:t xml:space="preserve"> τύπου διάθεσης (Skill </w:t>
+      </w:r>
+      <w:proofErr w:type="spellStart"/>
       <w:r>
         <w:rPr>
           <w:i/>
           <w:iCs/>
           <w:color w:val="888888"/>
         </w:rPr>
-        <w:t xml:space="preserve"> τύπου διάθεσης (</w:t>
-      </w:r>
+        <w:t>Swap</w:t>
+      </w:r>
+      <w:proofErr w:type="spellEnd"/>
       <w:r>
         <w:rPr>
           <w:i/>
           <w:iCs/>
           <w:color w:val="888888"/>
-          <w:lang w:val="en-US"/>
-        </w:rPr>
-        <w:t>Skill</w:t>
+        </w:rPr>
+        <w:t xml:space="preserve"> / </w:t>
       </w:r>
       <w:r>
         <w:rPr>
           <w:i/>
           <w:iCs/>
           <w:color w:val="888888"/>
-        </w:rPr>
-        <w:t xml:space="preserve"> </w:t>
-      </w:r>
-      <w:r>
-        <w:rPr>
-          <w:i/>
-          <w:iCs/>
-          <w:color w:val="888888"/>
-          <w:lang w:val="en-US"/>
-        </w:rPr>
-        <w:t>Swap</w:t>
-      </w:r>
-      <w:r>
-        <w:rPr>
-          <w:i/>
-          <w:iCs/>
-          <w:color w:val="888888"/>
-        </w:rPr>
-        <w:t xml:space="preserve"> / </w:t>
-      </w:r>
-      <w:r>
-        <w:rPr>
-          <w:i/>
-          <w:iCs/>
-          <w:color w:val="888888"/>
-          <w:lang w:val="en-US"/>
         </w:rPr>
         <w:t>Marketplace</w:t>
       </w:r>
@@ -2156,8 +1985,14 @@
     <w:p>
       <w:pPr>
         <w:pStyle w:val="Heading3"/>
-      </w:pPr>
-      <w:r>
+        <w:rPr>
+          <w:lang w:val="el-GR"/>
+        </w:rPr>
+      </w:pPr>
+      <w:r>
+        <w:rPr>
+          <w:lang w:val="el-GR"/>
+        </w:rPr>
         <w:t>Εικόνα 2 – Προφίλ Χρήστη &amp; Αξιολογήσεις</w:t>
       </w:r>
     </w:p>
@@ -2166,12 +2001,12 @@
       <w:tblPr>
         <w:tblW w:w="9746" w:type="dxa"/>
         <w:tblBorders>
-          <w:top w:val="single" w:color="auto" w:sz="4" w:space="0"/>
-          <w:left w:val="single" w:color="auto" w:sz="4" w:space="0"/>
-          <w:bottom w:val="single" w:color="auto" w:sz="4" w:space="0"/>
-          <w:right w:val="single" w:color="auto" w:sz="4" w:space="0"/>
-          <w:insideH w:val="single" w:color="auto" w:sz="4" w:space="0"/>
-          <w:insideV w:val="single" w:color="auto" w:sz="4" w:space="0"/>
+          <w:top w:val="single" w:sz="4" w:space="0" w:color="auto"/>
+          <w:left w:val="single" w:sz="4" w:space="0" w:color="auto"/>
+          <w:bottom w:val="single" w:sz="4" w:space="0" w:color="auto"/>
+          <w:right w:val="single" w:sz="4" w:space="0" w:color="auto"/>
+          <w:insideH w:val="single" w:sz="4" w:space="0" w:color="auto"/>
+          <w:insideV w:val="single" w:sz="4" w:space="0" w:color="auto"/>
         </w:tblBorders>
         <w:tblCellMar>
           <w:left w:w="10" w:type="dxa"/>
@@ -2187,10 +2022,10 @@
           <w:tcPr>
             <w:tcW w:w="9746" w:type="dxa"/>
             <w:tcBorders>
-              <w:top w:val="dashed" w:color="2E75B6" w:sz="4" w:space="0"/>
-              <w:left w:val="dashed" w:color="2E75B6" w:sz="4" w:space="0"/>
-              <w:bottom w:val="dashed" w:color="2E75B6" w:sz="4" w:space="0"/>
-              <w:right w:val="dashed" w:color="2E75B6" w:sz="4" w:space="0"/>
+              <w:top w:val="dashed" w:sz="4" w:space="0" w:color="2E75B6"/>
+              <w:left w:val="dashed" w:sz="4" w:space="0" w:color="2E75B6"/>
+              <w:bottom w:val="dashed" w:sz="4" w:space="0" w:color="2E75B6"/>
+              <w:right w:val="dashed" w:sz="4" w:space="0" w:color="2E75B6"/>
             </w:tcBorders>
             <w:shd w:val="clear" w:color="auto" w:fill="EBF3FB"/>
             <w:tcMar>
@@ -2206,9 +2041,6 @@
               <w:jc w:val="center"/>
             </w:pPr>
             <w:r>
-              <w:rPr>
-                <w:noProof/>
-              </w:rPr>
               <w:lastRenderedPageBreak/>
               <w:drawing>
                 <wp:inline distT="0" distB="0" distL="0" distR="0" wp14:anchorId="65949980" wp14:editId="10D19DDE">
@@ -2367,45 +2199,27 @@
     <w:p/>
     <w:p/>
     <w:p/>
-    <w:p>
-      <w:pPr>
-        <w:rPr>
-          <w:lang w:val="en-US"/>
-        </w:rPr>
-      </w:pPr>
-    </w:p>
-    <w:p>
-      <w:pPr>
-        <w:rPr>
-          <w:lang w:val="en-US"/>
-        </w:rPr>
-      </w:pPr>
-    </w:p>
-    <w:p>
-      <w:pPr>
-        <w:rPr>
-          <w:lang w:val="en-US"/>
-        </w:rPr>
-      </w:pPr>
-    </w:p>
-    <w:p>
-      <w:pPr>
-        <w:rPr>
-          <w:lang w:val="en-US"/>
-        </w:rPr>
-      </w:pPr>
-    </w:p>
     <w:p/>
     <w:p/>
     <w:p/>
     <w:p/>
     <w:p/>
     <w:p/>
+    <w:p/>
+    <w:p/>
+    <w:p/>
+    <w:p/>
     <w:p>
       <w:pPr>
         <w:pStyle w:val="Heading3"/>
-      </w:pPr>
-      <w:r>
+        <w:rPr>
+          <w:lang w:val="el-GR"/>
+        </w:rPr>
+      </w:pPr>
+      <w:r>
+        <w:rPr>
+          <w:lang w:val="el-GR"/>
+        </w:rPr>
         <w:lastRenderedPageBreak/>
         <w:t>Εικόνα 3 – Ανάρτηση Νέας Δεξιότητας</w:t>
       </w:r>
@@ -2415,12 +2229,12 @@
       <w:tblPr>
         <w:tblW w:w="9746" w:type="dxa"/>
         <w:tblBorders>
-          <w:top w:val="single" w:color="auto" w:sz="4" w:space="0"/>
-          <w:left w:val="single" w:color="auto" w:sz="4" w:space="0"/>
-          <w:bottom w:val="single" w:color="auto" w:sz="4" w:space="0"/>
-          <w:right w:val="single" w:color="auto" w:sz="4" w:space="0"/>
-          <w:insideH w:val="single" w:color="auto" w:sz="4" w:space="0"/>
-          <w:insideV w:val="single" w:color="auto" w:sz="4" w:space="0"/>
+          <w:top w:val="single" w:sz="4" w:space="0" w:color="auto"/>
+          <w:left w:val="single" w:sz="4" w:space="0" w:color="auto"/>
+          <w:bottom w:val="single" w:sz="4" w:space="0" w:color="auto"/>
+          <w:right w:val="single" w:sz="4" w:space="0" w:color="auto"/>
+          <w:insideH w:val="single" w:sz="4" w:space="0" w:color="auto"/>
+          <w:insideV w:val="single" w:sz="4" w:space="0" w:color="auto"/>
         </w:tblBorders>
         <w:tblCellMar>
           <w:left w:w="10" w:type="dxa"/>
@@ -2436,10 +2250,10 @@
           <w:tcPr>
             <w:tcW w:w="9746" w:type="dxa"/>
             <w:tcBorders>
-              <w:top w:val="dashed" w:color="2E75B6" w:sz="4" w:space="0"/>
-              <w:left w:val="dashed" w:color="2E75B6" w:sz="4" w:space="0"/>
-              <w:bottom w:val="dashed" w:color="2E75B6" w:sz="4" w:space="0"/>
-              <w:right w:val="dashed" w:color="2E75B6" w:sz="4" w:space="0"/>
+              <w:top w:val="dashed" w:sz="4" w:space="0" w:color="2E75B6"/>
+              <w:left w:val="dashed" w:sz="4" w:space="0" w:color="2E75B6"/>
+              <w:bottom w:val="dashed" w:sz="4" w:space="0" w:color="2E75B6"/>
+              <w:right w:val="dashed" w:sz="4" w:space="0" w:color="2E75B6"/>
             </w:tcBorders>
             <w:shd w:val="clear" w:color="auto" w:fill="EBF3FB"/>
             <w:tcMar>
@@ -2455,9 +2269,6 @@
               <w:jc w:val="center"/>
             </w:pPr>
             <w:r>
-              <w:rPr>
-                <w:noProof/>
-              </w:rPr>
               <w:drawing>
                 <wp:inline distT="0" distB="0" distL="0" distR="0" wp14:anchorId="19717C5E" wp14:editId="31BCEFC6">
                   <wp:extent cx="6188710" cy="7184390"/>
@@ -2559,15 +2370,16 @@
         </w:rPr>
         <w:t xml:space="preserve"> τύπο διάθεσης (</w:t>
       </w:r>
+      <w:proofErr w:type="spellStart"/>
       <w:r>
         <w:rPr>
           <w:i/>
           <w:iCs/>
           <w:color w:val="888888"/>
-          <w:lang w:val="en-US"/>
         </w:rPr>
         <w:t>Swap</w:t>
       </w:r>
+      <w:proofErr w:type="spellEnd"/>
       <w:r>
         <w:rPr>
           <w:i/>
@@ -2579,26 +2391,20 @@
     </w:p>
     <w:p/>
     <w:p/>
-    <w:p>
-      <w:pPr>
-        <w:rPr>
-          <w:lang w:val="en-US"/>
-        </w:rPr>
-      </w:pPr>
-    </w:p>
-    <w:p>
-      <w:pPr>
-        <w:rPr>
-          <w:lang w:val="en-US"/>
-        </w:rPr>
-      </w:pPr>
-    </w:p>
     <w:p/>
+    <w:p/>
+    <w:p/>
     <w:p>
       <w:pPr>
         <w:pStyle w:val="Heading3"/>
-      </w:pPr>
-      <w:r>
+        <w:rPr>
+          <w:lang w:val="el-GR"/>
+        </w:rPr>
+      </w:pPr>
+      <w:r>
+        <w:rPr>
+          <w:lang w:val="el-GR"/>
+        </w:rPr>
         <w:lastRenderedPageBreak/>
         <w:t>Εικόνα 4 – Αίτημα Ανταλλαγής / Αγοράς</w:t>
       </w:r>
@@ -2608,12 +2414,12 @@
       <w:tblPr>
         <w:tblW w:w="9746" w:type="dxa"/>
         <w:tblBorders>
-          <w:top w:val="single" w:color="auto" w:sz="4" w:space="0"/>
-          <w:left w:val="single" w:color="auto" w:sz="4" w:space="0"/>
-          <w:bottom w:val="single" w:color="auto" w:sz="4" w:space="0"/>
-          <w:right w:val="single" w:color="auto" w:sz="4" w:space="0"/>
-          <w:insideH w:val="single" w:color="auto" w:sz="4" w:space="0"/>
-          <w:insideV w:val="single" w:color="auto" w:sz="4" w:space="0"/>
+          <w:top w:val="single" w:sz="4" w:space="0" w:color="auto"/>
+          <w:left w:val="single" w:sz="4" w:space="0" w:color="auto"/>
+          <w:bottom w:val="single" w:sz="4" w:space="0" w:color="auto"/>
+          <w:right w:val="single" w:sz="4" w:space="0" w:color="auto"/>
+          <w:insideH w:val="single" w:sz="4" w:space="0" w:color="auto"/>
+          <w:insideV w:val="single" w:sz="4" w:space="0" w:color="auto"/>
         </w:tblBorders>
         <w:tblCellMar>
           <w:left w:w="10" w:type="dxa"/>
@@ -2629,10 +2435,10 @@
           <w:tcPr>
             <w:tcW w:w="9746" w:type="dxa"/>
             <w:tcBorders>
-              <w:top w:val="dashed" w:color="2E75B6" w:sz="4" w:space="0"/>
-              <w:left w:val="dashed" w:color="2E75B6" w:sz="4" w:space="0"/>
-              <w:bottom w:val="dashed" w:color="2E75B6" w:sz="4" w:space="0"/>
-              <w:right w:val="dashed" w:color="2E75B6" w:sz="4" w:space="0"/>
+              <w:top w:val="dashed" w:sz="4" w:space="0" w:color="2E75B6"/>
+              <w:left w:val="dashed" w:sz="4" w:space="0" w:color="2E75B6"/>
+              <w:bottom w:val="dashed" w:sz="4" w:space="0" w:color="2E75B6"/>
+              <w:right w:val="dashed" w:sz="4" w:space="0" w:color="2E75B6"/>
             </w:tcBorders>
             <w:shd w:val="clear" w:color="auto" w:fill="EBF3FB"/>
             <w:tcMar>
@@ -2648,9 +2454,6 @@
               <w:jc w:val="center"/>
             </w:pPr>
             <w:r>
-              <w:rPr>
-                <w:noProof/>
-              </w:rPr>
               <w:drawing>
                 <wp:inline distT="0" distB="0" distL="0" distR="0" wp14:anchorId="3212D2A8" wp14:editId="172833CD">
                   <wp:extent cx="6188710" cy="6371590"/>
@@ -2777,12 +2580,21 @@
     <w:p>
       <w:pPr>
         <w:pStyle w:val="Heading2"/>
-      </w:pPr>
-      <w:r>
+        <w:rPr>
+          <w:lang w:val="el-GR"/>
+        </w:rPr>
+      </w:pPr>
+      <w:r>
+        <w:rPr>
+          <w:lang w:val="el-GR"/>
+        </w:rPr>
         <w:lastRenderedPageBreak/>
         <w:t>3</w:t>
       </w:r>
       <w:r>
+        <w:rPr>
+          <w:lang w:val="el-GR"/>
+        </w:rPr>
         <w:t>. Τι ΔΕΝ είναι το SkillUs</w:t>
       </w:r>
     </w:p>
@@ -2837,12 +2649,15 @@
         </w:rPr>
         <w:t xml:space="preserve">ΔΕΝ είναι πλατφόρμα αναζήτησης εργασίας ή </w:t>
       </w:r>
+      <w:proofErr w:type="spellStart"/>
       <w:r>
         <w:rPr>
           <w:color w:val="444444"/>
+          <w:lang w:val="el-GR"/>
         </w:rPr>
         <w:t>freelancing</w:t>
       </w:r>
+      <w:proofErr w:type="spellEnd"/>
       <w:r>
         <w:rPr>
           <w:color w:val="444444"/>
@@ -2850,12 +2665,15 @@
         </w:rPr>
         <w:t xml:space="preserve"> (π.χ. </w:t>
       </w:r>
+      <w:proofErr w:type="spellStart"/>
       <w:r>
         <w:rPr>
           <w:color w:val="444444"/>
+          <w:lang w:val="el-GR"/>
         </w:rPr>
         <w:t>Upwork</w:t>
       </w:r>
+      <w:proofErr w:type="spellEnd"/>
       <w:r>
         <w:rPr>
           <w:color w:val="444444"/>
@@ -2888,11 +2706,20 @@
     <w:p>
       <w:pPr>
         <w:pStyle w:val="Heading2"/>
-      </w:pPr>
-      <w:r>
+        <w:rPr>
+          <w:lang w:val="el-GR"/>
+        </w:rPr>
+      </w:pPr>
+      <w:r>
+        <w:rPr>
+          <w:lang w:val="el-GR"/>
+        </w:rPr>
         <w:t>4</w:t>
       </w:r>
       <w:r>
+        <w:rPr>
+          <w:lang w:val="el-GR"/>
+        </w:rPr>
         <w:t>. Εργαλεία που Χρησιμοποιήθηκαν</w:t>
       </w:r>
     </w:p>
@@ -2947,38 +2774,31 @@
         </w:rPr>
         <w:t>Figma: Σχεδιασμός των ενδεικτικών οθονών (</w:t>
       </w:r>
+      <w:proofErr w:type="spellStart"/>
       <w:r>
         <w:rPr>
           <w:color w:val="444444"/>
-        </w:rPr>
-        <w:t>mock</w:t>
-      </w:r>
+          <w:lang w:val="el-GR"/>
+        </w:rPr>
+        <w:t>mock-up</w:t>
+      </w:r>
+      <w:proofErr w:type="spellEnd"/>
       <w:r>
         <w:rPr>
           <w:color w:val="444444"/>
           <w:lang w:val="el-GR"/>
         </w:rPr>
-        <w:t>-</w:t>
-      </w:r>
+        <w:t xml:space="preserve"> </w:t>
+      </w:r>
+      <w:proofErr w:type="spellStart"/>
       <w:r>
         <w:rPr>
           <w:color w:val="444444"/>
-        </w:rPr>
-        <w:t>up</w:t>
-      </w:r>
-      <w:r>
-        <w:rPr>
-          <w:color w:val="444444"/>
-          <w:lang w:val="el-GR"/>
-        </w:rPr>
-        <w:t xml:space="preserve"> </w:t>
-      </w:r>
-      <w:r>
-        <w:rPr>
-          <w:color w:val="444444"/>
+          <w:lang w:val="el-GR"/>
         </w:rPr>
         <w:t>screens</w:t>
       </w:r>
+      <w:proofErr w:type="spellEnd"/>
       <w:r>
         <w:rPr>
           <w:color w:val="444444"/>
@@ -3002,43 +2822,31 @@
       <w:r>
         <w:rPr>
           <w:color w:val="444444"/>
-        </w:rPr>
-        <w:t>ClickUp</w:t>
+          <w:lang w:val="el-GR"/>
+        </w:rPr>
+        <w:t xml:space="preserve">ClickUp: Οργάνωση ομάδας, </w:t>
       </w:r>
       <w:r>
         <w:rPr>
           <w:color w:val="444444"/>
           <w:lang w:val="el-GR"/>
         </w:rPr>
-        <w:t xml:space="preserve">: Οργάνωση ομάδας, </w:t>
+        <w:t>διαχείριση-ανάθεση-</w:t>
       </w:r>
       <w:r>
         <w:rPr>
           <w:color w:val="444444"/>
           <w:lang w:val="el-GR"/>
         </w:rPr>
-        <w:t>διαχείριση-ανάθεση-</w:t>
-      </w:r>
-      <w:r>
-        <w:rPr>
-          <w:color w:val="444444"/>
-          <w:lang w:val="el-GR"/>
-        </w:rPr>
         <w:t>αξιολόγηση διεργασιών.</w:t>
       </w:r>
     </w:p>
-    <w:p>
-      <w:pPr>
-        <w:rPr>
-          <w:lang w:val="en-US"/>
-        </w:rPr>
-      </w:pPr>
-    </w:p>
     <w:p/>
+    <w:p/>
     <w:p>
       <w:pPr>
         <w:pBdr>
-          <w:top w:val="single" w:color="2E75B6" w:sz="4" w:space="4"/>
+          <w:top w:val="single" w:sz="4" w:space="4" w:color="2E75B6"/>
         </w:pBdr>
         <w:spacing w:before="240"/>
         <w:jc w:val="center"/>
@@ -3048,7 +2856,6 @@
           <w:color w:val="888888"/>
           <w:sz w:val="18"/>
           <w:szCs w:val="18"/>
-          <w:lang w:val="en-US"/>
         </w:rPr>
       </w:pPr>
       <w:r>
@@ -3058,11 +2865,17 @@
           <w:color w:val="888888"/>
           <w:sz w:val="18"/>
           <w:szCs w:val="18"/>
-          <w:lang w:val="en-US"/>
-        </w:rPr>
-        <w:t xml:space="preserve">SkillUs — Project-description-v0.1 | </w:t>
-      </w:r>
-      <w:r>
+        </w:rPr>
+        <w:t>SkillUs — Project-description-v0.1 | Τεχνολογία Λογισμικού</w:t>
+      </w:r>
+    </w:p>
+    <w:p>
+      <w:pPr>
+        <w:pBdr>
+          <w:top w:val="single" w:sz="4" w:space="4" w:color="2E75B6"/>
+        </w:pBdr>
+        <w:spacing w:before="240"/>
+        <w:jc w:val="center"/>
         <w:rPr>
           <w:i/>
           <w:iCs/>
@@ -3070,20 +2883,31 @@
           <w:sz w:val="18"/>
           <w:szCs w:val="18"/>
         </w:rPr>
-        <w:t>Τεχνολογία</w:t>
-      </w:r>
-      <w:r>
+      </w:pPr>
+    </w:p>
+    <w:p>
+      <w:pPr>
+        <w:pBdr>
+          <w:top w:val="single" w:sz="4" w:space="4" w:color="2E75B6"/>
+        </w:pBdr>
+        <w:spacing w:before="240"/>
+        <w:jc w:val="center"/>
         <w:rPr>
           <w:i/>
           <w:iCs/>
           <w:color w:val="888888"/>
           <w:sz w:val="18"/>
           <w:szCs w:val="18"/>
-          <w:lang w:val="en-US"/>
-        </w:rPr>
-        <w:t xml:space="preserve"> </w:t>
-      </w:r>
-      <w:r>
+        </w:rPr>
+      </w:pPr>
+    </w:p>
+    <w:p>
+      <w:pPr>
+        <w:pBdr>
+          <w:top w:val="single" w:sz="4" w:space="4" w:color="2E75B6"/>
+        </w:pBdr>
+        <w:spacing w:before="240"/>
+        <w:jc w:val="center"/>
         <w:rPr>
           <w:i/>
           <w:iCs/>
@@ -3091,13 +2915,12 @@
           <w:sz w:val="18"/>
           <w:szCs w:val="18"/>
         </w:rPr>
-        <w:t>Λογισμικού</w:t>
-      </w:r>
+      </w:pPr>
     </w:p>
     <w:p>
       <w:pPr>
         <w:pBdr>
-          <w:top w:val="single" w:color="2E75B6" w:sz="4" w:space="4"/>
+          <w:top w:val="single" w:sz="4" w:space="4" w:color="2E75B6"/>
         </w:pBdr>
         <w:spacing w:before="240"/>
         <w:jc w:val="center"/>
@@ -3107,14 +2930,13 @@
           <w:color w:val="888888"/>
           <w:sz w:val="18"/>
           <w:szCs w:val="18"/>
-          <w:lang w:val="en-US"/>
         </w:rPr>
       </w:pPr>
     </w:p>
     <w:p>
       <w:pPr>
         <w:pBdr>
-          <w:top w:val="single" w:color="2E75B6" w:sz="4" w:space="4"/>
+          <w:top w:val="single" w:sz="4" w:space="4" w:color="2E75B6"/>
         </w:pBdr>
         <w:spacing w:before="240"/>
         <w:jc w:val="center"/>
@@ -3130,7 +2952,7 @@
     <w:p>
       <w:pPr>
         <w:pBdr>
-          <w:top w:val="single" w:color="2E75B6" w:sz="4" w:space="4"/>
+          <w:top w:val="single" w:sz="4" w:space="4" w:color="2E75B6"/>
         </w:pBdr>
         <w:spacing w:before="240"/>
         <w:jc w:val="center"/>
@@ -3146,7 +2968,7 @@
     <w:p>
       <w:pPr>
         <w:pBdr>
-          <w:top w:val="single" w:color="2E75B6" w:sz="4" w:space="4"/>
+          <w:top w:val="single" w:sz="4" w:space="4" w:color="2E75B6"/>
         </w:pBdr>
         <w:spacing w:before="240"/>
         <w:jc w:val="center"/>
@@ -3162,7 +2984,7 @@
     <w:p>
       <w:pPr>
         <w:pBdr>
-          <w:top w:val="single" w:color="2E75B6" w:sz="4" w:space="4"/>
+          <w:top w:val="single" w:sz="4" w:space="4" w:color="2E75B6"/>
         </w:pBdr>
         <w:spacing w:before="240"/>
         <w:jc w:val="center"/>
@@ -3178,7 +3000,7 @@
     <w:p>
       <w:pPr>
         <w:pBdr>
-          <w:top w:val="single" w:color="2E75B6" w:sz="4" w:space="4"/>
+          <w:top w:val="single" w:sz="4" w:space="4" w:color="2E75B6"/>
         </w:pBdr>
         <w:spacing w:before="240"/>
         <w:jc w:val="center"/>
@@ -3194,7 +3016,7 @@
     <w:p>
       <w:pPr>
         <w:pBdr>
-          <w:top w:val="single" w:color="2E75B6" w:sz="4" w:space="4"/>
+          <w:top w:val="single" w:sz="4" w:space="4" w:color="2E75B6"/>
         </w:pBdr>
         <w:spacing w:before="240"/>
         <w:jc w:val="center"/>
@@ -3210,7 +3032,7 @@
     <w:p>
       <w:pPr>
         <w:pBdr>
-          <w:top w:val="single" w:color="2E75B6" w:sz="4" w:space="4"/>
+          <w:top w:val="single" w:sz="4" w:space="4" w:color="2E75B6"/>
         </w:pBdr>
         <w:spacing w:before="240"/>
         <w:jc w:val="center"/>
@@ -3226,7 +3048,7 @@
     <w:p>
       <w:pPr>
         <w:pBdr>
-          <w:top w:val="single" w:color="2E75B6" w:sz="4" w:space="4"/>
+          <w:top w:val="single" w:sz="4" w:space="4" w:color="2E75B6"/>
         </w:pBdr>
         <w:spacing w:before="240"/>
         <w:jc w:val="center"/>
@@ -3242,7 +3064,7 @@
     <w:p>
       <w:pPr>
         <w:pBdr>
-          <w:top w:val="single" w:color="2E75B6" w:sz="4" w:space="4"/>
+          <w:top w:val="single" w:sz="4" w:space="4" w:color="2E75B6"/>
         </w:pBdr>
         <w:spacing w:before="240"/>
         <w:jc w:val="center"/>
@@ -3258,7 +3080,7 @@
     <w:p>
       <w:pPr>
         <w:pBdr>
-          <w:top w:val="single" w:color="2E75B6" w:sz="4" w:space="4"/>
+          <w:top w:val="single" w:sz="4" w:space="4" w:color="2E75B6"/>
         </w:pBdr>
         <w:spacing w:before="240"/>
         <w:jc w:val="center"/>
@@ -3274,7 +3096,7 @@
     <w:p>
       <w:pPr>
         <w:pBdr>
-          <w:top w:val="single" w:color="2E75B6" w:sz="4" w:space="4"/>
+          <w:top w:val="single" w:sz="4" w:space="4" w:color="2E75B6"/>
         </w:pBdr>
         <w:spacing w:before="240"/>
         <w:jc w:val="center"/>
@@ -3290,7 +3112,7 @@
     <w:p>
       <w:pPr>
         <w:pBdr>
-          <w:top w:val="single" w:color="2E75B6" w:sz="4" w:space="4"/>
+          <w:top w:val="single" w:sz="4" w:space="4" w:color="2E75B6"/>
         </w:pBdr>
         <w:spacing w:before="240"/>
         <w:jc w:val="center"/>
@@ -3306,7 +3128,7 @@
     <w:p>
       <w:pPr>
         <w:pBdr>
-          <w:top w:val="single" w:color="2E75B6" w:sz="4" w:space="4"/>
+          <w:top w:val="single" w:sz="4" w:space="4" w:color="2E75B6"/>
         </w:pBdr>
         <w:spacing w:before="240"/>
         <w:jc w:val="center"/>
@@ -3322,7 +3144,7 @@
     <w:p>
       <w:pPr>
         <w:pBdr>
-          <w:top w:val="single" w:color="2E75B6" w:sz="4" w:space="4"/>
+          <w:top w:val="single" w:sz="4" w:space="4" w:color="2E75B6"/>
         </w:pBdr>
         <w:spacing w:before="240"/>
         <w:jc w:val="center"/>
@@ -3337,57 +3159,15 @@
     </w:p>
     <w:p>
       <w:pPr>
-        <w:pBdr>
-          <w:top w:val="single" w:color="2E75B6" w:sz="4" w:space="4"/>
-        </w:pBdr>
-        <w:spacing w:before="240"/>
-        <w:jc w:val="center"/>
-        <w:rPr>
-          <w:i/>
-          <w:iCs/>
-          <w:color w:val="888888"/>
-          <w:sz w:val="18"/>
-          <w:szCs w:val="18"/>
-        </w:rPr>
-      </w:pPr>
-    </w:p>
-    <w:p>
-      <w:pPr>
-        <w:pBdr>
-          <w:top w:val="single" w:color="2E75B6" w:sz="4" w:space="4"/>
-        </w:pBdr>
-        <w:spacing w:before="240"/>
-        <w:jc w:val="center"/>
-        <w:rPr>
-          <w:i/>
-          <w:iCs/>
-          <w:color w:val="888888"/>
-          <w:sz w:val="18"/>
-          <w:szCs w:val="18"/>
-        </w:rPr>
-      </w:pPr>
-    </w:p>
-    <w:p>
-      <w:pPr>
-        <w:pBdr>
-          <w:top w:val="single" w:color="2E75B6" w:sz="4" w:space="4"/>
-        </w:pBdr>
-        <w:spacing w:before="240"/>
-        <w:jc w:val="center"/>
-        <w:rPr>
-          <w:i/>
-          <w:iCs/>
-          <w:color w:val="888888"/>
-          <w:sz w:val="18"/>
-          <w:szCs w:val="18"/>
-        </w:rPr>
-      </w:pPr>
-    </w:p>
-    <w:p>
-      <w:pPr>
         <w:pStyle w:val="Heading1"/>
-      </w:pPr>
-      <w:r>
+        <w:rPr>
+          <w:lang w:val="el-GR"/>
+        </w:rPr>
+      </w:pPr>
+      <w:r>
+        <w:rPr>
+          <w:lang w:val="el-GR"/>
+        </w:rPr>
         <w:lastRenderedPageBreak/>
         <w:t>Use-case-v0.1</w:t>
       </w:r>
@@ -3395,11 +3175,20 @@
     <w:p>
       <w:pPr>
         <w:pStyle w:val="Heading2"/>
-      </w:pPr>
-      <w:r>
+        <w:rPr>
+          <w:lang w:val="el-GR"/>
+        </w:rPr>
+      </w:pPr>
+      <w:r>
+        <w:rPr>
+          <w:lang w:val="el-GR"/>
+        </w:rPr>
         <w:t>Αίτημα Αγοράς Skill</w:t>
       </w:r>
       <w:r>
+        <w:rPr>
+          <w:lang w:val="el-GR"/>
+        </w:rPr>
         <w:br/>
       </w:r>
     </w:p>
@@ -3420,21 +3209,7 @@
           <w:sz w:val="20"/>
           <w:szCs w:val="20"/>
         </w:rPr>
-        <w:t>Ο χρήστης επιλέγει ένα skill από τα αποτελέσματα αναζήτησης</w:t>
-      </w:r>
-      <w:r>
-        <w:rPr>
-          <w:sz w:val="20"/>
-          <w:szCs w:val="20"/>
-        </w:rPr>
-        <w:t xml:space="preserve"> ή από τα προτεινόμενα</w:t>
-      </w:r>
-      <w:r>
-        <w:rPr>
-          <w:sz w:val="20"/>
-          <w:szCs w:val="20"/>
-        </w:rPr>
-        <w:t>.</w:t>
+        <w:t>Ο χρήστης επιλέγει ένα skill από τα αποτελέσματα αναζήτησης ή από τα προτεινόμενα.</w:t>
       </w:r>
     </w:p>
     <w:p>
@@ -3454,21 +3229,7 @@
           <w:sz w:val="20"/>
           <w:szCs w:val="20"/>
         </w:rPr>
-        <w:t xml:space="preserve">Το σύστημα εμφανίζει τα στοιχεία του </w:t>
-      </w:r>
-      <w:r>
-        <w:rPr>
-          <w:sz w:val="20"/>
-          <w:szCs w:val="20"/>
-        </w:rPr>
-        <w:t xml:space="preserve">προσφερόμενου </w:t>
-      </w:r>
-      <w:r>
-        <w:rPr>
-          <w:sz w:val="20"/>
-          <w:szCs w:val="20"/>
-        </w:rPr>
-        <w:t>skill (περιγραφή, τιμή, αξιολογήσεις κ.λπ.).</w:t>
+        <w:t>Το σύστημα εμφανίζει τα στοιχεία του προσφερόμενου skill (περιγραφή, τιμή, αξιολογήσεις κ.λπ.).</w:t>
       </w:r>
     </w:p>
     <w:p>
@@ -3490,14 +3251,31 @@
         </w:rPr>
         <w:t>Ο χρήστης επιλέγει «</w:t>
       </w:r>
-      <w:r>
-        <w:rPr>
-          <w:sz w:val="20"/>
-          <w:szCs w:val="20"/>
-          <w:lang w:val="en-US"/>
-        </w:rPr>
-        <w:t>Purchase Session</w:t>
-      </w:r>
+      <w:proofErr w:type="spellStart"/>
+      <w:r>
+        <w:rPr>
+          <w:sz w:val="20"/>
+          <w:szCs w:val="20"/>
+        </w:rPr>
+        <w:t>Purchase</w:t>
+      </w:r>
+      <w:proofErr w:type="spellEnd"/>
+      <w:r>
+        <w:rPr>
+          <w:sz w:val="20"/>
+          <w:szCs w:val="20"/>
+        </w:rPr>
+        <w:t xml:space="preserve"> </w:t>
+      </w:r>
+      <w:proofErr w:type="spellStart"/>
+      <w:r>
+        <w:rPr>
+          <w:sz w:val="20"/>
+          <w:szCs w:val="20"/>
+        </w:rPr>
+        <w:t>Session</w:t>
+      </w:r>
+      <w:proofErr w:type="spellEnd"/>
       <w:r>
         <w:rPr>
           <w:sz w:val="20"/>
@@ -3587,21 +3365,7 @@
           <w:sz w:val="20"/>
           <w:szCs w:val="20"/>
         </w:rPr>
-        <w:t>Το σύστημα εμφανίζει μήνυμα επιτυχίας</w:t>
-      </w:r>
-      <w:r>
-        <w:rPr>
-          <w:sz w:val="20"/>
-          <w:szCs w:val="20"/>
-        </w:rPr>
-        <w:t xml:space="preserve"> του αιτήματος</w:t>
-      </w:r>
-      <w:r>
-        <w:rPr>
-          <w:sz w:val="20"/>
-          <w:szCs w:val="20"/>
-        </w:rPr>
-        <w:t xml:space="preserve"> στον χρήστη.</w:t>
+        <w:t>Το σύστημα εμφανίζει μήνυμα επιτυχίας του αιτήματος στον χρήστη.</w:t>
       </w:r>
     </w:p>
     <w:p>
@@ -3641,56 +3405,7 @@
           <w:sz w:val="20"/>
           <w:szCs w:val="20"/>
         </w:rPr>
-        <w:t>Ο πωλητής βλέπει το αίτημα και επιλέγει</w:t>
-      </w:r>
-      <w:r>
-        <w:rPr>
-          <w:sz w:val="20"/>
-          <w:szCs w:val="20"/>
-        </w:rPr>
-        <w:t xml:space="preserve"> «</w:t>
-      </w:r>
-      <w:r>
-        <w:rPr>
-          <w:sz w:val="20"/>
-          <w:szCs w:val="20"/>
-        </w:rPr>
-        <w:t>Αποδοχή</w:t>
-      </w:r>
-      <w:r>
-        <w:rPr>
-          <w:sz w:val="20"/>
-          <w:szCs w:val="20"/>
-        </w:rPr>
-        <w:t>»</w:t>
-      </w:r>
-      <w:r>
-        <w:rPr>
-          <w:sz w:val="20"/>
-          <w:szCs w:val="20"/>
-        </w:rPr>
-        <w:t xml:space="preserve"> ή </w:t>
-      </w:r>
-      <w:r>
-        <w:rPr>
-          <w:sz w:val="20"/>
-          <w:szCs w:val="20"/>
-        </w:rPr>
-        <w:t>«</w:t>
-      </w:r>
-      <w:r>
-        <w:rPr>
-          <w:sz w:val="20"/>
-          <w:szCs w:val="20"/>
-        </w:rPr>
-        <w:t>Απόρριψη</w:t>
-      </w:r>
-      <w:r>
-        <w:rPr>
-          <w:sz w:val="20"/>
-          <w:szCs w:val="20"/>
-        </w:rPr>
-        <w:t>»</w:t>
+        <w:t>Ο πωλητής βλέπει το αίτημα και επιλέγει «Αποδοχή» ή «Απόρριψη»</w:t>
       </w:r>
     </w:p>
     <w:p>
@@ -3733,72 +3448,43 @@
         <w:t>Το σύστημα ειδοποιεί τον αγοραστή για την απόφαση του πωλητή.</w:t>
       </w:r>
     </w:p>
-    <w:p>
-      <w:pPr>
-        <w:rPr>
-          <w:lang w:val="en-US"/>
-        </w:rPr>
-      </w:pPr>
-    </w:p>
+    <w:p/>
     <w:p>
       <w:pPr>
         <w:pStyle w:val="Heading3"/>
-      </w:pPr>
-      <w:r>
-        <w:t xml:space="preserve">Εναλλακτική Ροή </w:t>
-      </w:r>
-      <w:r>
-        <w:t>1</w:t>
-      </w:r>
-      <w:r>
+        <w:rPr>
+          <w:lang w:val="el-GR"/>
+        </w:rPr>
+      </w:pPr>
+      <w:r>
+        <w:rPr>
+          <w:lang w:val="el-GR"/>
+        </w:rPr>
+        <w:t>Εναλλακτική Ροή 1 (Skill Μη Διαθέσιμο)</w:t>
+      </w:r>
+    </w:p>
+    <w:p>
+      <w:pPr>
+        <w:rPr>
+          <w:sz w:val="20"/>
+          <w:szCs w:val="20"/>
+        </w:rPr>
+      </w:pPr>
+      <w:r>
+        <w:rPr>
+          <w:sz w:val="20"/>
+          <w:szCs w:val="20"/>
+        </w:rPr>
+        <w:t>2.α.1   Το σύστημα εντοπίζει ότι το επιλεγμένο skill δεν είναι πλέον διαθέσιμο</w:t>
+      </w:r>
+      <w:r>
+        <w:rPr>
+          <w:sz w:val="20"/>
+          <w:szCs w:val="20"/>
+        </w:rPr>
         <w:t xml:space="preserve"> </w:t>
       </w:r>
       <w:r>
-        <w:t>(</w:t>
-      </w:r>
-      <w:r>
-        <w:t>Skill Μη Διαθέσιμο</w:t>
-      </w:r>
-      <w:r>
-        <w:t>)</w:t>
-      </w:r>
-    </w:p>
-    <w:p>
-      <w:pPr>
-        <w:rPr>
-          <w:sz w:val="20"/>
-          <w:szCs w:val="20"/>
-        </w:rPr>
-      </w:pPr>
-      <w:r>
-        <w:rPr>
-          <w:sz w:val="20"/>
-          <w:szCs w:val="20"/>
-        </w:rPr>
-        <w:t>2</w:t>
-      </w:r>
-      <w:r>
-        <w:rPr>
-          <w:sz w:val="20"/>
-          <w:szCs w:val="20"/>
-        </w:rPr>
-        <w:t xml:space="preserve">.α.1   </w:t>
-      </w:r>
-      <w:r>
-        <w:rPr>
-          <w:sz w:val="20"/>
-          <w:szCs w:val="20"/>
-        </w:rPr>
-        <w:t>Το σύστημα εντοπίζει ότι το επιλεγμένο skill δεν είναι πλέον διαθέσιμο</w:t>
-      </w:r>
-      <w:r>
-        <w:rPr>
-          <w:sz w:val="20"/>
-          <w:szCs w:val="20"/>
-        </w:rPr>
-        <w:t xml:space="preserve"> </w:t>
-      </w:r>
-      <w:r>
         <w:rPr>
           <w:sz w:val="20"/>
           <w:szCs w:val="20"/>
@@ -3825,50 +3511,22 @@
           <w:sz w:val="20"/>
           <w:szCs w:val="20"/>
         </w:rPr>
-        <w:t>2</w:t>
-      </w:r>
-      <w:r>
-        <w:rPr>
-          <w:sz w:val="20"/>
-          <w:szCs w:val="20"/>
-        </w:rPr>
-        <w:t xml:space="preserve">.α.2   </w:t>
-      </w:r>
-      <w:r>
-        <w:rPr>
-          <w:sz w:val="20"/>
-          <w:szCs w:val="20"/>
-        </w:rPr>
-        <w:t>Το σύστημα εμφανίζει μήνυμα στον χρήστη ότι το skill δεν είναι διαθέσιμο.</w:t>
-      </w:r>
-    </w:p>
-    <w:p>
-      <w:pPr>
-        <w:rPr>
-          <w:sz w:val="20"/>
-          <w:szCs w:val="20"/>
-        </w:rPr>
-      </w:pPr>
-      <w:r>
-        <w:rPr>
-          <w:sz w:val="20"/>
-          <w:szCs w:val="20"/>
-        </w:rPr>
-        <w:t>2</w:t>
-      </w:r>
-      <w:r>
-        <w:rPr>
-          <w:sz w:val="20"/>
-          <w:szCs w:val="20"/>
-        </w:rPr>
-        <w:t xml:space="preserve">.α.3   </w:t>
-      </w:r>
-      <w:r>
-        <w:rPr>
-          <w:sz w:val="20"/>
-          <w:szCs w:val="20"/>
-        </w:rPr>
-        <w:t>Ο χρήστης μπορεί να επιστρέψει στη λίστα των skills ή να επιλέξει άλλο skill.</w:t>
+        <w:t>2.α.2   Το σύστημα εμφανίζει μήνυμα στον χρήστη ότι το skill δεν είναι διαθέσιμο.</w:t>
+      </w:r>
+    </w:p>
+    <w:p>
+      <w:pPr>
+        <w:rPr>
+          <w:sz w:val="20"/>
+          <w:szCs w:val="20"/>
+        </w:rPr>
+      </w:pPr>
+      <w:r>
+        <w:rPr>
+          <w:sz w:val="20"/>
+          <w:szCs w:val="20"/>
+        </w:rPr>
+        <w:t>2.α.3   Ο χρήστης μπορεί να επιστρέψει στη λίστα των skills ή να επιλέξει άλλο skill.</w:t>
       </w:r>
     </w:p>
     <w:p>
@@ -3883,18 +3541,15 @@
     <w:p>
       <w:pPr>
         <w:pStyle w:val="Heading3"/>
-      </w:pPr>
-      <w:r>
-        <w:t xml:space="preserve">Εναλλακτική Ροή </w:t>
-      </w:r>
-      <w:r>
-        <w:t>2 (</w:t>
-      </w:r>
-      <w:r>
-        <w:t>Ακύρωση από Χρήστη</w:t>
-      </w:r>
-      <w:r>
-        <w:t>)</w:t>
+        <w:rPr>
+          <w:lang w:val="el-GR"/>
+        </w:rPr>
+      </w:pPr>
+      <w:r>
+        <w:rPr>
+          <w:lang w:val="el-GR"/>
+        </w:rPr>
+        <w:t>Εναλλακτική Ροή 2 (Ακύρωση από Χρήστη)</w:t>
       </w:r>
     </w:p>
     <w:p>
@@ -3911,21 +3566,7 @@
           <w:sz w:val="20"/>
           <w:szCs w:val="20"/>
         </w:rPr>
-        <w:t>4</w:t>
-      </w:r>
-      <w:r>
-        <w:rPr>
-          <w:sz w:val="20"/>
-          <w:szCs w:val="20"/>
-        </w:rPr>
-        <w:t xml:space="preserve">.α.1   </w:t>
-      </w:r>
-      <w:r>
-        <w:rPr>
-          <w:sz w:val="20"/>
-          <w:szCs w:val="20"/>
-        </w:rPr>
-        <w:t>Ο χρήστης επιλέγει «Ακύρωση».</w:t>
+        <w:t>4.α.1   Ο χρήστης επιλέγει «Ακύρωση».</w:t>
       </w:r>
     </w:p>
     <w:p>
@@ -3942,50 +3583,22 @@
           <w:sz w:val="20"/>
           <w:szCs w:val="20"/>
         </w:rPr>
-        <w:t>4</w:t>
-      </w:r>
-      <w:r>
-        <w:rPr>
-          <w:sz w:val="20"/>
-          <w:szCs w:val="20"/>
-        </w:rPr>
-        <w:t xml:space="preserve">.α.2   </w:t>
-      </w:r>
-      <w:r>
-        <w:rPr>
-          <w:sz w:val="20"/>
-          <w:szCs w:val="20"/>
-        </w:rPr>
-        <w:t>Το σύστημα ακυρώνει τη διαδικασία.</w:t>
-      </w:r>
-    </w:p>
-    <w:p>
-      <w:pPr>
-        <w:rPr>
-          <w:sz w:val="20"/>
-          <w:szCs w:val="20"/>
-        </w:rPr>
-      </w:pPr>
-      <w:r>
-        <w:rPr>
-          <w:sz w:val="20"/>
-          <w:szCs w:val="20"/>
-        </w:rPr>
-        <w:t>4</w:t>
-      </w:r>
-      <w:r>
-        <w:rPr>
-          <w:sz w:val="20"/>
-          <w:szCs w:val="20"/>
-        </w:rPr>
-        <w:t xml:space="preserve">.α.3   </w:t>
-      </w:r>
-      <w:r>
-        <w:rPr>
-          <w:sz w:val="20"/>
-          <w:szCs w:val="20"/>
-        </w:rPr>
-        <w:t>Ο χρήστης επιστρέφει στη σελίδα του skill.</w:t>
+        <w:t>4.α.2   Το σύστημα ακυρώνει τη διαδικασία.</w:t>
+      </w:r>
+    </w:p>
+    <w:p>
+      <w:pPr>
+        <w:rPr>
+          <w:sz w:val="20"/>
+          <w:szCs w:val="20"/>
+        </w:rPr>
+      </w:pPr>
+      <w:r>
+        <w:rPr>
+          <w:sz w:val="20"/>
+          <w:szCs w:val="20"/>
+        </w:rPr>
+        <w:t>4.α.3   Ο χρήστης επιστρέφει στη σελίδα του skill.</w:t>
       </w:r>
     </w:p>
     <w:p>
@@ -4001,60 +3614,37 @@
     <w:p>
       <w:pPr>
         <w:pStyle w:val="Heading3"/>
-      </w:pPr>
-      <w:r>
-        <w:t xml:space="preserve">Εναλλακτική Ροή </w:t>
-      </w:r>
-      <w:r>
-        <w:t>3</w:t>
-      </w:r>
-      <w:r>
-        <w:t xml:space="preserve"> </w:t>
-      </w:r>
-      <w:r>
-        <w:t>(</w:t>
-      </w:r>
-      <w:r>
-        <w:t>Διπλό Αίτημα</w:t>
-      </w:r>
-      <w:r>
-        <w:t>)</w:t>
-      </w:r>
-    </w:p>
-    <w:p>
-      <w:pPr>
-        <w:rPr>
-          <w:sz w:val="20"/>
-          <w:szCs w:val="20"/>
-        </w:rPr>
-      </w:pPr>
-      <w:r>
-        <w:rPr>
-          <w:sz w:val="20"/>
-          <w:szCs w:val="20"/>
-        </w:rPr>
-        <w:t xml:space="preserve">5.α.1   </w:t>
-      </w:r>
-      <w:r>
-        <w:rPr>
-          <w:sz w:val="20"/>
-          <w:szCs w:val="20"/>
-        </w:rPr>
-        <w:t>Το σύστημα εντοπίζει ήδη υπάρχον εκκρεμές αίτημα για το ίδιο skill</w:t>
-      </w:r>
-      <w:r>
-        <w:rPr>
-          <w:sz w:val="20"/>
-          <w:szCs w:val="20"/>
-        </w:rPr>
-        <w:t xml:space="preserve"> </w:t>
-      </w:r>
-      <w:r>
-        <w:rPr>
-          <w:sz w:val="20"/>
-          <w:szCs w:val="20"/>
-        </w:rPr>
-        <w:t>από τον ίδιο χρήστη</w:t>
+        <w:rPr>
+          <w:lang w:val="el-GR"/>
+        </w:rPr>
+      </w:pPr>
+      <w:r>
+        <w:rPr>
+          <w:lang w:val="el-GR"/>
+        </w:rPr>
+        <w:t>Εναλλακτική Ροή 3 (Διπλό Αίτημα)</w:t>
+      </w:r>
+    </w:p>
+    <w:p>
+      <w:pPr>
+        <w:rPr>
+          <w:sz w:val="20"/>
+          <w:szCs w:val="20"/>
+        </w:rPr>
+      </w:pPr>
+      <w:r>
+        <w:rPr>
+          <w:sz w:val="20"/>
+          <w:szCs w:val="20"/>
+        </w:rPr>
+        <w:t>5.α.1   Το σύστημα εντοπίζει ήδη υπάρχον εκκρεμές αίτημα για το ίδιο skill</w:t>
+      </w:r>
+      <w:r>
+        <w:rPr>
+          <w:sz w:val="20"/>
+          <w:szCs w:val="20"/>
+        </w:rPr>
+        <w:t xml:space="preserve"> από τον ίδιο χρήστη</w:t>
       </w:r>
       <w:r>
         <w:rPr>
@@ -4076,14 +3666,7 @@
           <w:sz w:val="20"/>
           <w:szCs w:val="20"/>
         </w:rPr>
-        <w:t xml:space="preserve">5.α.2   </w:t>
-      </w:r>
-      <w:r>
-        <w:rPr>
-          <w:sz w:val="20"/>
-          <w:szCs w:val="20"/>
-        </w:rPr>
-        <w:t>Εμφανίζει προειδοποίηση στον χρήστη.</w:t>
+        <w:t>5.α.2   Εμφανίζει προειδοποίηση στον χρήστη.</w:t>
       </w:r>
     </w:p>
     <w:p>
@@ -4106,49 +3689,7 @@
           <w:sz w:val="20"/>
           <w:szCs w:val="20"/>
         </w:rPr>
-        <w:t>Ο χρήστης επιλέγει</w:t>
-      </w:r>
-      <w:r>
-        <w:rPr>
-          <w:sz w:val="20"/>
-          <w:szCs w:val="20"/>
-        </w:rPr>
-        <w:t xml:space="preserve"> να σ</w:t>
-      </w:r>
-      <w:r>
-        <w:rPr>
-          <w:sz w:val="20"/>
-          <w:szCs w:val="20"/>
-        </w:rPr>
-        <w:t>υν</w:t>
-      </w:r>
-      <w:r>
-        <w:rPr>
-          <w:sz w:val="20"/>
-          <w:szCs w:val="20"/>
-        </w:rPr>
-        <w:t>ε</w:t>
-      </w:r>
-      <w:r>
-        <w:rPr>
-          <w:sz w:val="20"/>
-          <w:szCs w:val="20"/>
-        </w:rPr>
-        <w:t>χ</w:t>
-      </w:r>
-      <w:r>
-        <w:rPr>
-          <w:sz w:val="20"/>
-          <w:szCs w:val="20"/>
-        </w:rPr>
-        <w:t>ίσει</w:t>
-      </w:r>
-      <w:r>
-        <w:rPr>
-          <w:sz w:val="20"/>
-          <w:szCs w:val="20"/>
-        </w:rPr>
-        <w:t xml:space="preserve"> (δημιουργία </w:t>
+        <w:t xml:space="preserve">Ο χρήστης επιλέγει να συνεχίσει (δημιουργία </w:t>
       </w:r>
       <w:r>
         <w:rPr>
@@ -4162,77 +3703,7 @@
           <w:sz w:val="20"/>
           <w:szCs w:val="20"/>
         </w:rPr>
-        <w:t>νέου αιτήματος), ή</w:t>
-      </w:r>
-      <w:r>
-        <w:rPr>
-          <w:sz w:val="20"/>
-          <w:szCs w:val="20"/>
-        </w:rPr>
-        <w:t xml:space="preserve"> να α</w:t>
-      </w:r>
-      <w:r>
-        <w:rPr>
-          <w:sz w:val="20"/>
-          <w:szCs w:val="20"/>
-        </w:rPr>
-        <w:t>κ</w:t>
-      </w:r>
-      <w:r>
-        <w:rPr>
-          <w:sz w:val="20"/>
-          <w:szCs w:val="20"/>
-        </w:rPr>
-        <w:t>υ</w:t>
-      </w:r>
-      <w:r>
-        <w:rPr>
-          <w:sz w:val="20"/>
-          <w:szCs w:val="20"/>
-        </w:rPr>
-        <w:t>ρ</w:t>
-      </w:r>
-      <w:r>
-        <w:rPr>
-          <w:sz w:val="20"/>
-          <w:szCs w:val="20"/>
-        </w:rPr>
-        <w:t>ώ</w:t>
-      </w:r>
-      <w:r>
-        <w:rPr>
-          <w:sz w:val="20"/>
-          <w:szCs w:val="20"/>
-        </w:rPr>
-        <w:t>σ</w:t>
-      </w:r>
-      <w:r>
-        <w:rPr>
-          <w:sz w:val="20"/>
-          <w:szCs w:val="20"/>
-        </w:rPr>
-        <w:t>ει</w:t>
-      </w:r>
-      <w:r>
-        <w:rPr>
-          <w:sz w:val="20"/>
-          <w:szCs w:val="20"/>
-        </w:rPr>
-        <w:t xml:space="preserve"> </w:t>
-      </w:r>
-      <w:r>
-        <w:rPr>
-          <w:sz w:val="20"/>
-          <w:szCs w:val="20"/>
-        </w:rPr>
-        <w:t xml:space="preserve">την </w:t>
-      </w:r>
-      <w:r>
-        <w:rPr>
-          <w:sz w:val="20"/>
-          <w:szCs w:val="20"/>
-        </w:rPr>
-        <w:t>διαδικασία.</w:t>
+        <w:t>νέου αιτήματος), ή να ακυρώσει την διαδικασία.</w:t>
       </w:r>
     </w:p>
     <w:p>
@@ -4248,68 +3719,57 @@
     <w:p>
       <w:pPr>
         <w:pStyle w:val="Heading3"/>
-      </w:pPr>
-      <w:r>
+        <w:rPr>
+          <w:lang w:val="el-GR"/>
+        </w:rPr>
+      </w:pPr>
+      <w:r>
+        <w:rPr>
+          <w:lang w:val="el-GR"/>
+        </w:rPr>
         <w:t xml:space="preserve">Εναλλακτική Ροή </w:t>
       </w:r>
       <w:r>
+        <w:rPr>
+          <w:lang w:val="el-GR"/>
+        </w:rPr>
         <w:t>4</w:t>
       </w:r>
       <w:r>
-        <w:t xml:space="preserve"> </w:t>
-      </w:r>
-      <w:r>
-        <w:t>(</w:t>
-      </w:r>
-      <w:r>
-        <w:t>Μη Διαθέσιμος Πωλητής</w:t>
-      </w:r>
-      <w:r>
-        <w:t>)</w:t>
-      </w:r>
-    </w:p>
-    <w:p>
-      <w:pPr>
-        <w:rPr>
-          <w:sz w:val="20"/>
-          <w:szCs w:val="20"/>
-        </w:rPr>
-      </w:pPr>
-      <w:r>
-        <w:rPr>
-          <w:sz w:val="20"/>
-          <w:szCs w:val="20"/>
-        </w:rPr>
-        <w:t xml:space="preserve">8.α.1   </w:t>
-      </w:r>
-      <w:r>
-        <w:rPr>
-          <w:sz w:val="20"/>
-          <w:szCs w:val="20"/>
-        </w:rPr>
-        <w:t>Το σύστημα δεν μπορεί να ειδοποιήσει τον πωλητή (π.χ. ανενεργός λογαριασμός).</w:t>
-      </w:r>
-    </w:p>
-    <w:p>
-      <w:pPr>
-        <w:rPr>
-          <w:sz w:val="20"/>
-          <w:szCs w:val="20"/>
-        </w:rPr>
-      </w:pPr>
-      <w:r>
-        <w:rPr>
-          <w:sz w:val="20"/>
-          <w:szCs w:val="20"/>
-        </w:rPr>
-        <w:t xml:space="preserve">8.α.2   </w:t>
-      </w:r>
-      <w:r>
-        <w:rPr>
-          <w:sz w:val="20"/>
-          <w:szCs w:val="20"/>
-        </w:rPr>
-        <w:t>Το αίτημα παραμένει σε κατάσταση «Σε εκκρεμότητα»</w:t>
+        <w:rPr>
+          <w:lang w:val="el-GR"/>
+        </w:rPr>
+        <w:t xml:space="preserve"> (Μη Διαθέσιμος Πωλητής)</w:t>
+      </w:r>
+    </w:p>
+    <w:p>
+      <w:pPr>
+        <w:rPr>
+          <w:sz w:val="20"/>
+          <w:szCs w:val="20"/>
+        </w:rPr>
+      </w:pPr>
+      <w:r>
+        <w:rPr>
+          <w:sz w:val="20"/>
+          <w:szCs w:val="20"/>
+        </w:rPr>
+        <w:t>8.α.1   Το σύστημα δεν μπορεί να ειδοποιήσει τον πωλητή (π.χ. ανενεργός λογαριασμός).</w:t>
+      </w:r>
+    </w:p>
+    <w:p>
+      <w:pPr>
+        <w:rPr>
+          <w:sz w:val="20"/>
+          <w:szCs w:val="20"/>
+        </w:rPr>
+      </w:pPr>
+      <w:r>
+        <w:rPr>
+          <w:sz w:val="20"/>
+          <w:szCs w:val="20"/>
+        </w:rPr>
+        <w:t>8.α.2   Το αίτημα παραμένει σε κατάσταση «Σε εκκρεμότητα»</w:t>
       </w:r>
     </w:p>
     <w:p>
@@ -4346,17 +3806,71 @@
           <w:sz w:val="20"/>
           <w:szCs w:val="20"/>
         </w:rPr>
-        <w:t xml:space="preserve"> (</w:t>
-      </w:r>
-      <w:r>
+        <w:t xml:space="preserve"> (Απόρριψη από Πωλητή)</w:t>
+      </w:r>
+    </w:p>
+    <w:p>
+      <w:pPr>
+        <w:rPr>
+          <w:sz w:val="20"/>
+          <w:szCs w:val="20"/>
+        </w:rPr>
+      </w:pPr>
+      <w:r>
+        <w:rPr>
+          <w:sz w:val="20"/>
+          <w:szCs w:val="20"/>
+        </w:rPr>
+        <w:t>9.α.1   Ο πωλητής επιλέγει «Απόρριψη».</w:t>
+      </w:r>
+    </w:p>
+    <w:p>
+      <w:pPr>
+        <w:rPr>
+          <w:sz w:val="20"/>
+          <w:szCs w:val="20"/>
+        </w:rPr>
+      </w:pPr>
+      <w:r>
+        <w:rPr>
+          <w:sz w:val="20"/>
+          <w:szCs w:val="20"/>
+        </w:rPr>
+        <w:t>9.α.2   Το σύστημα ενημερώνει την κατάσταση του αιτήματος σε «Απορρίφθηκε».</w:t>
+      </w:r>
+    </w:p>
+    <w:p>
+      <w:pPr>
+        <w:rPr>
+          <w:sz w:val="20"/>
+          <w:szCs w:val="20"/>
+        </w:rPr>
+      </w:pPr>
+      <w:r>
+        <w:rPr>
+          <w:sz w:val="20"/>
+          <w:szCs w:val="20"/>
+        </w:rPr>
+        <w:t>9.α.3   Ο αγοραστής λαμβάνει ειδοποίηση απόρριψης.</w:t>
+      </w:r>
+    </w:p>
+    <w:p>
+      <w:pPr>
+        <w:rPr>
+          <w:sz w:val="20"/>
+          <w:szCs w:val="20"/>
+        </w:rPr>
+      </w:pPr>
+    </w:p>
+    <w:p>
+      <w:pPr>
         <w:rPr>
           <w:b/>
           <w:bCs/>
           <w:sz w:val="20"/>
           <w:szCs w:val="20"/>
         </w:rPr>
-        <w:t>Απόρριψη από Πωλητή</w:t>
-      </w:r>
+      </w:pPr>
       <w:r>
         <w:rPr>
           <w:b/>
@@ -4364,120 +3878,17 @@
           <w:sz w:val="20"/>
           <w:szCs w:val="20"/>
         </w:rPr>
-        <w:t>)</w:t>
-      </w:r>
-    </w:p>
-    <w:p>
-      <w:pPr>
-        <w:rPr>
-          <w:sz w:val="20"/>
-          <w:szCs w:val="20"/>
-        </w:rPr>
-      </w:pPr>
-      <w:r>
-        <w:rPr>
-          <w:sz w:val="20"/>
-          <w:szCs w:val="20"/>
-        </w:rPr>
-        <w:t xml:space="preserve">9.α.1   </w:t>
-      </w:r>
-      <w:r>
-        <w:rPr>
-          <w:sz w:val="20"/>
-          <w:szCs w:val="20"/>
-        </w:rPr>
-        <w:t>Ο πωλητής επιλέγει «Απόρριψη».</w:t>
-      </w:r>
-    </w:p>
-    <w:p>
-      <w:pPr>
-        <w:rPr>
-          <w:sz w:val="20"/>
-          <w:szCs w:val="20"/>
-        </w:rPr>
-      </w:pPr>
-      <w:r>
-        <w:rPr>
-          <w:sz w:val="20"/>
-          <w:szCs w:val="20"/>
-        </w:rPr>
-        <w:t xml:space="preserve">9.α.2   </w:t>
-      </w:r>
-      <w:r>
-        <w:rPr>
-          <w:sz w:val="20"/>
-          <w:szCs w:val="20"/>
-        </w:rPr>
-        <w:t xml:space="preserve">Το σύστημα ενημερώνει την κατάσταση </w:t>
-      </w:r>
-      <w:r>
-        <w:rPr>
-          <w:sz w:val="20"/>
-          <w:szCs w:val="20"/>
-        </w:rPr>
-        <w:t xml:space="preserve">του αιτήματος </w:t>
-      </w:r>
-      <w:r>
-        <w:rPr>
-          <w:sz w:val="20"/>
-          <w:szCs w:val="20"/>
-        </w:rPr>
-        <w:t>σε «Απορρ</w:t>
-      </w:r>
-      <w:r>
-        <w:rPr>
-          <w:sz w:val="20"/>
-          <w:szCs w:val="20"/>
-        </w:rPr>
-        <w:t>ίφθηκε</w:t>
-      </w:r>
-      <w:r>
-        <w:rPr>
-          <w:sz w:val="20"/>
-          <w:szCs w:val="20"/>
-        </w:rPr>
-        <w:t>».</w:t>
-      </w:r>
-    </w:p>
-    <w:p>
-      <w:pPr>
-        <w:rPr>
-          <w:sz w:val="20"/>
-          <w:szCs w:val="20"/>
-        </w:rPr>
-      </w:pPr>
-      <w:r>
-        <w:rPr>
-          <w:sz w:val="20"/>
-          <w:szCs w:val="20"/>
-        </w:rPr>
-        <w:t xml:space="preserve">9.α.3   </w:t>
-      </w:r>
-      <w:r>
-        <w:rPr>
-          <w:sz w:val="20"/>
-          <w:szCs w:val="20"/>
-        </w:rPr>
-        <w:t>Ο αγοραστής λαμβάνει ειδοποίηση απόρριψης.</w:t>
-      </w:r>
-    </w:p>
-    <w:p>
-      <w:pPr>
-        <w:rPr>
-          <w:sz w:val="20"/>
-          <w:szCs w:val="20"/>
-        </w:rPr>
-      </w:pPr>
-    </w:p>
-    <w:p>
-      <w:pPr>
+        <w:t xml:space="preserve">Εναλλακτική Ροή </w:t>
+      </w:r>
+      <w:r>
         <w:rPr>
           <w:b/>
           <w:bCs/>
           <w:sz w:val="20"/>
           <w:szCs w:val="20"/>
         </w:rPr>
-      </w:pPr>
+        <w:t>6</w:t>
+      </w:r>
       <w:r>
         <w:rPr>
           <w:b/>
@@ -4485,151 +3896,52 @@
           <w:sz w:val="20"/>
           <w:szCs w:val="20"/>
         </w:rPr>
-        <w:t xml:space="preserve">Εναλλακτική Ροή </w:t>
-      </w:r>
-      <w:r>
-        <w:rPr>
-          <w:b/>
-          <w:bCs/>
-          <w:sz w:val="20"/>
-          <w:szCs w:val="20"/>
-        </w:rPr>
-        <w:t>6</w:t>
-      </w:r>
-      <w:r>
-        <w:rPr>
-          <w:b/>
-          <w:bCs/>
-          <w:sz w:val="20"/>
-          <w:szCs w:val="20"/>
-        </w:rPr>
-        <w:t xml:space="preserve"> (</w:t>
-      </w:r>
-      <w:r>
-        <w:rPr>
-          <w:b/>
-          <w:bCs/>
-          <w:sz w:val="20"/>
-          <w:szCs w:val="20"/>
-        </w:rPr>
-        <w:t>Μη Απόκριση Πωλητή</w:t>
-      </w:r>
-      <w:r>
-        <w:rPr>
-          <w:b/>
-          <w:bCs/>
-          <w:sz w:val="20"/>
-          <w:szCs w:val="20"/>
-        </w:rPr>
-        <w:t>)</w:t>
-      </w:r>
-    </w:p>
-    <w:p>
-      <w:pPr>
-        <w:rPr>
-          <w:sz w:val="20"/>
-          <w:szCs w:val="20"/>
-        </w:rPr>
-      </w:pPr>
-      <w:r>
-        <w:rPr>
-          <w:sz w:val="20"/>
-          <w:szCs w:val="20"/>
-        </w:rPr>
-        <w:t xml:space="preserve">8.β.1   </w:t>
-      </w:r>
-      <w:r>
-        <w:rPr>
-          <w:sz w:val="20"/>
-          <w:szCs w:val="20"/>
-        </w:rPr>
-        <w:t>Ο πωλητής δεν απαντά εντός προκαθορισμένου χρονικού διαστήματος.</w:t>
-      </w:r>
-    </w:p>
-    <w:p>
-      <w:pPr>
-        <w:rPr>
-          <w:sz w:val="20"/>
-          <w:szCs w:val="20"/>
-        </w:rPr>
-      </w:pPr>
-      <w:r>
-        <w:rPr>
-          <w:sz w:val="20"/>
-          <w:szCs w:val="20"/>
-        </w:rPr>
-        <w:t xml:space="preserve">8.β.2   </w:t>
-      </w:r>
-      <w:r>
-        <w:rPr>
-          <w:sz w:val="20"/>
-          <w:szCs w:val="20"/>
-        </w:rPr>
-        <w:t>Το σύστημα δια</w:t>
-      </w:r>
-      <w:r>
-        <w:rPr>
-          <w:sz w:val="20"/>
-          <w:szCs w:val="20"/>
-        </w:rPr>
-        <w:t>γράφει</w:t>
-      </w:r>
-      <w:r>
-        <w:rPr>
-          <w:sz w:val="20"/>
-          <w:szCs w:val="20"/>
-        </w:rPr>
-        <w:t xml:space="preserve"> το αίτημ</w:t>
-      </w:r>
-      <w:r>
-        <w:rPr>
-          <w:sz w:val="20"/>
-          <w:szCs w:val="20"/>
-        </w:rPr>
-        <w:t>α</w:t>
-      </w:r>
-      <w:r>
-        <w:rPr>
-          <w:sz w:val="20"/>
-          <w:szCs w:val="20"/>
-        </w:rPr>
-        <w:t>.</w:t>
-      </w:r>
-    </w:p>
-    <w:p>
-      <w:pPr>
-        <w:rPr>
-          <w:sz w:val="20"/>
-          <w:szCs w:val="20"/>
-        </w:rPr>
-      </w:pPr>
-      <w:r>
-        <w:rPr>
-          <w:sz w:val="20"/>
-          <w:szCs w:val="20"/>
-        </w:rPr>
-        <w:t xml:space="preserve">8.β.3   </w:t>
-      </w:r>
-      <w:r>
-        <w:rPr>
-          <w:sz w:val="20"/>
-          <w:szCs w:val="20"/>
-        </w:rPr>
-        <w:t>Ο χρήστης ενημερώνεται για τη</w:t>
-      </w:r>
-      <w:r>
-        <w:rPr>
-          <w:sz w:val="20"/>
-          <w:szCs w:val="20"/>
-        </w:rPr>
-        <w:t xml:space="preserve">ν </w:t>
-      </w:r>
-      <w:r>
-        <w:rPr>
-          <w:sz w:val="20"/>
-          <w:szCs w:val="20"/>
-        </w:rPr>
-        <w:t>ακύρωση.</w:t>
+        <w:t xml:space="preserve"> (Μη Απόκριση Πωλητή)</w:t>
+      </w:r>
+    </w:p>
+    <w:p>
+      <w:pPr>
+        <w:rPr>
+          <w:sz w:val="20"/>
+          <w:szCs w:val="20"/>
+        </w:rPr>
+      </w:pPr>
+      <w:r>
+        <w:rPr>
+          <w:sz w:val="20"/>
+          <w:szCs w:val="20"/>
+        </w:rPr>
+        <w:t>8.β.1   Ο πωλητής δεν απαντά εντός προκαθορισμένου χρονικού διαστήματος.</w:t>
+      </w:r>
+    </w:p>
+    <w:p>
+      <w:pPr>
+        <w:rPr>
+          <w:sz w:val="20"/>
+          <w:szCs w:val="20"/>
+        </w:rPr>
+      </w:pPr>
+      <w:r>
+        <w:rPr>
+          <w:sz w:val="20"/>
+          <w:szCs w:val="20"/>
+        </w:rPr>
+        <w:t>8.β.2   Το σύστημα διαγράφει το αίτημα.</w:t>
+      </w:r>
+    </w:p>
+    <w:p>
+      <w:pPr>
+        <w:rPr>
+          <w:sz w:val="20"/>
+          <w:szCs w:val="20"/>
+        </w:rPr>
+      </w:pPr>
+      <w:r>
+        <w:rPr>
+          <w:sz w:val="20"/>
+          <w:szCs w:val="20"/>
+        </w:rPr>
+        <w:t>8.β.3   Ο χρήστης ενημερώνεται για την ακύρωση.</w:t>
       </w:r>
     </w:p>
     <w:p>
@@ -4931,8 +4243,14 @@
     <w:p>
       <w:pPr>
         <w:pStyle w:val="Heading3"/>
-      </w:pPr>
-      <w:r>
+        <w:rPr>
+          <w:lang w:val="el-GR"/>
+        </w:rPr>
+      </w:pPr>
+      <w:r>
+        <w:rPr>
+          <w:lang w:val="el-GR"/>
+        </w:rPr>
         <w:t>Εναλλακτική Ροή 1 (Φίλτρα)</w:t>
       </w:r>
     </w:p>
@@ -4949,35 +4267,7 @@
           <w:sz w:val="20"/>
           <w:szCs w:val="20"/>
         </w:rPr>
-        <w:t>2.</w:t>
-      </w:r>
-      <w:r>
-        <w:rPr>
-          <w:sz w:val="20"/>
-          <w:szCs w:val="20"/>
-        </w:rPr>
-        <w:t>β</w:t>
-      </w:r>
-      <w:r>
-        <w:rPr>
-          <w:sz w:val="20"/>
-          <w:szCs w:val="20"/>
-        </w:rPr>
-        <w:t>.1</w:t>
-      </w:r>
-      <w:r>
-        <w:rPr>
-          <w:sz w:val="20"/>
-          <w:szCs w:val="20"/>
-        </w:rPr>
-        <w:t xml:space="preserve">   </w:t>
-      </w:r>
-      <w:r>
-        <w:rPr>
-          <w:sz w:val="20"/>
-          <w:szCs w:val="20"/>
-        </w:rPr>
-        <w:t>Ο χρήστης εφαρμόζει φίλτρα (π.χ. τιμή, κατηγορία, βαθμολογία)</w:t>
+        <w:t>2.β.1   Ο χρήστης εφαρμόζει φίλτρα (π.χ. τιμή, κατηγορία, βαθμολογία)</w:t>
       </w:r>
     </w:p>
     <w:p>
@@ -4993,35 +4283,7 @@
           <w:sz w:val="20"/>
           <w:szCs w:val="20"/>
         </w:rPr>
-        <w:t>2.</w:t>
-      </w:r>
-      <w:r>
-        <w:rPr>
-          <w:sz w:val="20"/>
-          <w:szCs w:val="20"/>
-        </w:rPr>
-        <w:t>β</w:t>
-      </w:r>
-      <w:r>
-        <w:rPr>
-          <w:sz w:val="20"/>
-          <w:szCs w:val="20"/>
-        </w:rPr>
-        <w:t>.2</w:t>
-      </w:r>
-      <w:r>
-        <w:rPr>
-          <w:sz w:val="20"/>
-          <w:szCs w:val="20"/>
-        </w:rPr>
-        <w:t xml:space="preserve">   </w:t>
-      </w:r>
-      <w:r>
-        <w:rPr>
-          <w:sz w:val="20"/>
-          <w:szCs w:val="20"/>
-        </w:rPr>
-        <w:t>Ο χρήστης επιλέγει τρόπο ταξινόμησης (π.χ. πιο δημοφιλή, χαμηλότερη τιμή)</w:t>
+        <w:t>2.β.2   Ο χρήστης επιλέγει τρόπο ταξινόμησης (π.χ. πιο δημοφιλή, χαμηλότερη τιμή)</w:t>
       </w:r>
     </w:p>
     <w:p>
@@ -5037,35 +4299,7 @@
           <w:sz w:val="20"/>
           <w:szCs w:val="20"/>
         </w:rPr>
-        <w:t>2.</w:t>
-      </w:r>
-      <w:r>
-        <w:rPr>
-          <w:sz w:val="20"/>
-          <w:szCs w:val="20"/>
-        </w:rPr>
-        <w:t>β</w:t>
-      </w:r>
-      <w:r>
-        <w:rPr>
-          <w:sz w:val="20"/>
-          <w:szCs w:val="20"/>
-        </w:rPr>
-        <w:t xml:space="preserve">.3 </w:t>
-      </w:r>
-      <w:r>
-        <w:rPr>
-          <w:sz w:val="20"/>
-          <w:szCs w:val="20"/>
-        </w:rPr>
-        <w:t xml:space="preserve">  </w:t>
-      </w:r>
-      <w:r>
-        <w:rPr>
-          <w:sz w:val="20"/>
-          <w:szCs w:val="20"/>
-        </w:rPr>
-        <w:t>Το σύστημα ενημερώνει δυναμικά τα αποτελέσματα</w:t>
+        <w:t>2.β.3   Το σύστημα ενημερώνει δυναμικά τα αποτελέσματα</w:t>
       </w:r>
     </w:p>
     <w:p>
@@ -5081,35 +4315,7 @@
           <w:sz w:val="20"/>
           <w:szCs w:val="20"/>
         </w:rPr>
-        <w:t>2.</w:t>
-      </w:r>
-      <w:r>
-        <w:rPr>
-          <w:sz w:val="20"/>
-          <w:szCs w:val="20"/>
-        </w:rPr>
-        <w:t>β</w:t>
-      </w:r>
-      <w:r>
-        <w:rPr>
-          <w:sz w:val="20"/>
-          <w:szCs w:val="20"/>
-        </w:rPr>
-        <w:t xml:space="preserve">.4 </w:t>
-      </w:r>
-      <w:r>
-        <w:rPr>
-          <w:sz w:val="20"/>
-          <w:szCs w:val="20"/>
-        </w:rPr>
-        <w:t xml:space="preserve">  </w:t>
-      </w:r>
-      <w:r>
-        <w:rPr>
-          <w:sz w:val="20"/>
-          <w:szCs w:val="20"/>
-        </w:rPr>
-        <w:t>Το σύστημα εμφανίζει πιο συγκεκριμένα και φιλτραρισμένα αποτελέσματα</w:t>
+        <w:t>2.β.4   Το σύστημα εμφανίζει πιο συγκεκριμένα και φιλτραρισμένα αποτελέσματα</w:t>
       </w:r>
     </w:p>
     <w:p>
@@ -5125,35 +4331,7 @@
           <w:sz w:val="20"/>
           <w:szCs w:val="20"/>
         </w:rPr>
-        <w:t>2.</w:t>
-      </w:r>
-      <w:r>
-        <w:rPr>
-          <w:sz w:val="20"/>
-          <w:szCs w:val="20"/>
-        </w:rPr>
-        <w:t>β</w:t>
-      </w:r>
-      <w:r>
-        <w:rPr>
-          <w:sz w:val="20"/>
-          <w:szCs w:val="20"/>
-        </w:rPr>
-        <w:t xml:space="preserve">.5 </w:t>
-      </w:r>
-      <w:r>
-        <w:rPr>
-          <w:sz w:val="20"/>
-          <w:szCs w:val="20"/>
-        </w:rPr>
-        <w:t xml:space="preserve">  </w:t>
-      </w:r>
-      <w:r>
-        <w:rPr>
-          <w:sz w:val="20"/>
-          <w:szCs w:val="20"/>
-        </w:rPr>
-        <w:t>Ο χρήστης συνεχίζει την περιήγηση</w:t>
+        <w:t>2.β.5   Ο χρήστης συνεχίζει την περιήγηση</w:t>
       </w:r>
     </w:p>
     <w:p>
@@ -5167,8 +4345,14 @@
     <w:p>
       <w:pPr>
         <w:pStyle w:val="Heading3"/>
-      </w:pPr>
-      <w:r>
+        <w:rPr>
+          <w:lang w:val="el-GR"/>
+        </w:rPr>
+      </w:pPr>
+      <w:r>
+        <w:rPr>
+          <w:lang w:val="el-GR"/>
+        </w:rPr>
         <w:t>Εναλλακτική Ροή 2 (Αναζήτηση μέσω Μενού/Κατηγοριών)</w:t>
       </w:r>
     </w:p>
@@ -5185,35 +4369,7 @@
           <w:sz w:val="20"/>
           <w:szCs w:val="20"/>
         </w:rPr>
-        <w:t>2.</w:t>
-      </w:r>
-      <w:r>
-        <w:rPr>
-          <w:sz w:val="20"/>
-          <w:szCs w:val="20"/>
-        </w:rPr>
-        <w:t>γ</w:t>
-      </w:r>
-      <w:r>
-        <w:rPr>
-          <w:sz w:val="20"/>
-          <w:szCs w:val="20"/>
-        </w:rPr>
-        <w:t>.1</w:t>
-      </w:r>
-      <w:r>
-        <w:rPr>
-          <w:sz w:val="20"/>
-          <w:szCs w:val="20"/>
-        </w:rPr>
-        <w:t xml:space="preserve">  </w:t>
-      </w:r>
-      <w:r>
-        <w:rPr>
-          <w:sz w:val="20"/>
-          <w:szCs w:val="20"/>
-        </w:rPr>
-        <w:t xml:space="preserve"> Ο χρήστης επιλέγει κατηγορία από μενού επιλογών</w:t>
+        <w:t>2.γ.1   Ο χρήστης επιλέγει κατηγορία από μενού επιλογών</w:t>
       </w:r>
     </w:p>
     <w:p>
@@ -5229,35 +4385,7 @@
           <w:sz w:val="20"/>
           <w:szCs w:val="20"/>
         </w:rPr>
-        <w:t>2.</w:t>
-      </w:r>
-      <w:r>
-        <w:rPr>
-          <w:sz w:val="20"/>
-          <w:szCs w:val="20"/>
-        </w:rPr>
-        <w:t>γ</w:t>
-      </w:r>
-      <w:r>
-        <w:rPr>
-          <w:sz w:val="20"/>
-          <w:szCs w:val="20"/>
-        </w:rPr>
-        <w:t xml:space="preserve">.2 </w:t>
-      </w:r>
-      <w:r>
-        <w:rPr>
-          <w:sz w:val="20"/>
-          <w:szCs w:val="20"/>
-        </w:rPr>
-        <w:t xml:space="preserve">  </w:t>
-      </w:r>
-      <w:r>
-        <w:rPr>
-          <w:sz w:val="20"/>
-          <w:szCs w:val="20"/>
-        </w:rPr>
-        <w:t>Το σύστημα εμφανίζει υποκατηγορίες ή σχετικά skills</w:t>
+        <w:t>2.γ.2   Το σύστημα εμφανίζει υποκατηγορίες ή σχετικά skills</w:t>
       </w:r>
     </w:p>
     <w:p>
@@ -5273,35 +4401,7 @@
           <w:sz w:val="20"/>
           <w:szCs w:val="20"/>
         </w:rPr>
-        <w:t>2.</w:t>
-      </w:r>
-      <w:r>
-        <w:rPr>
-          <w:sz w:val="20"/>
-          <w:szCs w:val="20"/>
-        </w:rPr>
-        <w:t>γ</w:t>
-      </w:r>
-      <w:r>
-        <w:rPr>
-          <w:sz w:val="20"/>
-          <w:szCs w:val="20"/>
-        </w:rPr>
-        <w:t xml:space="preserve">.3 </w:t>
-      </w:r>
-      <w:r>
-        <w:rPr>
-          <w:sz w:val="20"/>
-          <w:szCs w:val="20"/>
-        </w:rPr>
-        <w:t xml:space="preserve">  </w:t>
-      </w:r>
-      <w:r>
-        <w:rPr>
-          <w:sz w:val="20"/>
-          <w:szCs w:val="20"/>
-        </w:rPr>
-        <w:t>Ο χρήστης επιλέγει περαιτέρω φίλτρα/κατηγορίες</w:t>
+        <w:t>2.γ.3   Ο χρήστης επιλέγει περαιτέρω φίλτρα/κατηγορίες</w:t>
       </w:r>
     </w:p>
     <w:p>
@@ -5317,35 +4417,7 @@
           <w:sz w:val="20"/>
           <w:szCs w:val="20"/>
         </w:rPr>
-        <w:t>2.</w:t>
-      </w:r>
-      <w:r>
-        <w:rPr>
-          <w:sz w:val="20"/>
-          <w:szCs w:val="20"/>
-        </w:rPr>
-        <w:t>γ</w:t>
-      </w:r>
-      <w:r>
-        <w:rPr>
-          <w:sz w:val="20"/>
-          <w:szCs w:val="20"/>
-        </w:rPr>
-        <w:t xml:space="preserve">.4 </w:t>
-      </w:r>
-      <w:r>
-        <w:rPr>
-          <w:sz w:val="20"/>
-          <w:szCs w:val="20"/>
-        </w:rPr>
-        <w:t xml:space="preserve">  </w:t>
-      </w:r>
-      <w:r>
-        <w:rPr>
-          <w:sz w:val="20"/>
-          <w:szCs w:val="20"/>
-        </w:rPr>
-        <w:t>Το σύστημα ενημερώνει τα αποτελέσματα σε κάθε επιλογή</w:t>
+        <w:t>2.γ.4   Το σύστημα ενημερώνει τα αποτελέσματα σε κάθε επιλογή</w:t>
       </w:r>
     </w:p>
     <w:p>
@@ -5361,35 +4433,7 @@
           <w:sz w:val="20"/>
           <w:szCs w:val="20"/>
         </w:rPr>
-        <w:t>2.</w:t>
-      </w:r>
-      <w:r>
-        <w:rPr>
-          <w:sz w:val="20"/>
-          <w:szCs w:val="20"/>
-        </w:rPr>
-        <w:t>γ</w:t>
-      </w:r>
-      <w:r>
-        <w:rPr>
-          <w:sz w:val="20"/>
-          <w:szCs w:val="20"/>
-        </w:rPr>
-        <w:t xml:space="preserve">.5 </w:t>
-      </w:r>
-      <w:r>
-        <w:rPr>
-          <w:sz w:val="20"/>
-          <w:szCs w:val="20"/>
-        </w:rPr>
-        <w:t xml:space="preserve">  </w:t>
-      </w:r>
-      <w:r>
-        <w:rPr>
-          <w:sz w:val="20"/>
-          <w:szCs w:val="20"/>
-        </w:rPr>
-        <w:t>Ο χρήστης καταλήγει σε λίστα αποτελεσμάτων και περιηγείται</w:t>
+        <w:t>2.γ.5   Ο χρήστης καταλήγει σε λίστα αποτελεσμάτων και περιηγείται</w:t>
       </w:r>
     </w:p>
     <w:p>
@@ -5403,8 +4447,14 @@
     <w:p>
       <w:pPr>
         <w:pStyle w:val="Heading3"/>
-      </w:pPr>
-      <w:r>
+        <w:rPr>
+          <w:lang w:val="el-GR"/>
+        </w:rPr>
+      </w:pPr>
+      <w:r>
+        <w:rPr>
+          <w:lang w:val="el-GR"/>
+        </w:rPr>
         <w:t>Εναλλακτική Ροή 3 (Μηδενικά Αποτελέσματα)</w:t>
       </w:r>
     </w:p>
@@ -5428,35 +4478,7 @@
           <w:sz w:val="20"/>
           <w:szCs w:val="20"/>
         </w:rPr>
-        <w:t>.</w:t>
-      </w:r>
-      <w:r>
-        <w:rPr>
-          <w:sz w:val="20"/>
-          <w:szCs w:val="20"/>
-        </w:rPr>
-        <w:t>β</w:t>
-      </w:r>
-      <w:r>
-        <w:rPr>
-          <w:sz w:val="20"/>
-          <w:szCs w:val="20"/>
-        </w:rPr>
-        <w:t xml:space="preserve">.1 </w:t>
-      </w:r>
-      <w:r>
-        <w:rPr>
-          <w:sz w:val="20"/>
-          <w:szCs w:val="20"/>
-        </w:rPr>
-        <w:t xml:space="preserve">  </w:t>
-      </w:r>
-      <w:r>
-        <w:rPr>
-          <w:sz w:val="20"/>
-          <w:szCs w:val="20"/>
-        </w:rPr>
-        <w:t>Το σύστημα δεν βρίσκει αποτελέσματα</w:t>
+        <w:t>.β.1   Το σύστημα δεν βρίσκει αποτελέσματα</w:t>
       </w:r>
     </w:p>
     <w:p>
@@ -5479,35 +4501,7 @@
           <w:sz w:val="20"/>
           <w:szCs w:val="20"/>
         </w:rPr>
-        <w:t>.</w:t>
-      </w:r>
-      <w:r>
-        <w:rPr>
-          <w:sz w:val="20"/>
-          <w:szCs w:val="20"/>
-        </w:rPr>
-        <w:t>β</w:t>
-      </w:r>
-      <w:r>
-        <w:rPr>
-          <w:sz w:val="20"/>
-          <w:szCs w:val="20"/>
-        </w:rPr>
-        <w:t xml:space="preserve">.2 </w:t>
-      </w:r>
-      <w:r>
-        <w:rPr>
-          <w:sz w:val="20"/>
-          <w:szCs w:val="20"/>
-        </w:rPr>
-        <w:t xml:space="preserve">  </w:t>
-      </w:r>
-      <w:r>
-        <w:rPr>
-          <w:sz w:val="20"/>
-          <w:szCs w:val="20"/>
-        </w:rPr>
-        <w:t>Το σύστημα εμφανίζει μήνυμα «Δεν βρέθηκαν αποτελέσματα»</w:t>
+        <w:t>.β.2   Το σύστημα εμφανίζει μήνυμα «Δεν βρέθηκαν αποτελέσματα»</w:t>
       </w:r>
     </w:p>
     <w:p>
@@ -5530,35 +4524,7 @@
           <w:sz w:val="20"/>
           <w:szCs w:val="20"/>
         </w:rPr>
-        <w:t>.</w:t>
-      </w:r>
-      <w:r>
-        <w:rPr>
-          <w:sz w:val="20"/>
-          <w:szCs w:val="20"/>
-        </w:rPr>
-        <w:t>β</w:t>
-      </w:r>
-      <w:r>
-        <w:rPr>
-          <w:sz w:val="20"/>
-          <w:szCs w:val="20"/>
-        </w:rPr>
-        <w:t xml:space="preserve">.3 </w:t>
-      </w:r>
-      <w:r>
-        <w:rPr>
-          <w:sz w:val="20"/>
-          <w:szCs w:val="20"/>
-        </w:rPr>
-        <w:t xml:space="preserve">  </w:t>
-      </w:r>
-      <w:r>
-        <w:rPr>
-          <w:sz w:val="20"/>
-          <w:szCs w:val="20"/>
-        </w:rPr>
-        <w:t>Το σύστημα προτείνει εναλλακτικά ή παρόμοια skills</w:t>
+        <w:t>.β.3   Το σύστημα προτείνει εναλλακτικά ή παρόμοια skills</w:t>
       </w:r>
     </w:p>
     <w:p>
@@ -5567,7 +4533,6 @@
         <w:rPr>
           <w:sz w:val="20"/>
           <w:szCs w:val="20"/>
-          <w:lang w:val="en-US"/>
         </w:rPr>
       </w:pPr>
       <w:r>
@@ -5582,35 +4547,7 @@
           <w:sz w:val="20"/>
           <w:szCs w:val="20"/>
         </w:rPr>
-        <w:t>.</w:t>
-      </w:r>
-      <w:r>
-        <w:rPr>
-          <w:sz w:val="20"/>
-          <w:szCs w:val="20"/>
-        </w:rPr>
-        <w:t>β</w:t>
-      </w:r>
-      <w:r>
-        <w:rPr>
-          <w:sz w:val="20"/>
-          <w:szCs w:val="20"/>
-        </w:rPr>
-        <w:t xml:space="preserve">.4 </w:t>
-      </w:r>
-      <w:r>
-        <w:rPr>
-          <w:sz w:val="20"/>
-          <w:szCs w:val="20"/>
-        </w:rPr>
-        <w:t xml:space="preserve">  </w:t>
-      </w:r>
-      <w:r>
-        <w:rPr>
-          <w:sz w:val="20"/>
-          <w:szCs w:val="20"/>
-        </w:rPr>
-        <w:t>Ο χρήστης τροποποιεί την αναζήτηση ή επιλέγει από τις προτάσεις</w:t>
+        <w:t>.β.4   Ο χρήστης τροποποιεί την αναζήτηση ή επιλέγει από τις προτάσεις</w:t>
       </w:r>
     </w:p>
     <w:p>
@@ -5769,16 +4706,7 @@
           <w:lang w:val="el-GR"/>
         </w:rPr>
         <w:lastRenderedPageBreak/>
-        <w:t xml:space="preserve">Ανάρτηση Αγγελίας για Αναζήτηση </w:t>
-      </w:r>
-      <w:r>
-        <w:t>S</w:t>
-      </w:r>
-      <w:r>
-        <w:t>k</w:t>
-      </w:r>
-      <w:r>
-        <w:t>ill</w:t>
+        <w:t>Ανάρτηση Αγγελίας για Αναζήτηση Skill</w:t>
       </w:r>
     </w:p>
     <w:p>
@@ -5803,27 +4731,23 @@
         </w:rPr>
         <w:t>Ο χρήστης επιλέγει την επιλογή «</w:t>
       </w:r>
-      <w:r>
-        <w:rPr>
-          <w:sz w:val="20"/>
-          <w:szCs w:val="20"/>
+      <w:proofErr w:type="spellStart"/>
+      <w:r>
+        <w:rPr>
+          <w:sz w:val="20"/>
+          <w:szCs w:val="20"/>
+          <w:lang w:val="el-GR"/>
         </w:rPr>
         <w:t>Request</w:t>
       </w:r>
-      <w:r>
-        <w:rPr>
-          <w:sz w:val="20"/>
-          <w:szCs w:val="20"/>
-          <w:lang w:val="el-GR"/>
-        </w:rPr>
-        <w:t xml:space="preserve"> </w:t>
-      </w:r>
-      <w:r>
-        <w:rPr>
-          <w:sz w:val="20"/>
-          <w:szCs w:val="20"/>
-        </w:rPr>
-        <w:t>Skill</w:t>
+      <w:proofErr w:type="spellEnd"/>
+      <w:r>
+        <w:rPr>
+          <w:sz w:val="20"/>
+          <w:szCs w:val="20"/>
+          <w:lang w:val="el-GR"/>
+        </w:rPr>
+        <w:t xml:space="preserve"> Skill</w:t>
       </w:r>
       <w:r>
         <w:rPr>
@@ -5929,22 +4853,7 @@
           <w:szCs w:val="20"/>
           <w:lang w:val="el-GR"/>
         </w:rPr>
-        <w:t xml:space="preserve">περιγραφή </w:t>
-      </w:r>
-      <w:r>
-        <w:rPr>
-          <w:sz w:val="20"/>
-          <w:szCs w:val="20"/>
-        </w:rPr>
-        <w:t>skill</w:t>
-      </w:r>
-      <w:r>
-        <w:rPr>
-          <w:sz w:val="20"/>
-          <w:szCs w:val="20"/>
-          <w:lang w:val="el-GR"/>
-        </w:rPr>
-        <w:t xml:space="preserve"> που αναζητά να μάθει</w:t>
+        <w:t>περιγραφή skill που αναζητά να μάθει</w:t>
       </w:r>
     </w:p>
     <w:p>
@@ -5982,13 +4891,16 @@
           <w:lang w:val="el-GR"/>
         </w:rPr>
       </w:pPr>
-      <w:r>
-        <w:rPr>
-          <w:sz w:val="20"/>
-          <w:szCs w:val="20"/>
+      <w:proofErr w:type="spellStart"/>
+      <w:r>
+        <w:rPr>
+          <w:sz w:val="20"/>
+          <w:szCs w:val="20"/>
+          <w:lang w:val="el-GR"/>
         </w:rPr>
         <w:t>budget</w:t>
       </w:r>
+      <w:proofErr w:type="spellEnd"/>
       <w:r>
         <w:rPr>
           <w:sz w:val="20"/>
@@ -6018,30 +4930,18 @@
           <w:szCs w:val="20"/>
           <w:lang w:val="el-GR"/>
         </w:rPr>
-        <w:t xml:space="preserve">επιλογή για διαθέσιμο </w:t>
-      </w:r>
-      <w:r>
-        <w:rPr>
-          <w:sz w:val="20"/>
-          <w:szCs w:val="20"/>
-        </w:rPr>
-        <w:t>skill</w:t>
-      </w:r>
-      <w:r>
-        <w:rPr>
-          <w:sz w:val="20"/>
-          <w:szCs w:val="20"/>
-          <w:lang w:val="el-GR"/>
-        </w:rPr>
-        <w:t xml:space="preserve"> </w:t>
-      </w:r>
-      <w:r>
-        <w:rPr>
-          <w:sz w:val="20"/>
-          <w:szCs w:val="20"/>
+        <w:t xml:space="preserve">επιλογή για διαθέσιμο skill </w:t>
+      </w:r>
+      <w:proofErr w:type="spellStart"/>
+      <w:r>
+        <w:rPr>
+          <w:sz w:val="20"/>
+          <w:szCs w:val="20"/>
+          <w:lang w:val="el-GR"/>
         </w:rPr>
         <w:t>swap</w:t>
       </w:r>
+      <w:proofErr w:type="spellEnd"/>
     </w:p>
     <w:p>
       <w:pPr>
@@ -6170,13 +5070,16 @@
         </w:rPr>
         <w:t xml:space="preserve">Η αγγελία εμφανίζεται στο </w:t>
       </w:r>
-      <w:r>
-        <w:rPr>
-          <w:sz w:val="20"/>
-          <w:szCs w:val="20"/>
+      <w:proofErr w:type="spellStart"/>
+      <w:r>
+        <w:rPr>
+          <w:sz w:val="20"/>
+          <w:szCs w:val="20"/>
+          <w:lang w:val="el-GR"/>
         </w:rPr>
         <w:t>marketplace</w:t>
       </w:r>
+      <w:proofErr w:type="spellEnd"/>
       <w:r>
         <w:rPr>
           <w:sz w:val="20"/>
@@ -6224,57 +5127,22 @@
           <w:sz w:val="20"/>
           <w:szCs w:val="20"/>
         </w:rPr>
-        <w:t>5</w:t>
-      </w:r>
-      <w:r>
-        <w:rPr>
-          <w:sz w:val="20"/>
-          <w:szCs w:val="20"/>
-        </w:rPr>
-        <w:t xml:space="preserve">.α.1   </w:t>
-      </w:r>
-      <w:r>
-        <w:rPr>
-          <w:sz w:val="20"/>
-          <w:szCs w:val="20"/>
-        </w:rPr>
-        <w:t xml:space="preserve">Το σύστημα εντοπίζει </w:t>
-      </w:r>
-      <w:r>
-        <w:rPr>
-          <w:sz w:val="20"/>
-          <w:szCs w:val="20"/>
-        </w:rPr>
-        <w:t>μη έγκυρα δεδομένα.</w:t>
-      </w:r>
-    </w:p>
-    <w:p>
-      <w:pPr>
-        <w:rPr>
-          <w:sz w:val="20"/>
-          <w:szCs w:val="20"/>
-        </w:rPr>
-      </w:pPr>
-      <w:r>
-        <w:rPr>
-          <w:sz w:val="20"/>
-          <w:szCs w:val="20"/>
-        </w:rPr>
-        <w:t>5</w:t>
-      </w:r>
-      <w:r>
-        <w:rPr>
-          <w:sz w:val="20"/>
-          <w:szCs w:val="20"/>
-        </w:rPr>
-        <w:t xml:space="preserve">.α.2   </w:t>
-      </w:r>
-      <w:r>
-        <w:rPr>
-          <w:sz w:val="20"/>
-          <w:szCs w:val="20"/>
-        </w:rPr>
-        <w:t xml:space="preserve">Το σύστημα εμφανίζει </w:t>
+        <w:t>5.α.1   Το σύστημα εντοπίζει μη έγκυρα δεδομένα.</w:t>
+      </w:r>
+    </w:p>
+    <w:p>
+      <w:pPr>
+        <w:rPr>
+          <w:sz w:val="20"/>
+          <w:szCs w:val="20"/>
+        </w:rPr>
+      </w:pPr>
+      <w:r>
+        <w:rPr>
+          <w:sz w:val="20"/>
+          <w:szCs w:val="20"/>
+        </w:rPr>
+        <w:t xml:space="preserve">5.α.2   Το σύστημα εμφανίζει </w:t>
       </w:r>
       <w:r>
         <w:rPr>
@@ -6288,64 +5156,22 @@
           <w:sz w:val="20"/>
           <w:szCs w:val="20"/>
         </w:rPr>
-        <w:t>μήνυμα σ</w:t>
-      </w:r>
-      <w:r>
-        <w:rPr>
-          <w:sz w:val="20"/>
-          <w:szCs w:val="20"/>
-        </w:rPr>
-        <w:t>φάλματος</w:t>
-      </w:r>
-      <w:r>
-        <w:rPr>
-          <w:sz w:val="20"/>
-          <w:szCs w:val="20"/>
-        </w:rPr>
-        <w:t>.</w:t>
-      </w:r>
-    </w:p>
-    <w:p>
-      <w:pPr>
-        <w:rPr>
-          <w:sz w:val="20"/>
-          <w:szCs w:val="20"/>
-        </w:rPr>
-      </w:pPr>
-      <w:r>
-        <w:rPr>
-          <w:sz w:val="20"/>
-          <w:szCs w:val="20"/>
-        </w:rPr>
-        <w:t>5</w:t>
-      </w:r>
-      <w:r>
-        <w:rPr>
-          <w:sz w:val="20"/>
-          <w:szCs w:val="20"/>
-        </w:rPr>
-        <w:t xml:space="preserve">.α.3   </w:t>
-      </w:r>
-      <w:r>
-        <w:rPr>
-          <w:sz w:val="20"/>
-          <w:szCs w:val="20"/>
-        </w:rPr>
-        <w:t xml:space="preserve">Ο χρήστης </w:t>
-      </w:r>
-      <w:r>
-        <w:rPr>
-          <w:sz w:val="20"/>
-          <w:szCs w:val="20"/>
-        </w:rPr>
-        <w:t>διορθώνει τα στοιχεία</w:t>
-      </w:r>
-      <w:r>
-        <w:rPr>
-          <w:sz w:val="20"/>
-          <w:szCs w:val="20"/>
-        </w:rPr>
-        <w:t>.</w:t>
+        <w:t>μήνυμα σφάλματος.</w:t>
+      </w:r>
+    </w:p>
+    <w:p>
+      <w:pPr>
+        <w:rPr>
+          <w:sz w:val="20"/>
+          <w:szCs w:val="20"/>
+        </w:rPr>
+      </w:pPr>
+      <w:r>
+        <w:rPr>
+          <w:sz w:val="20"/>
+          <w:szCs w:val="20"/>
+        </w:rPr>
+        <w:t>5.α.3   Ο χρήστης διορθώνει τα στοιχεία.</w:t>
       </w:r>
     </w:p>
     <w:p>
@@ -6375,21 +5201,15 @@
     <w:p>
       <w:pPr>
         <w:pStyle w:val="Heading3"/>
-      </w:pPr>
-      <w:r>
-        <w:t xml:space="preserve">Εναλλακτική Ροή </w:t>
-      </w:r>
-      <w:r>
-        <w:t>2 (</w:t>
-      </w:r>
-      <w:r>
-        <w:t xml:space="preserve">Ακύρωση </w:t>
-      </w:r>
-      <w:r>
-        <w:t>διαδικασίας</w:t>
-      </w:r>
-      <w:r>
-        <w:t>)</w:t>
+        <w:rPr>
+          <w:lang w:val="el-GR"/>
+        </w:rPr>
+      </w:pPr>
+      <w:r>
+        <w:rPr>
+          <w:lang w:val="el-GR"/>
+        </w:rPr>
+        <w:t>Εναλλακτική Ροή 2 (Ακύρωση διαδικασίας)</w:t>
       </w:r>
     </w:p>
     <w:p>
@@ -6406,21 +5226,7 @@
           <w:sz w:val="20"/>
           <w:szCs w:val="20"/>
         </w:rPr>
-        <w:t>4</w:t>
-      </w:r>
-      <w:r>
-        <w:rPr>
-          <w:sz w:val="20"/>
-          <w:szCs w:val="20"/>
-        </w:rPr>
-        <w:t xml:space="preserve">.α.1   </w:t>
-      </w:r>
-      <w:r>
-        <w:rPr>
-          <w:sz w:val="20"/>
-          <w:szCs w:val="20"/>
-        </w:rPr>
-        <w:t>Ο χρήστης επιλέγει «Ακύρωση».</w:t>
+        <w:t>4.α.1   Ο χρήστης επιλέγει «Ακύρωση».</w:t>
       </w:r>
     </w:p>
     <w:p>
@@ -6437,85 +5243,22 @@
           <w:sz w:val="20"/>
           <w:szCs w:val="20"/>
         </w:rPr>
-        <w:t>4</w:t>
-      </w:r>
-      <w:r>
-        <w:rPr>
-          <w:sz w:val="20"/>
-          <w:szCs w:val="20"/>
-        </w:rPr>
-        <w:t xml:space="preserve">.α.2   </w:t>
-      </w:r>
-      <w:r>
-        <w:rPr>
-          <w:sz w:val="20"/>
-          <w:szCs w:val="20"/>
-        </w:rPr>
-        <w:t>Το σύστημα ακυρώνει τη διαδικασία.</w:t>
-      </w:r>
-    </w:p>
-    <w:p>
-      <w:pPr>
-        <w:rPr>
-          <w:sz w:val="20"/>
-          <w:szCs w:val="20"/>
-        </w:rPr>
-      </w:pPr>
-      <w:r>
-        <w:rPr>
-          <w:sz w:val="20"/>
-          <w:szCs w:val="20"/>
-        </w:rPr>
-        <w:t>4</w:t>
-      </w:r>
-      <w:r>
-        <w:rPr>
-          <w:sz w:val="20"/>
-          <w:szCs w:val="20"/>
-        </w:rPr>
-        <w:t xml:space="preserve">.α.3   </w:t>
-      </w:r>
-      <w:r>
-        <w:rPr>
-          <w:sz w:val="20"/>
-          <w:szCs w:val="20"/>
-        </w:rPr>
-        <w:t>Το σύστημα</w:t>
-      </w:r>
-      <w:r>
-        <w:rPr>
-          <w:sz w:val="20"/>
-          <w:szCs w:val="20"/>
-        </w:rPr>
-        <w:t xml:space="preserve"> επιστρέφει</w:t>
-      </w:r>
-      <w:r>
-        <w:rPr>
-          <w:sz w:val="20"/>
-          <w:szCs w:val="20"/>
-        </w:rPr>
-        <w:t xml:space="preserve"> τον χρήστη</w:t>
-      </w:r>
-      <w:r>
-        <w:rPr>
-          <w:sz w:val="20"/>
-          <w:szCs w:val="20"/>
-        </w:rPr>
-        <w:t xml:space="preserve"> στη</w:t>
-      </w:r>
-      <w:r>
-        <w:rPr>
-          <w:sz w:val="20"/>
-          <w:szCs w:val="20"/>
-        </w:rPr>
-        <w:t>ν αρχική</w:t>
-      </w:r>
-      <w:r>
-        <w:rPr>
-          <w:sz w:val="20"/>
-          <w:szCs w:val="20"/>
-        </w:rPr>
-        <w:t xml:space="preserve"> σελίδα.</w:t>
+        <w:t>4.α.2   Το σύστημα ακυρώνει τη διαδικασία.</w:t>
+      </w:r>
+    </w:p>
+    <w:p>
+      <w:pPr>
+        <w:rPr>
+          <w:sz w:val="20"/>
+          <w:szCs w:val="20"/>
+        </w:rPr>
+      </w:pPr>
+      <w:r>
+        <w:rPr>
+          <w:sz w:val="20"/>
+          <w:szCs w:val="20"/>
+        </w:rPr>
+        <w:t>4.α.3   Το σύστημα επιστρέφει τον χρήστη στην αρχική σελίδα.</w:t>
       </w:r>
     </w:p>
     <w:p>
@@ -6531,100 +5274,70 @@
     <w:p>
       <w:pPr>
         <w:pStyle w:val="Heading3"/>
-      </w:pPr>
-      <w:r>
-        <w:t xml:space="preserve">Εναλλακτική Ροή </w:t>
-      </w:r>
-      <w:r>
-        <w:t>3</w:t>
-      </w:r>
-      <w:r>
-        <w:t xml:space="preserve"> </w:t>
-      </w:r>
-      <w:r>
-        <w:t>(Μη συνδεδεμένος χρήστης)</w:t>
-      </w:r>
-    </w:p>
-    <w:p>
-      <w:pPr>
-        <w:rPr>
-          <w:sz w:val="20"/>
-          <w:szCs w:val="20"/>
-        </w:rPr>
-      </w:pPr>
-      <w:r>
-        <w:rPr>
-          <w:sz w:val="20"/>
-          <w:szCs w:val="20"/>
-        </w:rPr>
-        <w:t>5.β.1   Ο χρήστης προσπαθεί να δημιουργήσει αγγελία χωρίς να είναι συνδεδεμένος</w:t>
-      </w:r>
-      <w:r>
-        <w:rPr>
-          <w:sz w:val="20"/>
-          <w:szCs w:val="20"/>
-        </w:rPr>
-        <w:t>.</w:t>
-      </w:r>
-    </w:p>
-    <w:p>
-      <w:pPr>
-        <w:rPr>
-          <w:sz w:val="20"/>
-          <w:szCs w:val="20"/>
-        </w:rPr>
-      </w:pPr>
-      <w:r>
-        <w:rPr>
-          <w:sz w:val="20"/>
-          <w:szCs w:val="20"/>
-        </w:rPr>
-        <w:t>5.β.2   Το σύστημα εμφανίζει μήνυμα ότι απαιτείται σύνδεση</w:t>
-      </w:r>
-      <w:r>
-        <w:rPr>
-          <w:sz w:val="20"/>
-          <w:szCs w:val="20"/>
-        </w:rPr>
-        <w:t>.</w:t>
-      </w:r>
-    </w:p>
-    <w:p>
-      <w:pPr>
-        <w:rPr>
-          <w:sz w:val="20"/>
-          <w:szCs w:val="20"/>
-        </w:rPr>
-      </w:pPr>
-      <w:r>
-        <w:rPr>
-          <w:sz w:val="20"/>
-          <w:szCs w:val="20"/>
-        </w:rPr>
-        <w:t>5.β.3 Ο</w:t>
-      </w:r>
-      <w:r>
-        <w:rPr>
-          <w:sz w:val="20"/>
-          <w:szCs w:val="20"/>
-        </w:rPr>
-        <w:t xml:space="preserve"> χρή</w:t>
-      </w:r>
-      <w:r>
-        <w:rPr>
-          <w:sz w:val="20"/>
-          <w:szCs w:val="20"/>
-        </w:rPr>
-        <w:t xml:space="preserve">στης οδηγείται στη σελίδα </w:t>
-      </w:r>
-      <w:r>
-        <w:rPr>
-          <w:sz w:val="20"/>
-          <w:szCs w:val="20"/>
-          <w:lang w:val="en-US"/>
+        <w:rPr>
+          <w:lang w:val="el-GR"/>
+        </w:rPr>
+      </w:pPr>
+      <w:r>
+        <w:rPr>
+          <w:lang w:val="el-GR"/>
+        </w:rPr>
+        <w:t>Εναλλακτική Ροή 3 (Μη συνδεδεμένος χρήστης)</w:t>
+      </w:r>
+    </w:p>
+    <w:p>
+      <w:pPr>
+        <w:rPr>
+          <w:sz w:val="20"/>
+          <w:szCs w:val="20"/>
+        </w:rPr>
+      </w:pPr>
+      <w:r>
+        <w:rPr>
+          <w:sz w:val="20"/>
+          <w:szCs w:val="20"/>
+        </w:rPr>
+        <w:t>5.β.1   Ο χρήστης προσπαθεί να δημιουργήσει αγγελία χωρίς να είναι συνδεδεμένος.</w:t>
+      </w:r>
+    </w:p>
+    <w:p>
+      <w:pPr>
+        <w:rPr>
+          <w:sz w:val="20"/>
+          <w:szCs w:val="20"/>
+        </w:rPr>
+      </w:pPr>
+      <w:r>
+        <w:rPr>
+          <w:sz w:val="20"/>
+          <w:szCs w:val="20"/>
+        </w:rPr>
+        <w:t>5.β.2   Το σύστημα εμφανίζει μήνυμα ότι απαιτείται σύνδεση.</w:t>
+      </w:r>
+    </w:p>
+    <w:p>
+      <w:pPr>
+        <w:rPr>
+          <w:sz w:val="20"/>
+          <w:szCs w:val="20"/>
+        </w:rPr>
+      </w:pPr>
+      <w:r>
+        <w:rPr>
+          <w:sz w:val="20"/>
+          <w:szCs w:val="20"/>
+        </w:rPr>
+        <w:t xml:space="preserve">5.β.3 Ο χρήστης οδηγείται στη σελίδα </w:t>
+      </w:r>
+      <w:proofErr w:type="spellStart"/>
+      <w:r>
+        <w:rPr>
+          <w:sz w:val="20"/>
+          <w:szCs w:val="20"/>
         </w:rPr>
         <w:t>login</w:t>
       </w:r>
+      <w:proofErr w:type="spellEnd"/>
       <w:r>
         <w:rPr>
           <w:sz w:val="20"/>
@@ -6646,112 +5359,60 @@
     <w:p>
       <w:pPr>
         <w:pStyle w:val="Heading3"/>
-      </w:pPr>
-      <w:r>
-        <w:t xml:space="preserve">Εναλλακτική Ροή </w:t>
-      </w:r>
-      <w:r>
-        <w:t>4</w:t>
-      </w:r>
-      <w:r>
-        <w:t xml:space="preserve"> </w:t>
-      </w:r>
-      <w:r>
-        <w:t>(Ανεπαρκή στοιχεία)</w:t>
-      </w:r>
-    </w:p>
-    <w:p>
-      <w:pPr>
-        <w:rPr>
-          <w:sz w:val="20"/>
-          <w:szCs w:val="20"/>
-        </w:rPr>
-      </w:pPr>
-      <w:r>
-        <w:rPr>
-          <w:sz w:val="20"/>
-          <w:szCs w:val="20"/>
-        </w:rPr>
-        <w:t xml:space="preserve">4.β.1   </w:t>
-      </w:r>
-      <w:r>
-        <w:rPr>
-          <w:sz w:val="20"/>
-          <w:szCs w:val="20"/>
-        </w:rPr>
-        <w:t xml:space="preserve">Το σύστημα </w:t>
-      </w:r>
-      <w:r>
-        <w:rPr>
-          <w:sz w:val="20"/>
-          <w:szCs w:val="20"/>
-        </w:rPr>
-        <w:t>εντοπίζει ότι κάποιο υποχρεωτικό πεδίο έχει μείνει κενό</w:t>
-      </w:r>
-      <w:r>
-        <w:rPr>
-          <w:sz w:val="20"/>
-          <w:szCs w:val="20"/>
-        </w:rPr>
-        <w:t>.</w:t>
-      </w:r>
-    </w:p>
-    <w:p>
-      <w:pPr>
-        <w:rPr>
-          <w:sz w:val="20"/>
-          <w:szCs w:val="20"/>
-        </w:rPr>
-      </w:pPr>
-      <w:r>
-        <w:rPr>
-          <w:sz w:val="20"/>
-          <w:szCs w:val="20"/>
-        </w:rPr>
-        <w:t xml:space="preserve">4.β.2   </w:t>
-      </w:r>
-      <w:r>
-        <w:rPr>
-          <w:sz w:val="20"/>
-          <w:szCs w:val="20"/>
-        </w:rPr>
-        <w:t xml:space="preserve">Το </w:t>
-      </w:r>
-      <w:r>
-        <w:rPr>
-          <w:sz w:val="20"/>
-          <w:szCs w:val="20"/>
-        </w:rPr>
-        <w:t>σύστημα απαιτεί από τον χρήστη να συμπληρώσει το πεδίο.</w:t>
-      </w:r>
-    </w:p>
-    <w:p>
-      <w:pPr>
-        <w:rPr>
-          <w:sz w:val="20"/>
-          <w:szCs w:val="20"/>
-        </w:rPr>
-      </w:pPr>
-      <w:r>
-        <w:rPr>
-          <w:sz w:val="20"/>
-          <w:szCs w:val="20"/>
-        </w:rPr>
-        <w:t xml:space="preserve">4.β.3   </w:t>
-      </w:r>
-      <w:r>
-        <w:rPr>
-          <w:sz w:val="20"/>
-          <w:szCs w:val="20"/>
-        </w:rPr>
-        <w:t xml:space="preserve">Ο χρήστης </w:t>
-      </w:r>
-      <w:r>
-        <w:rPr>
-          <w:sz w:val="20"/>
-          <w:szCs w:val="20"/>
-        </w:rPr>
-        <w:t xml:space="preserve">συμπληρώνει τα στοιχεία </w:t>
+        <w:rPr>
+          <w:lang w:val="el-GR"/>
+        </w:rPr>
+      </w:pPr>
+      <w:r>
+        <w:rPr>
+          <w:lang w:val="el-GR"/>
+        </w:rPr>
+        <w:t>Εναλλακτική Ροή 4 (Ανεπαρκή στοιχεία)</w:t>
+      </w:r>
+    </w:p>
+    <w:p>
+      <w:pPr>
+        <w:rPr>
+          <w:sz w:val="20"/>
+          <w:szCs w:val="20"/>
+        </w:rPr>
+      </w:pPr>
+      <w:r>
+        <w:rPr>
+          <w:sz w:val="20"/>
+          <w:szCs w:val="20"/>
+        </w:rPr>
+        <w:t>4.β.1   Το σύστημα εντοπίζει ότι κάποιο υποχρεωτικό πεδίο έχει μείνει κενό.</w:t>
+      </w:r>
+    </w:p>
+    <w:p>
+      <w:pPr>
+        <w:rPr>
+          <w:sz w:val="20"/>
+          <w:szCs w:val="20"/>
+        </w:rPr>
+      </w:pPr>
+      <w:r>
+        <w:rPr>
+          <w:sz w:val="20"/>
+          <w:szCs w:val="20"/>
+        </w:rPr>
+        <w:t>4.β.2   Το σύστημα απαιτεί από τον χρήστη να συμπληρώσει το πεδίο.</w:t>
+      </w:r>
+    </w:p>
+    <w:p>
+      <w:pPr>
+        <w:rPr>
+          <w:sz w:val="20"/>
+          <w:szCs w:val="20"/>
+        </w:rPr>
+      </w:pPr>
+      <w:r>
+        <w:rPr>
+          <w:sz w:val="20"/>
+          <w:szCs w:val="20"/>
+        </w:rPr>
+        <w:t xml:space="preserve">4.β.3   Ο χρήστης συμπληρώνει τα στοιχεία </w:t>
       </w:r>
       <w:r>
         <w:rPr>
@@ -6765,14 +5426,7 @@
           <w:sz w:val="20"/>
           <w:szCs w:val="20"/>
         </w:rPr>
-        <w:t xml:space="preserve"> να προχωρήσουμε στο βήμα 5</w:t>
-      </w:r>
-      <w:r>
-        <w:rPr>
-          <w:sz w:val="20"/>
-          <w:szCs w:val="20"/>
-        </w:rPr>
-        <w:t>.</w:t>
+        <w:t xml:space="preserve"> να προχωρήσουμε στο βήμα 5.</w:t>
       </w:r>
     </w:p>
     <w:p>
@@ -6929,32 +5583,17 @@
         <w:rPr>
           <w:lang w:val="el-GR"/>
         </w:rPr>
-        <w:t>Ανάρτηση Αγγελίας για Skill</w:t>
-      </w:r>
-      <w:r>
-        <w:rPr>
-          <w:lang w:val="el-GR"/>
-        </w:rPr>
-        <w:t xml:space="preserve"> </w:t>
-      </w:r>
-      <w:r>
-        <w:rPr>
-          <w:lang w:val="el-GR"/>
-        </w:rPr>
-        <w:t>for</w:t>
-      </w:r>
-      <w:r>
-        <w:rPr>
-          <w:lang w:val="el-GR"/>
-        </w:rPr>
-        <w:t xml:space="preserve"> </w:t>
-      </w:r>
+        <w:lastRenderedPageBreak/>
+        <w:t xml:space="preserve">Ανάρτηση Αγγελίας για Skill for </w:t>
+      </w:r>
+      <w:proofErr w:type="spellStart"/>
       <w:r>
         <w:rPr>
           <w:lang w:val="el-GR"/>
         </w:rPr>
         <w:t>Sale</w:t>
       </w:r>
+      <w:proofErr w:type="spellEnd"/>
     </w:p>
     <w:p>
       <w:pPr>
@@ -6976,37 +5615,7 @@
           <w:szCs w:val="20"/>
           <w:lang w:val="el-GR"/>
         </w:rPr>
-        <w:t>Ο χρήστης επιλέγει την επιλογή «</w:t>
-      </w:r>
-      <w:r>
-        <w:rPr>
-          <w:sz w:val="20"/>
-          <w:szCs w:val="20"/>
-        </w:rPr>
-        <w:t>Post</w:t>
-      </w:r>
-      <w:r>
-        <w:rPr>
-          <w:sz w:val="20"/>
-          <w:szCs w:val="20"/>
-          <w:lang w:val="el-GR"/>
-        </w:rPr>
-        <w:t xml:space="preserve"> </w:t>
-      </w:r>
-      <w:r>
-        <w:rPr>
-          <w:sz w:val="20"/>
-          <w:szCs w:val="20"/>
-        </w:rPr>
-        <w:t>Skill</w:t>
-      </w:r>
-      <w:r>
-        <w:rPr>
-          <w:sz w:val="20"/>
-          <w:szCs w:val="20"/>
-          <w:lang w:val="el-GR"/>
-        </w:rPr>
-        <w:t>» από την αρχική σελίδα.</w:t>
+        <w:t>Ο χρήστης επιλέγει την επιλογή «Post Skill» από την αρχική σελίδα.</w:t>
       </w:r>
     </w:p>
     <w:p>
@@ -7029,28 +5638,7 @@
           <w:sz w:val="20"/>
           <w:szCs w:val="20"/>
         </w:rPr>
-        <w:t>Το σύστημα εμφανίζει</w:t>
-      </w:r>
-      <w:r>
-        <w:rPr>
-          <w:sz w:val="20"/>
-          <w:szCs w:val="20"/>
-        </w:rPr>
-        <w:t xml:space="preserve"> μια</w:t>
-      </w:r>
-      <w:r>
-        <w:rPr>
-          <w:sz w:val="20"/>
-          <w:szCs w:val="20"/>
-        </w:rPr>
-        <w:t xml:space="preserve"> </w:t>
-      </w:r>
-      <w:r>
-        <w:rPr>
-          <w:sz w:val="20"/>
-          <w:szCs w:val="20"/>
-        </w:rPr>
-        <w:t>φόρμα δημιουργίας της αγγελίας.</w:t>
+        <w:t>Το σύστημα εμφανίζει μια φόρμα δημιουργίας της αγγελίας.</w:t>
       </w:r>
     </w:p>
     <w:p>
@@ -7073,14 +5661,7 @@
           <w:sz w:val="20"/>
           <w:szCs w:val="20"/>
         </w:rPr>
-        <w:t xml:space="preserve">Ο χρήστης </w:t>
-      </w:r>
-      <w:r>
-        <w:rPr>
-          <w:sz w:val="20"/>
-          <w:szCs w:val="20"/>
-        </w:rPr>
-        <w:t>συμπληρώνει τα απαιτούμενα πεδία:</w:t>
+        <w:t>Ο χρήστης συμπληρώνει τα απαιτούμενα πεδία:</w:t>
       </w:r>
     </w:p>
     <w:p>
@@ -7120,22 +5701,7 @@
           <w:sz w:val="20"/>
           <w:szCs w:val="20"/>
         </w:rPr>
-        <w:t xml:space="preserve">περιγραφή </w:t>
-      </w:r>
-      <w:r>
-        <w:rPr>
-          <w:sz w:val="20"/>
-          <w:szCs w:val="20"/>
-          <w:lang w:val="en-US"/>
-        </w:rPr>
-        <w:t>skill</w:t>
-      </w:r>
-      <w:r>
-        <w:rPr>
-          <w:sz w:val="20"/>
-          <w:szCs w:val="20"/>
-        </w:rPr>
-        <w:t xml:space="preserve"> που προσφέρει</w:t>
+        <w:t>περιγραφή skill που προσφέρει</w:t>
       </w:r>
     </w:p>
     <w:p>
@@ -7177,44 +5743,31 @@
         </w:rPr>
         <w:t xml:space="preserve">τιμή ανά </w:t>
       </w:r>
-      <w:r>
-        <w:rPr>
-          <w:sz w:val="20"/>
-          <w:szCs w:val="20"/>
-          <w:lang w:val="en-US"/>
+      <w:proofErr w:type="spellStart"/>
+      <w:r>
+        <w:rPr>
+          <w:sz w:val="20"/>
+          <w:szCs w:val="20"/>
         </w:rPr>
         <w:t>session</w:t>
       </w:r>
-      <w:r>
-        <w:rPr>
-          <w:sz w:val="20"/>
-          <w:szCs w:val="20"/>
-        </w:rPr>
-        <w:t xml:space="preserve"> ή/και επιλογή για </w:t>
-      </w:r>
-      <w:r>
-        <w:rPr>
-          <w:sz w:val="20"/>
-          <w:szCs w:val="20"/>
-          <w:lang w:val="en-US"/>
-        </w:rPr>
-        <w:t>skill</w:t>
-      </w:r>
-      <w:r>
-        <w:rPr>
-          <w:sz w:val="20"/>
-          <w:szCs w:val="20"/>
-        </w:rPr>
-        <w:t xml:space="preserve"> </w:t>
-      </w:r>
-      <w:r>
-        <w:rPr>
-          <w:sz w:val="20"/>
-          <w:szCs w:val="20"/>
-          <w:lang w:val="en-US"/>
+      <w:proofErr w:type="spellEnd"/>
+      <w:r>
+        <w:rPr>
+          <w:sz w:val="20"/>
+          <w:szCs w:val="20"/>
+        </w:rPr>
+        <w:t xml:space="preserve"> ή/και επιλογή για skill </w:t>
+      </w:r>
+      <w:proofErr w:type="spellStart"/>
+      <w:r>
+        <w:rPr>
+          <w:sz w:val="20"/>
+          <w:szCs w:val="20"/>
         </w:rPr>
         <w:t>swap</w:t>
       </w:r>
+      <w:proofErr w:type="spellEnd"/>
     </w:p>
     <w:p>
       <w:pPr>
@@ -7302,14 +5855,7 @@
           <w:sz w:val="20"/>
           <w:szCs w:val="20"/>
         </w:rPr>
-        <w:t xml:space="preserve">Το σύστημα </w:t>
-      </w:r>
-      <w:r>
-        <w:rPr>
-          <w:sz w:val="20"/>
-          <w:szCs w:val="20"/>
-        </w:rPr>
-        <w:t>αποθηκεύει την αγγελία.</w:t>
+        <w:t>Το σύστημα αποθηκεύει την αγγελία.</w:t>
       </w:r>
     </w:p>
     <w:p>
@@ -7332,14 +5878,7 @@
           <w:sz w:val="20"/>
           <w:szCs w:val="20"/>
         </w:rPr>
-        <w:t xml:space="preserve">Το σύστημα εμφανίζει </w:t>
-      </w:r>
-      <w:r>
-        <w:rPr>
-          <w:sz w:val="20"/>
-          <w:szCs w:val="20"/>
-        </w:rPr>
-        <w:t>μήνυμα επιτυχούς καταχώρησης.</w:t>
+        <w:t>Το σύστημα εμφανίζει μήνυμα επιτυχούς καταχώρησης.</w:t>
       </w:r>
     </w:p>
     <w:p>
@@ -7364,14 +5903,15 @@
         </w:rPr>
         <w:t xml:space="preserve">Η αγγελία εμφανίζεται στο </w:t>
       </w:r>
-      <w:r>
-        <w:rPr>
-          <w:sz w:val="20"/>
-          <w:szCs w:val="20"/>
-          <w:lang w:val="en-US"/>
+      <w:proofErr w:type="spellStart"/>
+      <w:r>
+        <w:rPr>
+          <w:sz w:val="20"/>
+          <w:szCs w:val="20"/>
         </w:rPr>
         <w:t>marketplace</w:t>
       </w:r>
+      <w:proofErr w:type="spellEnd"/>
       <w:r>
         <w:rPr>
           <w:sz w:val="20"/>
@@ -7399,106 +5939,211 @@
         <w:rPr>
           <w:lang w:val="el-GR"/>
         </w:rPr>
-        <w:t>Εναλλακτική Ροή 1 (</w:t>
-      </w:r>
-      <w:r>
-        <w:rPr>
-          <w:lang w:val="el-GR"/>
-        </w:rPr>
-        <w:t>Έλεγχος Δεδομένων</w:t>
-      </w:r>
-      <w:r>
-        <w:rPr>
-          <w:lang w:val="el-GR"/>
-        </w:rPr>
-        <w:t>)</w:t>
-      </w:r>
-    </w:p>
-    <w:p>
-      <w:pPr>
-        <w:rPr>
-          <w:sz w:val="20"/>
-          <w:szCs w:val="20"/>
-        </w:rPr>
-      </w:pPr>
-      <w:r>
-        <w:rPr>
-          <w:sz w:val="20"/>
-          <w:szCs w:val="20"/>
-        </w:rPr>
-        <w:t>5</w:t>
-      </w:r>
-      <w:r>
-        <w:rPr>
-          <w:sz w:val="20"/>
-          <w:szCs w:val="20"/>
-        </w:rPr>
-        <w:t xml:space="preserve">.α.1   </w:t>
-      </w:r>
-      <w:r>
-        <w:rPr>
-          <w:sz w:val="20"/>
-          <w:szCs w:val="20"/>
-        </w:rPr>
-        <w:t xml:space="preserve">Το σύστημα εντοπίζει </w:t>
-      </w:r>
-      <w:r>
-        <w:rPr>
-          <w:sz w:val="20"/>
-          <w:szCs w:val="20"/>
-        </w:rPr>
-        <w:t>μη έγκυρα δεδομένα.</w:t>
-      </w:r>
-    </w:p>
-    <w:p>
-      <w:pPr>
-        <w:rPr>
-          <w:sz w:val="20"/>
-          <w:szCs w:val="20"/>
-        </w:rPr>
-      </w:pPr>
-      <w:r>
-        <w:rPr>
-          <w:sz w:val="20"/>
-          <w:szCs w:val="20"/>
-        </w:rPr>
-        <w:t>5</w:t>
-      </w:r>
-      <w:r>
-        <w:rPr>
-          <w:sz w:val="20"/>
-          <w:szCs w:val="20"/>
-        </w:rPr>
-        <w:t xml:space="preserve">.α.2   </w:t>
-      </w:r>
-      <w:r>
-        <w:rPr>
-          <w:sz w:val="20"/>
-          <w:szCs w:val="20"/>
-        </w:rPr>
-        <w:t xml:space="preserve">Το σύστημα εμφανίζει </w:t>
-      </w:r>
-      <w:r>
-        <w:rPr>
-          <w:sz w:val="20"/>
-          <w:szCs w:val="20"/>
-        </w:rPr>
-        <w:t xml:space="preserve">προειδοποιητικό </w:t>
-      </w:r>
-      <w:r>
-        <w:rPr>
-          <w:sz w:val="20"/>
-          <w:szCs w:val="20"/>
-        </w:rPr>
-        <w:t>μήνυμα σ</w:t>
-      </w:r>
-      <w:r>
-        <w:rPr>
-          <w:sz w:val="20"/>
-          <w:szCs w:val="20"/>
-        </w:rPr>
-        <w:t>φάλματος</w:t>
-      </w:r>
+        <w:t>Εναλλακτική Ροή 1 (Έλεγχος Δεδομένων)</w:t>
+      </w:r>
+    </w:p>
+    <w:p>
+      <w:pPr>
+        <w:rPr>
+          <w:sz w:val="20"/>
+          <w:szCs w:val="20"/>
+        </w:rPr>
+      </w:pPr>
+      <w:r>
+        <w:rPr>
+          <w:sz w:val="20"/>
+          <w:szCs w:val="20"/>
+        </w:rPr>
+        <w:t>5.α.1   Το σύστημα εντοπίζει μη έγκυρα δεδομένα.</w:t>
+      </w:r>
+    </w:p>
+    <w:p>
+      <w:pPr>
+        <w:rPr>
+          <w:sz w:val="20"/>
+          <w:szCs w:val="20"/>
+        </w:rPr>
+      </w:pPr>
+      <w:r>
+        <w:rPr>
+          <w:sz w:val="20"/>
+          <w:szCs w:val="20"/>
+        </w:rPr>
+        <w:t>5.α.2   Το σύστημα εμφανίζει προειδοποιητικό μήνυμα σφάλματος.</w:t>
+      </w:r>
+    </w:p>
+    <w:p>
+      <w:pPr>
+        <w:rPr>
+          <w:sz w:val="20"/>
+          <w:szCs w:val="20"/>
+        </w:rPr>
+      </w:pPr>
+      <w:r>
+        <w:rPr>
+          <w:sz w:val="20"/>
+          <w:szCs w:val="20"/>
+        </w:rPr>
+        <w:t>5.α.3   Ο χρήστης διορθώνει τα στοιχεία.</w:t>
+      </w:r>
+    </w:p>
+    <w:p>
+      <w:pPr>
+        <w:rPr>
+          <w:sz w:val="20"/>
+          <w:szCs w:val="20"/>
+        </w:rPr>
+      </w:pPr>
+      <w:r>
+        <w:rPr>
+          <w:sz w:val="20"/>
+          <w:szCs w:val="20"/>
+        </w:rPr>
+        <w:t>5.α.4   Η διαδικασία συνεχίζεται από το βήμα 4 της βασικής ροής.</w:t>
+      </w:r>
+    </w:p>
+    <w:p>
+      <w:pPr>
+        <w:rPr>
+          <w:sz w:val="20"/>
+          <w:szCs w:val="20"/>
+        </w:rPr>
+      </w:pPr>
+    </w:p>
+    <w:p>
+      <w:pPr>
+        <w:pStyle w:val="Heading3"/>
+        <w:rPr>
+          <w:lang w:val="el-GR"/>
+        </w:rPr>
+      </w:pPr>
+      <w:r>
+        <w:rPr>
+          <w:lang w:val="el-GR"/>
+        </w:rPr>
+        <w:t>Εναλλακτική Ροή 2 (Ακύρωση διαδικασίας)</w:t>
+      </w:r>
+    </w:p>
+    <w:p>
+      <w:pPr>
+        <w:rPr>
+          <w:sz w:val="20"/>
+          <w:szCs w:val="20"/>
+        </w:rPr>
+      </w:pPr>
+      <w:r>
+        <w:rPr>
+          <w:sz w:val="20"/>
+          <w:szCs w:val="20"/>
+        </w:rPr>
+        <w:t>4.α.1   Ο χρήστης ακυρώνει την διαδικασία.</w:t>
+      </w:r>
+    </w:p>
+    <w:p>
+      <w:pPr>
+        <w:rPr>
+          <w:sz w:val="20"/>
+          <w:szCs w:val="20"/>
+        </w:rPr>
+      </w:pPr>
+      <w:r>
+        <w:rPr>
+          <w:sz w:val="20"/>
+          <w:szCs w:val="20"/>
+        </w:rPr>
+        <w:t>4.α.2   Το σύστημα διαγράφει τα προσωρινά δεδομένα.</w:t>
+      </w:r>
+    </w:p>
+    <w:p>
+      <w:pPr>
+        <w:rPr>
+          <w:sz w:val="20"/>
+          <w:szCs w:val="20"/>
+        </w:rPr>
+      </w:pPr>
+      <w:r>
+        <w:rPr>
+          <w:sz w:val="20"/>
+          <w:szCs w:val="20"/>
+        </w:rPr>
+        <w:t>4.α.3   Το σύστημα επιστρέφει στην αρχική σελίδα.</w:t>
+      </w:r>
+    </w:p>
+    <w:p>
+      <w:pPr>
+        <w:rPr>
+          <w:sz w:val="20"/>
+          <w:szCs w:val="20"/>
+        </w:rPr>
+      </w:pPr>
+    </w:p>
+    <w:p>
+      <w:pPr>
+        <w:pStyle w:val="Heading3"/>
+        <w:rPr>
+          <w:lang w:val="el-GR"/>
+        </w:rPr>
+      </w:pPr>
+      <w:r>
+        <w:rPr>
+          <w:lang w:val="el-GR"/>
+        </w:rPr>
+        <w:t>Εναλλακτική Ροή 3 (Μη συνδεδεμένος χρήστης)</w:t>
+      </w:r>
+    </w:p>
+    <w:p>
+      <w:pPr>
+        <w:rPr>
+          <w:sz w:val="20"/>
+          <w:szCs w:val="20"/>
+        </w:rPr>
+      </w:pPr>
+      <w:r>
+        <w:rPr>
+          <w:sz w:val="20"/>
+          <w:szCs w:val="20"/>
+        </w:rPr>
+        <w:t>5.β.1   Ο χρήστης προσπαθεί να δημιουργήσει αγγελία χωρίς να είναι συνδεδεμένος.</w:t>
+      </w:r>
+    </w:p>
+    <w:p>
+      <w:pPr>
+        <w:rPr>
+          <w:sz w:val="20"/>
+          <w:szCs w:val="20"/>
+        </w:rPr>
+      </w:pPr>
+      <w:r>
+        <w:rPr>
+          <w:sz w:val="20"/>
+          <w:szCs w:val="20"/>
+        </w:rPr>
+        <w:t>5.β.2   Το σύστημα εμφανίζει μήνυμα ότι απαιτείται σύνδεση.</w:t>
+      </w:r>
+    </w:p>
+    <w:p>
+      <w:pPr>
+        <w:rPr>
+          <w:sz w:val="20"/>
+          <w:szCs w:val="20"/>
+        </w:rPr>
+      </w:pPr>
+      <w:r>
+        <w:rPr>
+          <w:sz w:val="20"/>
+          <w:szCs w:val="20"/>
+        </w:rPr>
+        <w:t xml:space="preserve">5.β.3 Ο χρήστης οδηγείται στη σελίδα </w:t>
+      </w:r>
+      <w:proofErr w:type="spellStart"/>
+      <w:r>
+        <w:rPr>
+          <w:sz w:val="20"/>
+          <w:szCs w:val="20"/>
+        </w:rPr>
+        <w:t>login</w:t>
+      </w:r>
+      <w:proofErr w:type="spellEnd"/>
       <w:r>
         <w:rPr>
           <w:sz w:val="20"/>
@@ -7507,485 +6152,69 @@
         <w:t>.</w:t>
       </w:r>
     </w:p>
-    <w:p>
-      <w:pPr>
-        <w:rPr>
-          <w:sz w:val="20"/>
-          <w:szCs w:val="20"/>
-        </w:rPr>
-      </w:pPr>
-      <w:r>
-        <w:rPr>
-          <w:sz w:val="20"/>
-          <w:szCs w:val="20"/>
-        </w:rPr>
-        <w:t>5</w:t>
-      </w:r>
-      <w:r>
-        <w:rPr>
-          <w:sz w:val="20"/>
-          <w:szCs w:val="20"/>
-        </w:rPr>
-        <w:t xml:space="preserve">.α.3   </w:t>
-      </w:r>
-      <w:r>
-        <w:rPr>
-          <w:sz w:val="20"/>
-          <w:szCs w:val="20"/>
-        </w:rPr>
-        <w:t xml:space="preserve">Ο χρήστης </w:t>
-      </w:r>
-      <w:r>
-        <w:rPr>
-          <w:sz w:val="20"/>
-          <w:szCs w:val="20"/>
-        </w:rPr>
-        <w:t>διορθώνει τα στοιχεία</w:t>
-      </w:r>
-      <w:r>
-        <w:rPr>
-          <w:sz w:val="20"/>
-          <w:szCs w:val="20"/>
-        </w:rPr>
-        <w:t>.</w:t>
-      </w:r>
-    </w:p>
-    <w:p>
-      <w:pPr>
-        <w:rPr>
-          <w:sz w:val="20"/>
-          <w:szCs w:val="20"/>
-        </w:rPr>
-      </w:pPr>
-      <w:r>
-        <w:rPr>
-          <w:sz w:val="20"/>
-          <w:szCs w:val="20"/>
-        </w:rPr>
-        <w:t>5.α.4   Η διαδικασία συνεχίζεται από το βήμα 4 της βασικής ροής.</w:t>
-      </w:r>
-    </w:p>
-    <w:p>
-      <w:pPr>
-        <w:rPr>
-          <w:sz w:val="20"/>
-          <w:szCs w:val="20"/>
-        </w:rPr>
-      </w:pPr>
-    </w:p>
+    <w:p/>
     <w:p>
       <w:pPr>
         <w:pStyle w:val="Heading3"/>
-      </w:pPr>
-      <w:r>
-        <w:t>Εναλλακτική Ροή 2 (</w:t>
-      </w:r>
-      <w:r>
-        <w:t>Ακύρωση διαδικασίας</w:t>
-      </w:r>
-      <w:r>
-        <w:t>)</w:t>
-      </w:r>
-    </w:p>
-    <w:p>
-      <w:pPr>
-        <w:rPr>
-          <w:sz w:val="20"/>
-          <w:szCs w:val="20"/>
-        </w:rPr>
-      </w:pPr>
-      <w:r>
-        <w:rPr>
-          <w:sz w:val="20"/>
-          <w:szCs w:val="20"/>
-        </w:rPr>
-        <w:t>4</w:t>
-      </w:r>
-      <w:r>
-        <w:rPr>
-          <w:sz w:val="20"/>
-          <w:szCs w:val="20"/>
-        </w:rPr>
-        <w:t>.</w:t>
-      </w:r>
-      <w:r>
-        <w:rPr>
-          <w:sz w:val="20"/>
-          <w:szCs w:val="20"/>
-        </w:rPr>
-        <w:t>α</w:t>
-      </w:r>
-      <w:r>
-        <w:rPr>
-          <w:sz w:val="20"/>
-          <w:szCs w:val="20"/>
-        </w:rPr>
-        <w:t>.1</w:t>
-      </w:r>
-      <w:r>
-        <w:rPr>
-          <w:sz w:val="20"/>
-          <w:szCs w:val="20"/>
-        </w:rPr>
-        <w:t xml:space="preserve">  </w:t>
-      </w:r>
-      <w:r>
-        <w:rPr>
-          <w:sz w:val="20"/>
-          <w:szCs w:val="20"/>
-        </w:rPr>
-        <w:t xml:space="preserve"> Ο χρήστης </w:t>
-      </w:r>
-      <w:r>
-        <w:rPr>
-          <w:sz w:val="20"/>
-          <w:szCs w:val="20"/>
-        </w:rPr>
-        <w:t>ακυρώνει την διαδικασία.</w:t>
-      </w:r>
-    </w:p>
-    <w:p>
-      <w:pPr>
-        <w:rPr>
-          <w:sz w:val="20"/>
-          <w:szCs w:val="20"/>
-        </w:rPr>
-      </w:pPr>
-      <w:r>
-        <w:rPr>
-          <w:sz w:val="20"/>
-          <w:szCs w:val="20"/>
-        </w:rPr>
-        <w:t>4</w:t>
-      </w:r>
-      <w:r>
-        <w:rPr>
-          <w:sz w:val="20"/>
-          <w:szCs w:val="20"/>
-        </w:rPr>
-        <w:t>.</w:t>
-      </w:r>
-      <w:r>
-        <w:rPr>
-          <w:sz w:val="20"/>
-          <w:szCs w:val="20"/>
-        </w:rPr>
-        <w:t>α</w:t>
-      </w:r>
-      <w:r>
-        <w:rPr>
-          <w:sz w:val="20"/>
-          <w:szCs w:val="20"/>
-        </w:rPr>
-        <w:t xml:space="preserve">.2 </w:t>
-      </w:r>
-      <w:r>
-        <w:rPr>
-          <w:sz w:val="20"/>
-          <w:szCs w:val="20"/>
-        </w:rPr>
-        <w:t xml:space="preserve">  </w:t>
-      </w:r>
-      <w:r>
-        <w:rPr>
-          <w:sz w:val="20"/>
-          <w:szCs w:val="20"/>
-        </w:rPr>
-        <w:t xml:space="preserve">Το σύστημα </w:t>
-      </w:r>
-      <w:r>
-        <w:rPr>
-          <w:sz w:val="20"/>
-          <w:szCs w:val="20"/>
-        </w:rPr>
-        <w:t>διαγράφει τα προσωρινά δεδομένα.</w:t>
-      </w:r>
-    </w:p>
-    <w:p>
-      <w:pPr>
-        <w:rPr>
-          <w:sz w:val="20"/>
-          <w:szCs w:val="20"/>
-        </w:rPr>
-      </w:pPr>
-      <w:r>
-        <w:rPr>
-          <w:sz w:val="20"/>
-          <w:szCs w:val="20"/>
-        </w:rPr>
-        <w:t>4</w:t>
-      </w:r>
-      <w:r>
-        <w:rPr>
-          <w:sz w:val="20"/>
-          <w:szCs w:val="20"/>
-        </w:rPr>
-        <w:t>.</w:t>
-      </w:r>
-      <w:r>
-        <w:rPr>
-          <w:sz w:val="20"/>
-          <w:szCs w:val="20"/>
-        </w:rPr>
-        <w:t>α</w:t>
-      </w:r>
-      <w:r>
-        <w:rPr>
-          <w:sz w:val="20"/>
-          <w:szCs w:val="20"/>
-        </w:rPr>
-        <w:t xml:space="preserve">.3 </w:t>
-      </w:r>
-      <w:r>
-        <w:rPr>
-          <w:sz w:val="20"/>
-          <w:szCs w:val="20"/>
-        </w:rPr>
-        <w:t xml:space="preserve">  </w:t>
-      </w:r>
-      <w:r>
-        <w:rPr>
-          <w:sz w:val="20"/>
-          <w:szCs w:val="20"/>
-        </w:rPr>
-        <w:t>Το σύστημα επιστρέφει στην αρχική σελίδα.</w:t>
-      </w:r>
-    </w:p>
-    <w:p>
-      <w:pPr>
-        <w:rPr>
-          <w:sz w:val="20"/>
-          <w:szCs w:val="20"/>
-        </w:rPr>
-      </w:pPr>
-    </w:p>
-    <w:p>
-      <w:pPr>
-        <w:pStyle w:val="Heading3"/>
-      </w:pPr>
-      <w:r>
-        <w:t xml:space="preserve">Εναλλακτική Ροή </w:t>
-      </w:r>
-      <w:r>
-        <w:t>3</w:t>
-      </w:r>
-      <w:r>
-        <w:t xml:space="preserve"> </w:t>
-      </w:r>
-      <w:r>
-        <w:t>(Μη συνδεδεμένος χρήστης)</w:t>
-      </w:r>
-    </w:p>
-    <w:p>
-      <w:pPr>
-        <w:rPr>
-          <w:sz w:val="20"/>
-          <w:szCs w:val="20"/>
-        </w:rPr>
-      </w:pPr>
-      <w:r>
-        <w:rPr>
-          <w:sz w:val="20"/>
-          <w:szCs w:val="20"/>
-        </w:rPr>
-        <w:t>5.β.1   Ο χρήστης προσπαθεί να δημιουργήσει αγγελία χωρίς να είναι συνδεδεμένος</w:t>
-      </w:r>
-      <w:r>
-        <w:rPr>
-          <w:sz w:val="20"/>
-          <w:szCs w:val="20"/>
-        </w:rPr>
-        <w:t>.</w:t>
-      </w:r>
-    </w:p>
-    <w:p>
-      <w:pPr>
-        <w:rPr>
-          <w:sz w:val="20"/>
-          <w:szCs w:val="20"/>
-        </w:rPr>
-      </w:pPr>
-      <w:r>
-        <w:rPr>
-          <w:sz w:val="20"/>
-          <w:szCs w:val="20"/>
-        </w:rPr>
-        <w:t>5.β.2   Το σύστημα εμφανίζει μήνυμα ότι απαιτείται σύνδεση</w:t>
-      </w:r>
-      <w:r>
-        <w:rPr>
-          <w:sz w:val="20"/>
-          <w:szCs w:val="20"/>
-        </w:rPr>
-        <w:t>.</w:t>
-      </w:r>
-    </w:p>
-    <w:p>
-      <w:pPr>
-        <w:rPr>
-          <w:sz w:val="20"/>
-          <w:szCs w:val="20"/>
-        </w:rPr>
-      </w:pPr>
-      <w:r>
-        <w:rPr>
-          <w:sz w:val="20"/>
-          <w:szCs w:val="20"/>
-        </w:rPr>
-        <w:t>5.β.3 Ο</w:t>
-      </w:r>
-      <w:r>
-        <w:rPr>
-          <w:sz w:val="20"/>
-          <w:szCs w:val="20"/>
-        </w:rPr>
-        <w:t xml:space="preserve"> χρή</w:t>
-      </w:r>
-      <w:r>
-        <w:rPr>
-          <w:sz w:val="20"/>
-          <w:szCs w:val="20"/>
-        </w:rPr>
-        <w:t xml:space="preserve">στης οδηγείται στη σελίδα </w:t>
-      </w:r>
-      <w:r>
-        <w:rPr>
-          <w:sz w:val="20"/>
-          <w:szCs w:val="20"/>
-          <w:lang w:val="en-US"/>
-        </w:rPr>
-        <w:t>login</w:t>
-      </w:r>
-      <w:r>
-        <w:rPr>
-          <w:sz w:val="20"/>
-          <w:szCs w:val="20"/>
-        </w:rPr>
-        <w:t>.</w:t>
+        <w:rPr>
+          <w:lang w:val="el-GR"/>
+        </w:rPr>
+      </w:pPr>
+      <w:r>
+        <w:rPr>
+          <w:lang w:val="el-GR"/>
+        </w:rPr>
+        <w:t>Εναλλακτική Ροή 4 (Ανεπαρκή στοιχεία)</w:t>
+      </w:r>
+    </w:p>
+    <w:p>
+      <w:pPr>
+        <w:rPr>
+          <w:sz w:val="20"/>
+          <w:szCs w:val="20"/>
+        </w:rPr>
+      </w:pPr>
+      <w:r>
+        <w:rPr>
+          <w:sz w:val="20"/>
+          <w:szCs w:val="20"/>
+        </w:rPr>
+        <w:t>4.β.1   Το σύστημα εντοπίζει ότι κάποιο υποχρεωτικό πεδίο έχει μείνει κενό.</w:t>
+      </w:r>
+    </w:p>
+    <w:p>
+      <w:pPr>
+        <w:rPr>
+          <w:sz w:val="20"/>
+          <w:szCs w:val="20"/>
+        </w:rPr>
+      </w:pPr>
+      <w:r>
+        <w:rPr>
+          <w:sz w:val="20"/>
+          <w:szCs w:val="20"/>
+        </w:rPr>
+        <w:t>4.β.2   Το σύστημα απαιτεί από τον χρήστη να συμπληρώσει το πεδίο.</w:t>
+      </w:r>
+    </w:p>
+    <w:p>
+      <w:pPr>
+        <w:rPr>
+          <w:sz w:val="20"/>
+          <w:szCs w:val="20"/>
+        </w:rPr>
+      </w:pPr>
+      <w:r>
+        <w:rPr>
+          <w:sz w:val="20"/>
+          <w:szCs w:val="20"/>
+        </w:rPr>
+        <w:t>4.β.3   Ο χρήστης συμπληρώνει τα στοιχεία για να προχωρήσουμε στο βήμα 5.</w:t>
       </w:r>
     </w:p>
     <w:p/>
     <w:p>
       <w:pPr>
-        <w:pStyle w:val="Heading3"/>
-      </w:pPr>
-      <w:r>
-        <w:t xml:space="preserve">Εναλλακτική Ροή </w:t>
-      </w:r>
-      <w:r>
-        <w:t>4</w:t>
-      </w:r>
-      <w:r>
-        <w:t xml:space="preserve"> </w:t>
-      </w:r>
-      <w:r>
-        <w:t>(Ανεπαρκή στοιχεία)</w:t>
-      </w:r>
-    </w:p>
-    <w:p>
-      <w:pPr>
-        <w:rPr>
-          <w:sz w:val="20"/>
-          <w:szCs w:val="20"/>
-        </w:rPr>
-      </w:pPr>
-      <w:r>
-        <w:rPr>
-          <w:sz w:val="20"/>
-          <w:szCs w:val="20"/>
-        </w:rPr>
-        <w:t xml:space="preserve">4.β.1   </w:t>
-      </w:r>
-      <w:r>
-        <w:rPr>
-          <w:sz w:val="20"/>
-          <w:szCs w:val="20"/>
-        </w:rPr>
-        <w:t xml:space="preserve">Το σύστημα </w:t>
-      </w:r>
-      <w:r>
-        <w:rPr>
-          <w:sz w:val="20"/>
-          <w:szCs w:val="20"/>
-        </w:rPr>
-        <w:t>εντοπίζει ότι κάποιο υποχρεωτικό πεδίο έχει μείνει κενό</w:t>
-      </w:r>
-      <w:r>
-        <w:rPr>
-          <w:sz w:val="20"/>
-          <w:szCs w:val="20"/>
-        </w:rPr>
-        <w:t>.</w:t>
-      </w:r>
-    </w:p>
-    <w:p>
-      <w:pPr>
-        <w:rPr>
-          <w:sz w:val="20"/>
-          <w:szCs w:val="20"/>
-        </w:rPr>
-      </w:pPr>
-      <w:r>
-        <w:rPr>
-          <w:sz w:val="20"/>
-          <w:szCs w:val="20"/>
-        </w:rPr>
-        <w:t xml:space="preserve">4.β.2   </w:t>
-      </w:r>
-      <w:r>
-        <w:rPr>
-          <w:sz w:val="20"/>
-          <w:szCs w:val="20"/>
-        </w:rPr>
-        <w:t xml:space="preserve">Το </w:t>
-      </w:r>
-      <w:r>
-        <w:rPr>
-          <w:sz w:val="20"/>
-          <w:szCs w:val="20"/>
-        </w:rPr>
-        <w:t>σύστημα απαιτεί από τον χρήστη να συμπληρώσει το πεδίο.</w:t>
-      </w:r>
-    </w:p>
-    <w:p>
-      <w:pPr>
-        <w:rPr>
-          <w:sz w:val="20"/>
-          <w:szCs w:val="20"/>
-        </w:rPr>
-      </w:pPr>
-      <w:r>
-        <w:rPr>
-          <w:sz w:val="20"/>
-          <w:szCs w:val="20"/>
-        </w:rPr>
-        <w:t xml:space="preserve">4.β.3   </w:t>
-      </w:r>
-      <w:r>
-        <w:rPr>
-          <w:sz w:val="20"/>
-          <w:szCs w:val="20"/>
-        </w:rPr>
-        <w:t xml:space="preserve">Ο χρήστης </w:t>
-      </w:r>
-      <w:r>
-        <w:rPr>
-          <w:sz w:val="20"/>
-          <w:szCs w:val="20"/>
-        </w:rPr>
-        <w:t>συμπληρώνει τα στοιχεία για να προχωρήσουμε στο βήμα 5</w:t>
-      </w:r>
-      <w:r>
-        <w:rPr>
-          <w:sz w:val="20"/>
-          <w:szCs w:val="20"/>
-        </w:rPr>
-        <w:t>.</w:t>
-      </w:r>
-    </w:p>
-    <w:p/>
-    <w:p>
-      <w:pPr>
         <w:rPr>
           <w:sz w:val="20"/>
           <w:szCs w:val="20"/>
@@ -8123,8 +6352,14 @@
     <w:p>
       <w:pPr>
         <w:pStyle w:val="Heading2"/>
-      </w:pPr>
-      <w:r>
+        <w:rPr>
+          <w:lang w:val="el-GR"/>
+        </w:rPr>
+      </w:pPr>
+      <w:r>
+        <w:rPr>
+          <w:lang w:val="el-GR"/>
+        </w:rPr>
         <w:lastRenderedPageBreak/>
         <w:t>Αίτημα Ανταλλαγής Skill</w:t>
       </w:r>
@@ -8146,16 +6381,7 @@
         <w:rPr>
           <w:lang w:val="el-GR"/>
         </w:rPr>
-        <w:t xml:space="preserve">Ο χρήστης αναζητά ένα </w:t>
-      </w:r>
-      <w:r>
-        <w:t>skill</w:t>
-      </w:r>
-      <w:r>
-        <w:rPr>
-          <w:lang w:val="el-GR"/>
-        </w:rPr>
-        <w:t xml:space="preserve"> που τον ενδιαφέρει.</w:t>
+        <w:t>Ο χρήστης αναζητά ένα skill που τον ενδιαφέρει.</w:t>
       </w:r>
       <w:r>
         <w:rPr>
@@ -8181,16 +6407,7 @@
         <w:rPr>
           <w:lang w:val="el-GR"/>
         </w:rPr>
-        <w:t xml:space="preserve">Το σύστημα εμφανίζει τα διαθέσιμα </w:t>
-      </w:r>
-      <w:r>
-        <w:t>skills</w:t>
-      </w:r>
-      <w:r>
-        <w:rPr>
-          <w:lang w:val="el-GR"/>
-        </w:rPr>
-        <w:t xml:space="preserve"> και τα στοιχεία των χρηστών που τα προσφέρουν.</w:t>
+        <w:t>Το σύστημα εμφανίζει τα διαθέσιμα skills και τα στοιχεία των χρηστών που τα προσφέρουν.</w:t>
       </w:r>
       <w:r>
         <w:rPr>
@@ -8216,16 +6433,7 @@
         <w:rPr>
           <w:lang w:val="el-GR"/>
         </w:rPr>
-        <w:t xml:space="preserve">Ο χρήστης επιλέγει το </w:t>
-      </w:r>
-      <w:r>
-        <w:t>skill</w:t>
-      </w:r>
-      <w:r>
-        <w:rPr>
-          <w:lang w:val="el-GR"/>
-        </w:rPr>
-        <w:t xml:space="preserve"> που θέλει να αποκτήσει μέσω ανταλλαγής.</w:t>
+        <w:t>Ο χρήστης επιλέγει το skill που θέλει να αποκτήσει μέσω ανταλλαγής.</w:t>
       </w:r>
       <w:r>
         <w:rPr>
@@ -8251,16 +6459,7 @@
         <w:rPr>
           <w:lang w:val="el-GR"/>
         </w:rPr>
-        <w:t xml:space="preserve">Το σύστημα εμφανίζει τη σελίδα του </w:t>
-      </w:r>
-      <w:r>
-        <w:t>skill</w:t>
-      </w:r>
-      <w:r>
-        <w:rPr>
-          <w:lang w:val="el-GR"/>
-        </w:rPr>
-        <w:t xml:space="preserve"> και την επιλογή «Αίτημα ανταλλαγής».</w:t>
+        <w:t>Το σύστημα εμφανίζει τη σελίδα του skill και την επιλογή «Αίτημα ανταλλαγής».</w:t>
       </w:r>
       <w:r>
         <w:rPr>
@@ -8338,16 +6537,7 @@
         <w:rPr>
           <w:lang w:val="el-GR"/>
         </w:rPr>
-        <w:t xml:space="preserve">Ο χρήστης επιλέγει ποιο δικό του </w:t>
-      </w:r>
-      <w:r>
-        <w:t>skill</w:t>
-      </w:r>
-      <w:r>
-        <w:rPr>
-          <w:lang w:val="el-GR"/>
-        </w:rPr>
-        <w:t xml:space="preserve"> προσφέρει ως αντάλλαγμα.</w:t>
+        <w:t>Ο χρήστης επιλέγει ποιο δικό του skill προσφέρει ως αντάλλαγμα.</w:t>
       </w:r>
       <w:r>
         <w:rPr>
@@ -8425,16 +6615,7 @@
         <w:rPr>
           <w:lang w:val="el-GR"/>
         </w:rPr>
-        <w:t xml:space="preserve">Το σύστημα ελέγχει αν ο χρήστης διαθέτει έγκυρο </w:t>
-      </w:r>
-      <w:r>
-        <w:t>skill</w:t>
-      </w:r>
-      <w:r>
-        <w:rPr>
-          <w:lang w:val="el-GR"/>
-        </w:rPr>
-        <w:t xml:space="preserve"> προς ανταλλαγή και αν το αίτημα μπορεί να υποβληθεί.</w:t>
+        <w:t>Το σύστημα ελέγχει αν ο χρήστης διαθέτει έγκυρο skill προς ανταλλαγή και αν το αίτημα μπορεί να υποβληθεί.</w:t>
       </w:r>
       <w:r>
         <w:rPr>
@@ -8518,8 +6699,14 @@
     <w:p>
       <w:pPr>
         <w:pStyle w:val="Heading3"/>
-      </w:pPr>
-      <w:r>
+        <w:rPr>
+          <w:lang w:val="el-GR"/>
+        </w:rPr>
+      </w:pPr>
+      <w:r>
+        <w:rPr>
+          <w:lang w:val="el-GR"/>
+        </w:rPr>
         <w:t>Εναλλακτική Ροή 1 (Ο χρήστης δεν έχει διαθέσιμο skill για ανταλλαγή)</w:t>
       </w:r>
     </w:p>
@@ -8544,8 +6731,14 @@
     <w:p>
       <w:pPr>
         <w:pStyle w:val="Heading3"/>
-      </w:pPr>
-      <w:r>
+        <w:rPr>
+          <w:lang w:val="el-GR"/>
+        </w:rPr>
+      </w:pPr>
+      <w:r>
+        <w:rPr>
+          <w:lang w:val="el-GR"/>
+        </w:rPr>
         <w:t>Εναλλακτική Ροή 2 (Ο χρήστης ακυρώνει τη διαδικασία)</w:t>
       </w:r>
     </w:p>
@@ -8570,8 +6763,14 @@
     <w:p>
       <w:pPr>
         <w:pStyle w:val="Heading3"/>
-      </w:pPr>
-      <w:r>
+        <w:rPr>
+          <w:lang w:val="el-GR"/>
+        </w:rPr>
+      </w:pPr>
+      <w:r>
+        <w:rPr>
+          <w:lang w:val="el-GR"/>
+        </w:rPr>
         <w:t>Εναλλακτική Ροή 3 (Μη έγκυρο ή ελλιπές αίτημα)</w:t>
       </w:r>
     </w:p>
@@ -8596,8 +6795,14 @@
     <w:p>
       <w:pPr>
         <w:pStyle w:val="Heading3"/>
-      </w:pPr>
-      <w:r>
+        <w:rPr>
+          <w:lang w:val="el-GR"/>
+        </w:rPr>
+      </w:pPr>
+      <w:r>
+        <w:rPr>
+          <w:lang w:val="el-GR"/>
+        </w:rPr>
         <w:t>Εναλλακτική Ροή 4 (Το skill δεν είναι πλέον διαθέσιμο)</w:t>
       </w:r>
     </w:p>
@@ -8622,8 +6827,14 @@
     <w:p>
       <w:pPr>
         <w:pStyle w:val="Heading3"/>
-      </w:pPr>
-      <w:r>
+        <w:rPr>
+          <w:lang w:val="el-GR"/>
+        </w:rPr>
+      </w:pPr>
+      <w:r>
+        <w:rPr>
+          <w:lang w:val="el-GR"/>
+        </w:rPr>
         <w:t>Εναλλακτική Ροή 5 (Ήδη υπάρχον αίτημα ανταλλαγής)</w:t>
       </w:r>
     </w:p>
@@ -8645,8 +6856,14 @@
     <w:p>
       <w:pPr>
         <w:pStyle w:val="Heading3"/>
-      </w:pPr>
-      <w:r>
+        <w:rPr>
+          <w:lang w:val="el-GR"/>
+        </w:rPr>
+      </w:pPr>
+      <w:r>
+        <w:rPr>
+          <w:lang w:val="el-GR"/>
+        </w:rPr>
         <w:lastRenderedPageBreak/>
         <w:t>Εναλλακτική Ροή 6 (Μη αποδεκτό skill προς ανταλλαγή)</w:t>
       </w:r>
@@ -8672,8 +6889,14 @@
     <w:p>
       <w:pPr>
         <w:pStyle w:val="Heading3"/>
-      </w:pPr>
-      <w:r>
+        <w:rPr>
+          <w:lang w:val="el-GR"/>
+        </w:rPr>
+      </w:pPr>
+      <w:r>
+        <w:rPr>
+          <w:lang w:val="el-GR"/>
+        </w:rPr>
         <w:t>Εναλλακτική Ροή 7 (Αποτυχία καταχώρησης αιτήματος)</w:t>
       </w:r>
     </w:p>
@@ -8712,6 +6935,9 @@
     <w:p>
       <w:pPr>
         <w:pStyle w:val="Heading2"/>
+        <w:rPr>
+          <w:lang w:val="el-GR"/>
+        </w:rPr>
       </w:pPr>
       <w:r>
         <w:rPr>
@@ -8719,12 +6945,14 @@
         </w:rPr>
         <w:t xml:space="preserve">Skill </w:t>
       </w:r>
+      <w:proofErr w:type="spellStart"/>
       <w:r>
         <w:rPr>
           <w:lang w:val="el-GR"/>
         </w:rPr>
         <w:t>Teaching</w:t>
       </w:r>
+      <w:proofErr w:type="spellEnd"/>
       <w:r>
         <w:rPr>
           <w:lang w:val="el-GR"/>
@@ -8878,7 +7106,6 @@
           <w:rFonts w:asciiTheme="minorHAnsi" w:hAnsiTheme="minorHAnsi"/>
           <w:sz w:val="22"/>
           <w:szCs w:val="22"/>
-          <w:lang w:val="en-US"/>
         </w:rPr>
         <w:br/>
       </w:r>
@@ -9125,12 +7352,12 @@
       <w:pPr>
         <w:pStyle w:val="Heading3"/>
         <w:rPr>
-          <w:lang w:eastAsia="el-GR"/>
-        </w:rPr>
-      </w:pPr>
-      <w:r>
-        <w:rPr>
-          <w:lang w:eastAsia="el-GR"/>
+          <w:lang w:val="el-GR" w:eastAsia="el-GR"/>
+        </w:rPr>
+      </w:pPr>
+      <w:r>
+        <w:rPr>
+          <w:lang w:val="el-GR" w:eastAsia="el-GR"/>
         </w:rPr>
         <w:t>Εναλλακτική Ροή 1 (Μη Ολοκληρωμένη Συνεδρία / Συναλλαγή)</w:t>
       </w:r>
@@ -9199,12 +7426,12 @@
       <w:pPr>
         <w:pStyle w:val="Heading3"/>
         <w:rPr>
-          <w:lang w:eastAsia="el-GR"/>
-        </w:rPr>
-      </w:pPr>
-      <w:r>
-        <w:rPr>
-          <w:lang w:eastAsia="el-GR"/>
+          <w:lang w:val="el-GR" w:eastAsia="el-GR"/>
+        </w:rPr>
+      </w:pPr>
+      <w:r>
+        <w:rPr>
+          <w:lang w:val="el-GR" w:eastAsia="el-GR"/>
         </w:rPr>
         <w:t>Εναλλακτική Ροή 2 (Ακύρωση από Χρήστη)</w:t>
       </w:r>
@@ -9274,12 +7501,12 @@
       <w:pPr>
         <w:pStyle w:val="Heading3"/>
         <w:rPr>
-          <w:lang w:eastAsia="el-GR"/>
-        </w:rPr>
-      </w:pPr>
-      <w:r>
-        <w:rPr>
-          <w:lang w:eastAsia="el-GR"/>
+          <w:lang w:val="el-GR" w:eastAsia="el-GR"/>
+        </w:rPr>
+      </w:pPr>
+      <w:r>
+        <w:rPr>
+          <w:lang w:val="el-GR" w:eastAsia="el-GR"/>
         </w:rPr>
         <w:t>Εναλλακτική Ροή 3 (Ήδη Υποβληθείσα Αξιολόγηση)</w:t>
       </w:r>
@@ -9348,12 +7575,12 @@
       <w:pPr>
         <w:pStyle w:val="Heading3"/>
         <w:rPr>
-          <w:lang w:eastAsia="el-GR"/>
-        </w:rPr>
-      </w:pPr>
-      <w:r>
-        <w:rPr>
-          <w:lang w:eastAsia="el-GR"/>
+          <w:lang w:val="el-GR" w:eastAsia="el-GR"/>
+        </w:rPr>
+      </w:pPr>
+      <w:r>
+        <w:rPr>
+          <w:lang w:val="el-GR" w:eastAsia="el-GR"/>
         </w:rPr>
         <w:t>Εναλλακτική Ροή 4 (Μη Έγκυρη Βαθμολογία)</w:t>
       </w:r>
@@ -9422,12 +7649,12 @@
       <w:pPr>
         <w:pStyle w:val="Heading3"/>
         <w:rPr>
-          <w:lang w:eastAsia="el-GR"/>
-        </w:rPr>
-      </w:pPr>
-      <w:r>
-        <w:rPr>
-          <w:lang w:eastAsia="el-GR"/>
+          <w:lang w:val="el-GR" w:eastAsia="el-GR"/>
+        </w:rPr>
+      </w:pPr>
+      <w:r>
+        <w:rPr>
+          <w:lang w:val="el-GR" w:eastAsia="el-GR"/>
         </w:rPr>
         <w:t>Εναλλακτική Ροή 5 (Ακατάλληλο ή Απαγορευμένο Σχόλιο)</w:t>
       </w:r>
@@ -9496,12 +7723,12 @@
       <w:pPr>
         <w:pStyle w:val="Heading3"/>
         <w:rPr>
-          <w:lang w:eastAsia="el-GR"/>
-        </w:rPr>
-      </w:pPr>
-      <w:r>
-        <w:rPr>
-          <w:lang w:eastAsia="el-GR"/>
+          <w:lang w:val="el-GR" w:eastAsia="el-GR"/>
+        </w:rPr>
+      </w:pPr>
+      <w:r>
+        <w:rPr>
+          <w:lang w:val="el-GR" w:eastAsia="el-GR"/>
         </w:rPr>
         <w:t>Εναλλακτική Ροή 6 (Αποτυχία Καταχώρησης)</w:t>
       </w:r>
@@ -9657,36 +7884,30 @@
     <w:p>
       <w:pPr>
         <w:pStyle w:val="Heading2"/>
-      </w:pPr>
-      <w:r>
-        <w:rPr>
-          <w:lang w:val="el-GR"/>
-        </w:rPr>
-        <w:t>Αλλαγή κωδικού, e</w:t>
-      </w:r>
-      <w:r>
-        <w:rPr>
-          <w:lang w:val="el-GR"/>
-        </w:rPr>
-        <w:t>-</w:t>
-      </w:r>
+        <w:rPr>
+          <w:lang w:val="el-GR"/>
+        </w:rPr>
+      </w:pPr>
+      <w:r>
+        <w:rPr>
+          <w:lang w:val="el-GR"/>
+        </w:rPr>
+        <w:lastRenderedPageBreak/>
+        <w:t>Αλλαγή κωδικού, e-</w:t>
+      </w:r>
+      <w:proofErr w:type="spellStart"/>
       <w:r>
         <w:rPr>
           <w:lang w:val="el-GR"/>
         </w:rPr>
         <w:t>mail</w:t>
       </w:r>
-      <w:r>
-        <w:rPr>
-          <w:lang w:val="el-GR"/>
-        </w:rPr>
-        <w:t xml:space="preserve"> </w:t>
-      </w:r>
-      <w:r>
-        <w:rPr>
-          <w:lang w:val="el-GR"/>
-        </w:rPr>
-        <w:t>ή προσωπικών στοιχείων</w:t>
+      <w:proofErr w:type="spellEnd"/>
+      <w:r>
+        <w:rPr>
+          <w:lang w:val="el-GR"/>
+        </w:rPr>
+        <w:t xml:space="preserve"> ή προσωπικών στοιχείων</w:t>
       </w:r>
     </w:p>
     <w:p>
@@ -9709,31 +7930,18 @@
           <w:szCs w:val="20"/>
           <w:lang w:val="el-GR"/>
         </w:rPr>
-        <w:t xml:space="preserve">Ο </w:t>
-      </w:r>
-      <w:r>
-        <w:rPr>
-          <w:sz w:val="20"/>
-          <w:szCs w:val="20"/>
-          <w:lang w:val="el-GR"/>
-        </w:rPr>
-        <w:t>χρήστης</w:t>
-      </w:r>
-      <w:r>
-        <w:rPr>
-          <w:sz w:val="20"/>
-          <w:szCs w:val="20"/>
-          <w:lang w:val="el-GR"/>
-        </w:rPr>
-        <w:t xml:space="preserve"> επιλέγει την ενότητα «</w:t>
-      </w:r>
-      <w:r>
-        <w:rPr>
-          <w:sz w:val="20"/>
-          <w:szCs w:val="20"/>
+        <w:t>Ο χρήστης επιλέγει την ενότητα «</w:t>
+      </w:r>
+      <w:proofErr w:type="spellStart"/>
+      <w:r>
+        <w:rPr>
+          <w:sz w:val="20"/>
+          <w:szCs w:val="20"/>
+          <w:lang w:val="el-GR"/>
         </w:rPr>
         <w:t>Profile</w:t>
       </w:r>
+      <w:proofErr w:type="spellEnd"/>
       <w:r>
         <w:rPr>
           <w:sz w:val="20"/>
@@ -9760,14 +7968,7 @@
           <w:sz w:val="20"/>
           <w:szCs w:val="20"/>
         </w:rPr>
-        <w:t>Το σύστημα εμφανίζει τα τρέχοντα στοιχεία του λογαριασμού του χρήστη</w:t>
-      </w:r>
-      <w:r>
-        <w:rPr>
-          <w:sz w:val="20"/>
-          <w:szCs w:val="20"/>
-        </w:rPr>
-        <w:t>.</w:t>
+        <w:t>Το σύστημα εμφανίζει τα τρέχοντα στοιχεία του λογαριασμού του χρήστη.</w:t>
       </w:r>
     </w:p>
     <w:p>
@@ -9796,14 +7997,15 @@
         </w:rPr>
         <w:t>την επιλογή «</w:t>
       </w:r>
-      <w:r>
-        <w:rPr>
-          <w:sz w:val="20"/>
-          <w:szCs w:val="20"/>
-          <w:lang w:val="en-US"/>
+      <w:proofErr w:type="spellStart"/>
+      <w:r>
+        <w:rPr>
+          <w:sz w:val="20"/>
+          <w:szCs w:val="20"/>
         </w:rPr>
         <w:t>Edit</w:t>
       </w:r>
+      <w:proofErr w:type="spellEnd"/>
       <w:r>
         <w:rPr>
           <w:sz w:val="20"/>
@@ -9811,14 +8013,15 @@
         </w:rPr>
         <w:t xml:space="preserve"> </w:t>
       </w:r>
-      <w:r>
-        <w:rPr>
-          <w:sz w:val="20"/>
-          <w:szCs w:val="20"/>
-          <w:lang w:val="en-US"/>
+      <w:proofErr w:type="spellStart"/>
+      <w:r>
+        <w:rPr>
+          <w:sz w:val="20"/>
+          <w:szCs w:val="20"/>
         </w:rPr>
         <w:t>Profile</w:t>
       </w:r>
+      <w:proofErr w:type="spellEnd"/>
       <w:r>
         <w:rPr>
           <w:sz w:val="20"/>
@@ -9851,14 +8054,7 @@
           <w:sz w:val="20"/>
           <w:szCs w:val="20"/>
         </w:rPr>
-        <w:t>Το σύστημα εμφανίζει τη σχετική φόρμα επεξεργασίας</w:t>
-      </w:r>
-      <w:r>
-        <w:rPr>
-          <w:sz w:val="20"/>
-          <w:szCs w:val="20"/>
-        </w:rPr>
-        <w:t>.</w:t>
+        <w:t>Το σύστημα εμφανίζει τη σχετική φόρμα επεξεργασίας.</w:t>
       </w:r>
     </w:p>
     <w:p>
@@ -9878,14 +8074,7 @@
           <w:sz w:val="20"/>
           <w:szCs w:val="20"/>
         </w:rPr>
-        <w:t>Ο χρήστης εισάγει τα νέα στοιχεία</w:t>
-      </w:r>
-      <w:r>
-        <w:rPr>
-          <w:sz w:val="20"/>
-          <w:szCs w:val="20"/>
-        </w:rPr>
-        <w:t>.</w:t>
+        <w:t>Ο χρήστης εισάγει τα νέα στοιχεία.</w:t>
       </w:r>
     </w:p>
     <w:p>
@@ -9929,14 +8118,7 @@
           <w:sz w:val="20"/>
           <w:szCs w:val="20"/>
         </w:rPr>
-        <w:t>Το σύστημα ελέγχει την εγκυρότητα των νέων δεδομένων</w:t>
-      </w:r>
-      <w:r>
-        <w:rPr>
-          <w:sz w:val="20"/>
-          <w:szCs w:val="20"/>
-        </w:rPr>
-        <w:t>.</w:t>
+        <w:t>Το σύστημα ελέγχει την εγκυρότητα των νέων δεδομένων.</w:t>
       </w:r>
     </w:p>
     <w:p>
@@ -9956,14 +8138,7 @@
           <w:sz w:val="20"/>
           <w:szCs w:val="20"/>
         </w:rPr>
-        <w:t>Το σύστημα ενημερώνει τα στοιχεία του λογαριασμού</w:t>
-      </w:r>
-      <w:r>
-        <w:rPr>
-          <w:sz w:val="20"/>
-          <w:szCs w:val="20"/>
-        </w:rPr>
-        <w:t>.</w:t>
+        <w:t>Το σύστημα ενημερώνει τα στοιχεία του λογαριασμού.</w:t>
       </w:r>
     </w:p>
     <w:p>
@@ -10022,17 +8197,87 @@
           <w:sz w:val="20"/>
           <w:szCs w:val="20"/>
         </w:rPr>
-        <w:t xml:space="preserve">Εναλλακτική Ροή </w:t>
-      </w:r>
-      <w:r>
+        <w:t>Εναλλακτική Ροή 1 (Μη έγκυρα στοιχεία)</w:t>
+      </w:r>
+    </w:p>
+    <w:p>
+      <w:pPr>
+        <w:rPr>
+          <w:sz w:val="20"/>
+          <w:szCs w:val="20"/>
+        </w:rPr>
+      </w:pPr>
+      <w:r>
+        <w:rPr>
+          <w:sz w:val="20"/>
+          <w:szCs w:val="20"/>
+        </w:rPr>
+        <w:t>7.α.1   Το σύστημα εντοπίζει ότι ένα ή περισσότερα πεδία περιέχουν μη έγκυρα δεδομένα.</w:t>
+      </w:r>
+    </w:p>
+    <w:p>
+      <w:pPr>
+        <w:rPr>
+          <w:sz w:val="20"/>
+          <w:szCs w:val="20"/>
+        </w:rPr>
+      </w:pPr>
+      <w:r>
+        <w:rPr>
+          <w:sz w:val="20"/>
+          <w:szCs w:val="20"/>
+        </w:rPr>
+        <w:t>7.α.2   Το σύστημα εμφανίζει μήνυμα σφάλματος και επισημαίνει τα προβληματικά πεδία.</w:t>
+      </w:r>
+    </w:p>
+    <w:p>
+      <w:pPr>
+        <w:rPr>
+          <w:sz w:val="20"/>
+          <w:szCs w:val="20"/>
+        </w:rPr>
+      </w:pPr>
+      <w:r>
+        <w:rPr>
+          <w:sz w:val="20"/>
+          <w:szCs w:val="20"/>
+        </w:rPr>
+        <w:t>7.α.3   Ο χρήστης διορθώνει τα στοιχεία.</w:t>
+      </w:r>
+    </w:p>
+    <w:p>
+      <w:pPr>
+        <w:rPr>
+          <w:sz w:val="20"/>
+          <w:szCs w:val="20"/>
+        </w:rPr>
+      </w:pPr>
+      <w:r>
+        <w:rPr>
+          <w:sz w:val="20"/>
+          <w:szCs w:val="20"/>
+        </w:rPr>
+        <w:t>7.α.4   Η διαδικασία συνεχίζεται από το βήμα 6 της βασικής ροής.</w:t>
+      </w:r>
+    </w:p>
+    <w:p>
+      <w:pPr>
+        <w:ind w:left="360"/>
+        <w:rPr>
+          <w:sz w:val="20"/>
+          <w:szCs w:val="20"/>
+        </w:rPr>
+      </w:pPr>
+    </w:p>
+    <w:p>
+      <w:pPr>
         <w:rPr>
           <w:b/>
           <w:bCs/>
           <w:sz w:val="20"/>
           <w:szCs w:val="20"/>
         </w:rPr>
-        <w:t>1</w:t>
-      </w:r>
+      </w:pPr>
       <w:r>
         <w:rPr>
           <w:b/>
@@ -10040,173 +8285,123 @@
           <w:sz w:val="20"/>
           <w:szCs w:val="20"/>
         </w:rPr>
-        <w:t xml:space="preserve"> </w:t>
-      </w:r>
-      <w:r>
+        <w:t>Εναλλακτική Ροή 2 (Λανθασμένος τρέχων κωδικός)</w:t>
+      </w:r>
+    </w:p>
+    <w:p>
+      <w:pPr>
         <w:rPr>
           <w:b/>
           <w:bCs/>
           <w:sz w:val="20"/>
           <w:szCs w:val="20"/>
         </w:rPr>
-        <w:t>(</w:t>
-      </w:r>
-      <w:r>
+      </w:pPr>
+      <w:r>
+        <w:rPr>
+          <w:sz w:val="20"/>
+          <w:szCs w:val="20"/>
+        </w:rPr>
+        <w:t>5</w:t>
+      </w:r>
+      <w:r>
+        <w:rPr>
+          <w:sz w:val="20"/>
+          <w:szCs w:val="20"/>
+        </w:rPr>
+        <w:t>.</w:t>
+      </w:r>
+      <w:r>
+        <w:rPr>
+          <w:sz w:val="20"/>
+          <w:szCs w:val="20"/>
+        </w:rPr>
+        <w:t>α</w:t>
+      </w:r>
+      <w:r>
+        <w:rPr>
+          <w:sz w:val="20"/>
+          <w:szCs w:val="20"/>
+        </w:rPr>
+        <w:t>.1   Το σύστημα διαπιστώνει ότι ο χρήστης πληκτρολόγησε λανθασμένο κωδικό.</w:t>
+      </w:r>
+    </w:p>
+    <w:p>
+      <w:pPr>
         <w:rPr>
           <w:b/>
           <w:bCs/>
           <w:sz w:val="20"/>
           <w:szCs w:val="20"/>
         </w:rPr>
-        <w:t>Μη έγκυρα στοιχεία</w:t>
-      </w:r>
-      <w:r>
+      </w:pPr>
+      <w:r>
+        <w:rPr>
+          <w:sz w:val="20"/>
+          <w:szCs w:val="20"/>
+        </w:rPr>
+        <w:t>5.α</w:t>
+      </w:r>
+      <w:r>
+        <w:rPr>
+          <w:sz w:val="20"/>
+          <w:szCs w:val="20"/>
+        </w:rPr>
+        <w:t>.2   Το σύστημα εμφανίζει μήνυμα αποτυχίας ταυτοποίησης.</w:t>
+      </w:r>
+    </w:p>
+    <w:p>
+      <w:pPr>
+        <w:rPr>
+          <w:sz w:val="20"/>
+          <w:szCs w:val="20"/>
+        </w:rPr>
+      </w:pPr>
+      <w:r>
+        <w:rPr>
+          <w:sz w:val="20"/>
+          <w:szCs w:val="20"/>
+        </w:rPr>
+        <w:t>5.α</w:t>
+      </w:r>
+      <w:r>
+        <w:rPr>
+          <w:sz w:val="20"/>
+          <w:szCs w:val="20"/>
+        </w:rPr>
+        <w:t>.3   Ο χρήστης εισάγει ξανά τον σωστό τρέχοντα κωδικό.</w:t>
+      </w:r>
+    </w:p>
+    <w:p>
+      <w:pPr>
+        <w:rPr>
+          <w:sz w:val="20"/>
+          <w:szCs w:val="20"/>
+        </w:rPr>
+      </w:pPr>
+      <w:r>
+        <w:rPr>
+          <w:sz w:val="20"/>
+          <w:szCs w:val="20"/>
+        </w:rPr>
+        <w:t>5.α</w:t>
+      </w:r>
+      <w:r>
+        <w:rPr>
+          <w:sz w:val="20"/>
+          <w:szCs w:val="20"/>
+        </w:rPr>
+        <w:t>.4   Η διαδικασία συνεχίζεται από το βήμα 6 της βασικής ροής</w:t>
+      </w:r>
+    </w:p>
+    <w:p>
+      <w:pPr>
         <w:rPr>
           <w:b/>
           <w:bCs/>
           <w:sz w:val="20"/>
           <w:szCs w:val="20"/>
         </w:rPr>
-        <w:t>)</w:t>
-      </w:r>
-    </w:p>
-    <w:p>
-      <w:pPr>
-        <w:rPr>
-          <w:sz w:val="20"/>
-          <w:szCs w:val="20"/>
-        </w:rPr>
-      </w:pPr>
-      <w:r>
-        <w:rPr>
-          <w:sz w:val="20"/>
-          <w:szCs w:val="20"/>
-        </w:rPr>
-        <w:t>7</w:t>
-      </w:r>
-      <w:r>
-        <w:rPr>
-          <w:sz w:val="20"/>
-          <w:szCs w:val="20"/>
-        </w:rPr>
-        <w:t xml:space="preserve">.α.1   </w:t>
-      </w:r>
-      <w:r>
-        <w:rPr>
-          <w:sz w:val="20"/>
-          <w:szCs w:val="20"/>
-        </w:rPr>
-        <w:t>Το σύστημα εντοπίζει ότι ένα ή περισσότερα πεδία περιέχουν μη έγκυρα δεδομένα</w:t>
-      </w:r>
-      <w:r>
-        <w:rPr>
-          <w:sz w:val="20"/>
-          <w:szCs w:val="20"/>
-        </w:rPr>
-        <w:t>.</w:t>
-      </w:r>
-    </w:p>
-    <w:p>
-      <w:pPr>
-        <w:rPr>
-          <w:sz w:val="20"/>
-          <w:szCs w:val="20"/>
-        </w:rPr>
-      </w:pPr>
-      <w:r>
-        <w:rPr>
-          <w:sz w:val="20"/>
-          <w:szCs w:val="20"/>
-        </w:rPr>
-        <w:t>7</w:t>
-      </w:r>
-      <w:r>
-        <w:rPr>
-          <w:sz w:val="20"/>
-          <w:szCs w:val="20"/>
-        </w:rPr>
-        <w:t xml:space="preserve">.α.2   </w:t>
-      </w:r>
-      <w:r>
-        <w:rPr>
-          <w:sz w:val="20"/>
-          <w:szCs w:val="20"/>
-        </w:rPr>
-        <w:t>Το σύστημα εμφανίζει μήνυμα σφάλματος και επισημαίνει τα προβληματικά πεδία</w:t>
-      </w:r>
-      <w:r>
-        <w:rPr>
-          <w:sz w:val="20"/>
-          <w:szCs w:val="20"/>
-        </w:rPr>
-        <w:t>.</w:t>
-      </w:r>
-    </w:p>
-    <w:p>
-      <w:pPr>
-        <w:rPr>
-          <w:sz w:val="20"/>
-          <w:szCs w:val="20"/>
-        </w:rPr>
-      </w:pPr>
-      <w:r>
-        <w:rPr>
-          <w:sz w:val="20"/>
-          <w:szCs w:val="20"/>
-        </w:rPr>
-        <w:t>7</w:t>
-      </w:r>
-      <w:r>
-        <w:rPr>
-          <w:sz w:val="20"/>
-          <w:szCs w:val="20"/>
-        </w:rPr>
-        <w:t xml:space="preserve">.α.3   </w:t>
-      </w:r>
-      <w:r>
-        <w:rPr>
-          <w:sz w:val="20"/>
-          <w:szCs w:val="20"/>
-        </w:rPr>
-        <w:t xml:space="preserve">Ο χρήστης </w:t>
-      </w:r>
-      <w:r>
-        <w:rPr>
-          <w:sz w:val="20"/>
-          <w:szCs w:val="20"/>
-        </w:rPr>
-        <w:t>διορθώνει τα στοιχεία</w:t>
-      </w:r>
-      <w:r>
-        <w:rPr>
-          <w:sz w:val="20"/>
-          <w:szCs w:val="20"/>
-        </w:rPr>
-        <w:t>.</w:t>
-      </w:r>
-    </w:p>
-    <w:p>
-      <w:pPr>
-        <w:rPr>
-          <w:sz w:val="20"/>
-          <w:szCs w:val="20"/>
-        </w:rPr>
-      </w:pPr>
-      <w:r>
-        <w:rPr>
-          <w:sz w:val="20"/>
-          <w:szCs w:val="20"/>
-        </w:rPr>
-        <w:t>7.α.4   Η διαδικασία συνεχίζεται από το βήμα 6 της βασικής ροής.</w:t>
-      </w:r>
-    </w:p>
-    <w:p>
-      <w:pPr>
-        <w:ind w:left="360"/>
-        <w:rPr>
-          <w:sz w:val="20"/>
-          <w:szCs w:val="20"/>
-        </w:rPr>
       </w:pPr>
     </w:p>
     <w:p>
@@ -10225,8 +8420,9 @@
           <w:sz w:val="20"/>
           <w:szCs w:val="20"/>
         </w:rPr>
-        <w:t xml:space="preserve">Εναλλακτική Ροή </w:t>
-      </w:r>
+        <w:t>Εναλλακτική Ροή 3 (Το νέο e-</w:t>
+      </w:r>
+      <w:proofErr w:type="spellStart"/>
       <w:r>
         <w:rPr>
           <w:b/>
@@ -10234,8 +8430,9 @@
           <w:sz w:val="20"/>
           <w:szCs w:val="20"/>
         </w:rPr>
-        <w:t>2 (</w:t>
-      </w:r>
+        <w:t>mail</w:t>
+      </w:r>
+      <w:proofErr w:type="spellEnd"/>
       <w:r>
         <w:rPr>
           <w:b/>
@@ -10243,17 +8440,166 @@
           <w:sz w:val="20"/>
           <w:szCs w:val="20"/>
         </w:rPr>
-        <w:t>Λανθασμένος τρέχων κωδικός</w:t>
-      </w:r>
-      <w:r>
+        <w:t xml:space="preserve"> χρησιμοποιείται ήδη)</w:t>
+      </w:r>
+    </w:p>
+    <w:p>
+      <w:pPr>
+        <w:rPr>
+          <w:sz w:val="20"/>
+          <w:szCs w:val="20"/>
+        </w:rPr>
+      </w:pPr>
+      <w:r>
+        <w:rPr>
+          <w:sz w:val="20"/>
+          <w:szCs w:val="20"/>
+        </w:rPr>
+        <w:t>7.</w:t>
+      </w:r>
+      <w:r>
+        <w:rPr>
+          <w:sz w:val="20"/>
+          <w:szCs w:val="20"/>
+        </w:rPr>
+        <w:t>β</w:t>
+      </w:r>
+      <w:r>
+        <w:rPr>
+          <w:sz w:val="20"/>
+          <w:szCs w:val="20"/>
+        </w:rPr>
+        <w:t>.1   Το σύστημα εντοπίζει ότι το νέο e-</w:t>
+      </w:r>
+      <w:proofErr w:type="spellStart"/>
+      <w:r>
+        <w:rPr>
+          <w:sz w:val="20"/>
+          <w:szCs w:val="20"/>
+        </w:rPr>
+        <w:t>mail</w:t>
+      </w:r>
+      <w:proofErr w:type="spellEnd"/>
+      <w:r>
+        <w:rPr>
+          <w:sz w:val="20"/>
+          <w:szCs w:val="20"/>
+        </w:rPr>
+        <w:t xml:space="preserve"> αντιστοιχεί ήδη σε άλλο λογαριασμό.</w:t>
+      </w:r>
+    </w:p>
+    <w:p>
+      <w:pPr>
+        <w:rPr>
+          <w:sz w:val="20"/>
+          <w:szCs w:val="20"/>
+        </w:rPr>
+      </w:pPr>
+      <w:r>
+        <w:rPr>
+          <w:sz w:val="20"/>
+          <w:szCs w:val="20"/>
+        </w:rPr>
+        <w:t>7.</w:t>
+      </w:r>
+      <w:r>
+        <w:rPr>
+          <w:sz w:val="20"/>
+          <w:szCs w:val="20"/>
+        </w:rPr>
+        <w:t>β</w:t>
+      </w:r>
+      <w:r>
+        <w:rPr>
+          <w:sz w:val="20"/>
+          <w:szCs w:val="20"/>
+        </w:rPr>
+        <w:t>.2   Το σύστημα εμφανίζει σχετικό μήνυμα σφάλματος.</w:t>
+      </w:r>
+    </w:p>
+    <w:p>
+      <w:pPr>
+        <w:rPr>
+          <w:sz w:val="20"/>
+          <w:szCs w:val="20"/>
+        </w:rPr>
+      </w:pPr>
+      <w:r>
+        <w:rPr>
+          <w:sz w:val="20"/>
+          <w:szCs w:val="20"/>
+        </w:rPr>
+        <w:t>7.</w:t>
+      </w:r>
+      <w:r>
+        <w:rPr>
+          <w:sz w:val="20"/>
+          <w:szCs w:val="20"/>
+        </w:rPr>
+        <w:t>β</w:t>
+      </w:r>
+      <w:r>
+        <w:rPr>
+          <w:sz w:val="20"/>
+          <w:szCs w:val="20"/>
+        </w:rPr>
+        <w:t>.3   Ο χρήστης εισάγει διαφορετικό e-</w:t>
+      </w:r>
+      <w:proofErr w:type="spellStart"/>
+      <w:r>
+        <w:rPr>
+          <w:sz w:val="20"/>
+          <w:szCs w:val="20"/>
+        </w:rPr>
+        <w:t>mail</w:t>
+      </w:r>
+      <w:proofErr w:type="spellEnd"/>
+      <w:r>
+        <w:rPr>
+          <w:sz w:val="20"/>
+          <w:szCs w:val="20"/>
+        </w:rPr>
+        <w:t>.</w:t>
+      </w:r>
+    </w:p>
+    <w:p>
+      <w:pPr>
+        <w:rPr>
+          <w:sz w:val="20"/>
+          <w:szCs w:val="20"/>
+        </w:rPr>
+      </w:pPr>
+      <w:r>
+        <w:rPr>
+          <w:sz w:val="20"/>
+          <w:szCs w:val="20"/>
+        </w:rPr>
+        <w:t>7.</w:t>
+      </w:r>
+      <w:r>
+        <w:rPr>
+          <w:sz w:val="20"/>
+          <w:szCs w:val="20"/>
+        </w:rPr>
+        <w:t>β</w:t>
+      </w:r>
+      <w:r>
+        <w:rPr>
+          <w:sz w:val="20"/>
+          <w:szCs w:val="20"/>
+        </w:rPr>
+        <w:t>.4   Η διαδικασία συνεχίζεται από το βήμα 6 της βασικής ροής</w:t>
+      </w:r>
+    </w:p>
+    <w:p>
+      <w:pPr>
         <w:rPr>
           <w:b/>
           <w:bCs/>
           <w:sz w:val="20"/>
           <w:szCs w:val="20"/>
         </w:rPr>
-        <w:t>)</w:t>
-      </w:r>
+      </w:pPr>
     </w:p>
     <w:p>
       <w:pPr>
@@ -10266,604 +8612,57 @@
       </w:pPr>
       <w:r>
         <w:rPr>
-          <w:sz w:val="20"/>
-          <w:szCs w:val="20"/>
-        </w:rPr>
-        <w:t>5</w:t>
-      </w:r>
-      <w:r>
-        <w:rPr>
-          <w:sz w:val="20"/>
-          <w:szCs w:val="20"/>
-        </w:rPr>
-        <w:t>.</w:t>
-      </w:r>
-      <w:r>
-        <w:rPr>
-          <w:sz w:val="20"/>
-          <w:szCs w:val="20"/>
-        </w:rPr>
-        <w:t>α</w:t>
-      </w:r>
-      <w:r>
-        <w:rPr>
-          <w:sz w:val="20"/>
-          <w:szCs w:val="20"/>
-        </w:rPr>
-        <w:t xml:space="preserve">.1   </w:t>
-      </w:r>
-      <w:r>
-        <w:rPr>
-          <w:sz w:val="20"/>
-          <w:szCs w:val="20"/>
-        </w:rPr>
-        <w:t xml:space="preserve">Το σύστημα διαπιστώνει ότι ο χρήστης </w:t>
-      </w:r>
-      <w:r>
-        <w:rPr>
-          <w:sz w:val="20"/>
-          <w:szCs w:val="20"/>
-        </w:rPr>
-        <w:t xml:space="preserve">πληκτρολόγησε </w:t>
-      </w:r>
-      <w:r>
-        <w:rPr>
-          <w:sz w:val="20"/>
-          <w:szCs w:val="20"/>
-        </w:rPr>
-        <w:t>λανθασμένο</w:t>
-      </w:r>
-      <w:r>
-        <w:rPr>
-          <w:sz w:val="20"/>
-          <w:szCs w:val="20"/>
-        </w:rPr>
-        <w:t xml:space="preserve"> κωδικό</w:t>
-      </w:r>
-      <w:r>
-        <w:rPr>
-          <w:sz w:val="20"/>
-          <w:szCs w:val="20"/>
-        </w:rPr>
-        <w:t>.</w:t>
-      </w:r>
-    </w:p>
-    <w:p>
-      <w:pPr>
-        <w:rPr>
           <w:b/>
           <w:bCs/>
           <w:sz w:val="20"/>
           <w:szCs w:val="20"/>
         </w:rPr>
-      </w:pPr>
-      <w:r>
-        <w:rPr>
-          <w:sz w:val="20"/>
-          <w:szCs w:val="20"/>
-        </w:rPr>
-        <w:t>5.α</w:t>
-      </w:r>
-      <w:r>
-        <w:rPr>
-          <w:sz w:val="20"/>
-          <w:szCs w:val="20"/>
-        </w:rPr>
-        <w:t xml:space="preserve">.2   </w:t>
-      </w:r>
-      <w:r>
-        <w:rPr>
-          <w:sz w:val="20"/>
-          <w:szCs w:val="20"/>
-        </w:rPr>
-        <w:t>Το σύστημα εμφανίζει μήνυμα αποτυχίας ταυτοποίησης</w:t>
-      </w:r>
-      <w:r>
-        <w:rPr>
-          <w:sz w:val="20"/>
-          <w:szCs w:val="20"/>
-        </w:rPr>
-        <w:t>.</w:t>
-      </w:r>
-    </w:p>
-    <w:p>
-      <w:pPr>
-        <w:rPr>
-          <w:sz w:val="20"/>
-          <w:szCs w:val="20"/>
-        </w:rPr>
-      </w:pPr>
-      <w:r>
-        <w:rPr>
-          <w:sz w:val="20"/>
-          <w:szCs w:val="20"/>
-        </w:rPr>
-        <w:t>5.α</w:t>
-      </w:r>
-      <w:r>
-        <w:rPr>
-          <w:sz w:val="20"/>
-          <w:szCs w:val="20"/>
-        </w:rPr>
-        <w:t xml:space="preserve">.3   </w:t>
-      </w:r>
-      <w:r>
-        <w:rPr>
-          <w:sz w:val="20"/>
-          <w:szCs w:val="20"/>
-        </w:rPr>
-        <w:t>Ο χρήστης εισάγει ξανά τον σωστό τρέχοντα κωδικό</w:t>
-      </w:r>
-      <w:r>
-        <w:rPr>
-          <w:sz w:val="20"/>
-          <w:szCs w:val="20"/>
-        </w:rPr>
-        <w:t>.</w:t>
-      </w:r>
-    </w:p>
-    <w:p>
-      <w:pPr>
-        <w:rPr>
-          <w:sz w:val="20"/>
-          <w:szCs w:val="20"/>
-        </w:rPr>
-      </w:pPr>
-      <w:r>
-        <w:rPr>
-          <w:sz w:val="20"/>
-          <w:szCs w:val="20"/>
-        </w:rPr>
-        <w:t>5.α</w:t>
-      </w:r>
-      <w:r>
-        <w:rPr>
-          <w:sz w:val="20"/>
-          <w:szCs w:val="20"/>
-        </w:rPr>
-        <w:t>.4   Η διαδικασία συνεχίζεται από το βήμα 6 της βασικής ροής</w:t>
-      </w:r>
-    </w:p>
-    <w:p>
-      <w:pPr>
-        <w:rPr>
-          <w:b/>
-          <w:bCs/>
-          <w:sz w:val="20"/>
-          <w:szCs w:val="20"/>
-        </w:rPr>
-      </w:pPr>
-    </w:p>
-    <w:p>
-      <w:pPr>
-        <w:rPr>
-          <w:b/>
-          <w:bCs/>
-          <w:sz w:val="20"/>
-          <w:szCs w:val="20"/>
-        </w:rPr>
-      </w:pPr>
-      <w:r>
-        <w:rPr>
-          <w:b/>
-          <w:bCs/>
-          <w:sz w:val="20"/>
-          <w:szCs w:val="20"/>
-        </w:rPr>
-        <w:t xml:space="preserve">Εναλλακτική Ροή </w:t>
-      </w:r>
-      <w:r>
-        <w:rPr>
-          <w:b/>
-          <w:bCs/>
-          <w:sz w:val="20"/>
-          <w:szCs w:val="20"/>
-        </w:rPr>
-        <w:t>3</w:t>
-      </w:r>
-      <w:r>
-        <w:rPr>
-          <w:b/>
-          <w:bCs/>
-          <w:sz w:val="20"/>
-          <w:szCs w:val="20"/>
-        </w:rPr>
-        <w:t xml:space="preserve"> </w:t>
-      </w:r>
-      <w:r>
-        <w:rPr>
-          <w:b/>
-          <w:bCs/>
-          <w:sz w:val="20"/>
-          <w:szCs w:val="20"/>
-        </w:rPr>
-        <w:t xml:space="preserve">(Το νέο </w:t>
-      </w:r>
-      <w:r>
-        <w:rPr>
-          <w:b/>
-          <w:bCs/>
-          <w:sz w:val="20"/>
-          <w:szCs w:val="20"/>
-          <w:lang w:val="en-US"/>
-        </w:rPr>
-        <w:t>e</w:t>
-      </w:r>
-      <w:r>
-        <w:rPr>
-          <w:b/>
-          <w:bCs/>
-          <w:sz w:val="20"/>
-          <w:szCs w:val="20"/>
-        </w:rPr>
-        <w:t>-</w:t>
-      </w:r>
-      <w:r>
-        <w:rPr>
-          <w:b/>
-          <w:bCs/>
-          <w:sz w:val="20"/>
-          <w:szCs w:val="20"/>
-          <w:lang w:val="en-US"/>
-        </w:rPr>
-        <w:t>mail</w:t>
-      </w:r>
-      <w:r>
-        <w:rPr>
-          <w:b/>
-          <w:bCs/>
-          <w:sz w:val="20"/>
-          <w:szCs w:val="20"/>
-        </w:rPr>
-        <w:t xml:space="preserve"> </w:t>
-      </w:r>
-      <w:r>
-        <w:rPr>
-          <w:b/>
-          <w:bCs/>
-          <w:sz w:val="20"/>
-          <w:szCs w:val="20"/>
-        </w:rPr>
-        <w:t>χρησιμοποιείται ήδη)</w:t>
-      </w:r>
-    </w:p>
-    <w:p>
-      <w:pPr>
-        <w:rPr>
-          <w:sz w:val="20"/>
-          <w:szCs w:val="20"/>
-        </w:rPr>
-      </w:pPr>
-      <w:r>
-        <w:rPr>
-          <w:sz w:val="20"/>
-          <w:szCs w:val="20"/>
-        </w:rPr>
-        <w:t>7.</w:t>
-      </w:r>
-      <w:r>
-        <w:rPr>
-          <w:sz w:val="20"/>
-          <w:szCs w:val="20"/>
-        </w:rPr>
-        <w:t>β</w:t>
-      </w:r>
-      <w:r>
-        <w:rPr>
-          <w:sz w:val="20"/>
-          <w:szCs w:val="20"/>
-        </w:rPr>
-        <w:t xml:space="preserve">.1   </w:t>
-      </w:r>
-      <w:r>
-        <w:rPr>
-          <w:sz w:val="20"/>
-          <w:szCs w:val="20"/>
-        </w:rPr>
-        <w:t>Το σύστημα εντοπίζει ότι το νέο e-</w:t>
-      </w:r>
-      <w:r>
-        <w:rPr>
-          <w:sz w:val="20"/>
-          <w:szCs w:val="20"/>
-          <w:lang w:val="en-US"/>
-        </w:rPr>
-        <w:t>mail</w:t>
-      </w:r>
-      <w:r>
-        <w:rPr>
-          <w:sz w:val="20"/>
-          <w:szCs w:val="20"/>
-        </w:rPr>
-        <w:t xml:space="preserve"> αντιστοιχεί ήδη σε άλλο λογαριασμό</w:t>
-      </w:r>
-      <w:r>
-        <w:rPr>
-          <w:sz w:val="20"/>
-          <w:szCs w:val="20"/>
-        </w:rPr>
-        <w:t>.</w:t>
-      </w:r>
-    </w:p>
-    <w:p>
-      <w:pPr>
-        <w:rPr>
-          <w:sz w:val="20"/>
-          <w:szCs w:val="20"/>
-        </w:rPr>
-      </w:pPr>
-      <w:r>
-        <w:rPr>
-          <w:sz w:val="20"/>
-          <w:szCs w:val="20"/>
-        </w:rPr>
-        <w:t>7.</w:t>
-      </w:r>
-      <w:r>
-        <w:rPr>
-          <w:sz w:val="20"/>
-          <w:szCs w:val="20"/>
-        </w:rPr>
-        <w:t>β</w:t>
-      </w:r>
-      <w:r>
-        <w:rPr>
-          <w:sz w:val="20"/>
-          <w:szCs w:val="20"/>
-        </w:rPr>
-        <w:t>.2   Το σύστημα εμφανίζει σχετικό μήνυμα σφάλματος</w:t>
-      </w:r>
-      <w:r>
-        <w:rPr>
-          <w:sz w:val="20"/>
-          <w:szCs w:val="20"/>
-        </w:rPr>
-        <w:t>.</w:t>
-      </w:r>
-    </w:p>
-    <w:p>
-      <w:pPr>
-        <w:rPr>
-          <w:sz w:val="20"/>
-          <w:szCs w:val="20"/>
-        </w:rPr>
-      </w:pPr>
-      <w:r>
-        <w:rPr>
-          <w:sz w:val="20"/>
-          <w:szCs w:val="20"/>
-        </w:rPr>
-        <w:t>7.</w:t>
-      </w:r>
-      <w:r>
-        <w:rPr>
-          <w:sz w:val="20"/>
-          <w:szCs w:val="20"/>
-        </w:rPr>
-        <w:t>β</w:t>
-      </w:r>
-      <w:r>
-        <w:rPr>
-          <w:sz w:val="20"/>
-          <w:szCs w:val="20"/>
-        </w:rPr>
-        <w:t>.3   Ο</w:t>
-      </w:r>
-      <w:r>
-        <w:rPr>
-          <w:sz w:val="20"/>
-          <w:szCs w:val="20"/>
-        </w:rPr>
-        <w:t xml:space="preserve"> χρή</w:t>
-      </w:r>
-      <w:r>
-        <w:rPr>
-          <w:sz w:val="20"/>
-          <w:szCs w:val="20"/>
-        </w:rPr>
-        <w:t xml:space="preserve">στης εισάγει διαφορετικό </w:t>
-      </w:r>
-      <w:r>
-        <w:rPr>
-          <w:sz w:val="20"/>
-          <w:szCs w:val="20"/>
-          <w:lang w:val="en-US"/>
-        </w:rPr>
-        <w:t>e</w:t>
-      </w:r>
-      <w:r>
-        <w:rPr>
-          <w:sz w:val="20"/>
-          <w:szCs w:val="20"/>
-        </w:rPr>
-        <w:t>-</w:t>
-      </w:r>
-      <w:r>
-        <w:rPr>
-          <w:sz w:val="20"/>
-          <w:szCs w:val="20"/>
-          <w:lang w:val="en-US"/>
-        </w:rPr>
-        <w:t>mail</w:t>
-      </w:r>
-      <w:r>
-        <w:rPr>
-          <w:sz w:val="20"/>
-          <w:szCs w:val="20"/>
-        </w:rPr>
-        <w:t>.</w:t>
-      </w:r>
-    </w:p>
-    <w:p>
-      <w:pPr>
-        <w:rPr>
-          <w:sz w:val="20"/>
-          <w:szCs w:val="20"/>
-        </w:rPr>
-      </w:pPr>
-      <w:r>
-        <w:rPr>
-          <w:sz w:val="20"/>
-          <w:szCs w:val="20"/>
-        </w:rPr>
-        <w:t>7.</w:t>
-      </w:r>
-      <w:r>
-        <w:rPr>
-          <w:sz w:val="20"/>
-          <w:szCs w:val="20"/>
-        </w:rPr>
-        <w:t>β</w:t>
-      </w:r>
-      <w:r>
-        <w:rPr>
-          <w:sz w:val="20"/>
-          <w:szCs w:val="20"/>
-        </w:rPr>
-        <w:t>.4   Η διαδικασία συνεχίζεται από το βήμα 6 της βασικής ροής</w:t>
-      </w:r>
-    </w:p>
-    <w:p>
-      <w:pPr>
-        <w:rPr>
-          <w:b/>
-          <w:bCs/>
-          <w:sz w:val="20"/>
-          <w:szCs w:val="20"/>
-        </w:rPr>
-      </w:pPr>
-    </w:p>
-    <w:p>
-      <w:pPr>
-        <w:rPr>
-          <w:b/>
-          <w:bCs/>
-          <w:sz w:val="20"/>
-          <w:szCs w:val="20"/>
-        </w:rPr>
-      </w:pPr>
-      <w:r>
-        <w:rPr>
-          <w:b/>
-          <w:bCs/>
-          <w:sz w:val="20"/>
-          <w:szCs w:val="20"/>
-        </w:rPr>
-        <w:t xml:space="preserve">Εναλλακτική Ροή </w:t>
-      </w:r>
-      <w:r>
-        <w:rPr>
-          <w:b/>
-          <w:bCs/>
-          <w:sz w:val="20"/>
-          <w:szCs w:val="20"/>
-        </w:rPr>
-        <w:t>4</w:t>
-      </w:r>
-      <w:r>
-        <w:rPr>
-          <w:b/>
-          <w:bCs/>
-          <w:sz w:val="20"/>
-          <w:szCs w:val="20"/>
-        </w:rPr>
-        <w:t xml:space="preserve"> </w:t>
-      </w:r>
-      <w:r>
-        <w:rPr>
-          <w:b/>
-          <w:bCs/>
-          <w:sz w:val="20"/>
-          <w:szCs w:val="20"/>
-        </w:rPr>
-        <w:t>(Ακύρωση διαδικασίας)</w:t>
-      </w:r>
-    </w:p>
-    <w:p>
-      <w:pPr>
-        <w:rPr>
-          <w:sz w:val="20"/>
-          <w:szCs w:val="20"/>
-        </w:rPr>
-      </w:pPr>
-      <w:r>
-        <w:rPr>
-          <w:sz w:val="20"/>
-          <w:szCs w:val="20"/>
-        </w:rPr>
-        <w:t xml:space="preserve">6.α.1   </w:t>
-      </w:r>
-      <w:r>
-        <w:rPr>
-          <w:sz w:val="20"/>
-          <w:szCs w:val="20"/>
-        </w:rPr>
-        <w:t>Ο χρήστης επιλέγει ακύρωση των αλλαγών</w:t>
-      </w:r>
-      <w:r>
-        <w:rPr>
-          <w:sz w:val="20"/>
-          <w:szCs w:val="20"/>
-        </w:rPr>
-        <w:t>.</w:t>
-      </w:r>
-    </w:p>
-    <w:p>
-      <w:pPr>
-        <w:rPr>
-          <w:sz w:val="20"/>
-          <w:szCs w:val="20"/>
-        </w:rPr>
-      </w:pPr>
-      <w:r>
-        <w:rPr>
-          <w:sz w:val="20"/>
-          <w:szCs w:val="20"/>
-        </w:rPr>
-        <w:t xml:space="preserve">6.α.2   </w:t>
-      </w:r>
-      <w:r>
-        <w:rPr>
-          <w:sz w:val="20"/>
-          <w:szCs w:val="20"/>
-        </w:rPr>
-        <w:t>Το σύστημα δεν αποθηκεύει καμία τροποποίηση</w:t>
-      </w:r>
-      <w:r>
-        <w:rPr>
-          <w:sz w:val="20"/>
-          <w:szCs w:val="20"/>
-        </w:rPr>
-        <w:t>.</w:t>
-      </w:r>
-    </w:p>
-    <w:p>
-      <w:pPr>
-        <w:rPr>
-          <w:sz w:val="20"/>
-          <w:szCs w:val="20"/>
-        </w:rPr>
-      </w:pPr>
-      <w:r>
-        <w:rPr>
-          <w:sz w:val="20"/>
-          <w:szCs w:val="20"/>
-        </w:rPr>
-        <w:t xml:space="preserve">6.α.3   </w:t>
-      </w:r>
-      <w:r>
-        <w:rPr>
-          <w:sz w:val="20"/>
-          <w:szCs w:val="20"/>
-        </w:rPr>
-        <w:t>Το σύστημα επιστρέφει τον χρήστη στη σελίδα προφίλ</w:t>
-      </w:r>
-      <w:r>
-        <w:rPr>
-          <w:sz w:val="20"/>
-          <w:szCs w:val="20"/>
-        </w:rPr>
-        <w:t>.</w:t>
+        <w:t>Εναλλακτική Ροή 4 (Ακύρωση διαδικασίας)</w:t>
+      </w:r>
+    </w:p>
+    <w:p>
+      <w:pPr>
+        <w:rPr>
+          <w:sz w:val="20"/>
+          <w:szCs w:val="20"/>
+        </w:rPr>
+      </w:pPr>
+      <w:r>
+        <w:rPr>
+          <w:sz w:val="20"/>
+          <w:szCs w:val="20"/>
+        </w:rPr>
+        <w:t>6.α.1   Ο χρήστης επιλέγει ακύρωση των αλλαγών.</w:t>
+      </w:r>
+    </w:p>
+    <w:p>
+      <w:pPr>
+        <w:rPr>
+          <w:sz w:val="20"/>
+          <w:szCs w:val="20"/>
+        </w:rPr>
+      </w:pPr>
+      <w:r>
+        <w:rPr>
+          <w:sz w:val="20"/>
+          <w:szCs w:val="20"/>
+        </w:rPr>
+        <w:t>6.α.2   Το σύστημα δεν αποθηκεύει καμία τροποποίηση.</w:t>
+      </w:r>
+    </w:p>
+    <w:p>
+      <w:pPr>
+        <w:rPr>
+          <w:sz w:val="20"/>
+          <w:szCs w:val="20"/>
+        </w:rPr>
+      </w:pPr>
+      <w:r>
+        <w:rPr>
+          <w:sz w:val="20"/>
+          <w:szCs w:val="20"/>
+        </w:rPr>
+        <w:t>6.α.3   Το σύστημα επιστρέφει τον χρήστη στη σελίδα προφίλ.</w:t>
       </w:r>
     </w:p>
     <w:p>
@@ -10891,9 +8690,23 @@
         </w:rPr>
       </w:pPr>
       <w:r>
-        <w:t>MySkills Section</w:t>
-      </w:r>
-      <w:r>
+        <w:rPr>
+          <w:lang w:val="el-GR"/>
+        </w:rPr>
+        <w:t xml:space="preserve">MySkills </w:t>
+      </w:r>
+      <w:proofErr w:type="spellStart"/>
+      <w:r>
+        <w:rPr>
+          <w:lang w:val="el-GR"/>
+        </w:rPr>
+        <w:t>Section</w:t>
+      </w:r>
+      <w:proofErr w:type="spellEnd"/>
+      <w:r>
+        <w:rPr>
+          <w:lang w:val="el-GR"/>
+        </w:rPr>
         <w:br/>
       </w:r>
     </w:p>
@@ -10917,22 +8730,7 @@
           <w:szCs w:val="20"/>
           <w:lang w:val="el-GR"/>
         </w:rPr>
-        <w:t>Ο χρήστης επιλέγει την ενότητα «</w:t>
-      </w:r>
-      <w:r>
-        <w:rPr>
-          <w:sz w:val="20"/>
-          <w:szCs w:val="20"/>
-        </w:rPr>
-        <w:t>MySkills</w:t>
-      </w:r>
-      <w:r>
-        <w:rPr>
-          <w:sz w:val="20"/>
-          <w:szCs w:val="20"/>
-          <w:lang w:val="el-GR"/>
-        </w:rPr>
-        <w:t>».</w:t>
+        <w:t>Ο χρήστης επιλέγει την ενότητα «MySkills».</w:t>
       </w:r>
     </w:p>
     <w:p>
@@ -10952,29 +8750,7 @@
           <w:sz w:val="20"/>
           <w:szCs w:val="20"/>
         </w:rPr>
-        <w:t>Το σύστημα εμφανίζει</w:t>
-      </w:r>
-      <w:r>
-        <w:rPr>
-          <w:sz w:val="20"/>
-          <w:szCs w:val="20"/>
-        </w:rPr>
-        <w:t xml:space="preserve"> τη λίστα των </w:t>
-      </w:r>
-      <w:r>
-        <w:rPr>
-          <w:sz w:val="20"/>
-          <w:szCs w:val="20"/>
-          <w:lang w:val="en-US"/>
-        </w:rPr>
-        <w:t>skills</w:t>
-      </w:r>
-      <w:r>
-        <w:rPr>
-          <w:sz w:val="20"/>
-          <w:szCs w:val="20"/>
-        </w:rPr>
-        <w:t xml:space="preserve"> που έχουν καταχωρηθεί στον χρήστη.</w:t>
+        <w:t>Το σύστημα εμφανίζει τη λίστα των skills που έχουν καταχωρηθεί στον χρήστη.</w:t>
       </w:r>
     </w:p>
     <w:p>
@@ -10994,22 +8770,7 @@
           <w:sz w:val="20"/>
           <w:szCs w:val="20"/>
         </w:rPr>
-        <w:t xml:space="preserve">Ο χρήστης επιλέγει να προσθέσει νέο </w:t>
-      </w:r>
-      <w:r>
-        <w:rPr>
-          <w:sz w:val="20"/>
-          <w:szCs w:val="20"/>
-          <w:lang w:val="en-US"/>
-        </w:rPr>
-        <w:t>skill</w:t>
-      </w:r>
-      <w:r>
-        <w:rPr>
-          <w:sz w:val="20"/>
-          <w:szCs w:val="20"/>
-        </w:rPr>
-        <w:t>.</w:t>
+        <w:t>Ο χρήστης επιλέγει να προσθέσει νέο skill.</w:t>
       </w:r>
     </w:p>
     <w:p>
@@ -11029,22 +8790,7 @@
           <w:sz w:val="20"/>
           <w:szCs w:val="20"/>
         </w:rPr>
-        <w:t xml:space="preserve">Το σύστημα εμφανίζει φόρμα καταχώρησης </w:t>
-      </w:r>
-      <w:r>
-        <w:rPr>
-          <w:sz w:val="20"/>
-          <w:szCs w:val="20"/>
-          <w:lang w:val="en-US"/>
-        </w:rPr>
-        <w:t>skill</w:t>
-      </w:r>
-      <w:r>
-        <w:rPr>
-          <w:sz w:val="20"/>
-          <w:szCs w:val="20"/>
-        </w:rPr>
-        <w:t>.</w:t>
+        <w:t>Το σύστημα εμφανίζει φόρμα καταχώρησης skill.</w:t>
       </w:r>
     </w:p>
     <w:p>
@@ -11064,36 +8810,7 @@
           <w:sz w:val="20"/>
           <w:szCs w:val="20"/>
         </w:rPr>
-        <w:t xml:space="preserve">Ο χρήστης </w:t>
-      </w:r>
-      <w:r>
-        <w:rPr>
-          <w:sz w:val="20"/>
-          <w:szCs w:val="20"/>
-        </w:rPr>
-        <w:t xml:space="preserve">συμπληρώνει τα στοιχεία του </w:t>
-      </w:r>
-      <w:r>
-        <w:rPr>
-          <w:sz w:val="20"/>
-          <w:szCs w:val="20"/>
-          <w:lang w:val="en-US"/>
-        </w:rPr>
-        <w:t>skill</w:t>
-      </w:r>
-      <w:r>
-        <w:rPr>
-          <w:sz w:val="20"/>
-          <w:szCs w:val="20"/>
-        </w:rPr>
-        <w:t xml:space="preserve"> </w:t>
-      </w:r>
-      <w:r>
-        <w:rPr>
-          <w:sz w:val="20"/>
-          <w:szCs w:val="20"/>
-        </w:rPr>
-        <w:t>όπως:</w:t>
+        <w:t>Ο χρήστης συμπληρώνει τα στοιχεία του skill όπως:</w:t>
       </w:r>
     </w:p>
     <w:p>
@@ -11113,15 +8830,7 @@
           <w:sz w:val="20"/>
           <w:szCs w:val="20"/>
         </w:rPr>
-        <w:t xml:space="preserve">τίτλος </w:t>
-      </w:r>
-      <w:r>
-        <w:rPr>
-          <w:sz w:val="20"/>
-          <w:szCs w:val="20"/>
-          <w:lang w:val="en-US"/>
-        </w:rPr>
-        <w:t>skill</w:t>
+        <w:t>τίτλος skill</w:t>
       </w:r>
     </w:p>
     <w:p>
@@ -11136,30 +8845,16 @@
         <w:rPr>
           <w:sz w:val="20"/>
           <w:szCs w:val="20"/>
-        </w:rPr>
-      </w:pPr>
-      <w:r>
-        <w:rPr>
-          <w:sz w:val="20"/>
-          <w:szCs w:val="20"/>
-        </w:rPr>
-        <w:t>π</w:t>
-      </w:r>
-      <w:proofErr w:type="spellStart"/>
-      <w:r>
-        <w:rPr>
-          <w:sz w:val="20"/>
-          <w:szCs w:val="20"/>
-        </w:rPr>
-        <w:t>εριγρ</w:t>
-      </w:r>
-      <w:proofErr w:type="spellEnd"/>
-      <w:r>
-        <w:rPr>
-          <w:sz w:val="20"/>
-          <w:szCs w:val="20"/>
-        </w:rPr>
-        <w:t xml:space="preserve">αφή skill </w:t>
+          <w:lang w:val="el-GR"/>
+        </w:rPr>
+      </w:pPr>
+      <w:r>
+        <w:rPr>
+          <w:sz w:val="20"/>
+          <w:szCs w:val="20"/>
+          <w:lang w:val="el-GR"/>
+        </w:rPr>
+        <w:t xml:space="preserve">περιγραφή skill </w:t>
       </w:r>
     </w:p>
     <w:p>
@@ -11174,30 +8869,16 @@
         <w:rPr>
           <w:sz w:val="20"/>
           <w:szCs w:val="20"/>
-        </w:rPr>
-      </w:pPr>
-      <w:r>
-        <w:rPr>
-          <w:sz w:val="20"/>
-          <w:szCs w:val="20"/>
-        </w:rPr>
-        <w:t>κα</w:t>
-      </w:r>
-      <w:proofErr w:type="spellStart"/>
-      <w:r>
-        <w:rPr>
-          <w:sz w:val="20"/>
-          <w:szCs w:val="20"/>
-        </w:rPr>
-        <w:t>τηγορί</w:t>
-      </w:r>
-      <w:proofErr w:type="spellEnd"/>
-      <w:r>
-        <w:rPr>
-          <w:sz w:val="20"/>
-          <w:szCs w:val="20"/>
-        </w:rPr>
-        <w:t>α</w:t>
+          <w:lang w:val="el-GR"/>
+        </w:rPr>
+      </w:pPr>
+      <w:r>
+        <w:rPr>
+          <w:sz w:val="20"/>
+          <w:szCs w:val="20"/>
+          <w:lang w:val="el-GR"/>
+        </w:rPr>
+        <w:t>κατηγορία</w:t>
       </w:r>
     </w:p>
     <w:p>
@@ -11212,46 +8893,16 @@
         <w:rPr>
           <w:sz w:val="20"/>
           <w:szCs w:val="20"/>
-        </w:rPr>
-      </w:pPr>
-      <w:r>
-        <w:rPr>
-          <w:sz w:val="20"/>
-          <w:szCs w:val="20"/>
-        </w:rPr>
-        <w:t>επίπ</w:t>
-      </w:r>
-      <w:proofErr w:type="spellStart"/>
-      <w:r>
-        <w:rPr>
-          <w:sz w:val="20"/>
-          <w:szCs w:val="20"/>
-        </w:rPr>
-        <w:t>εδο</w:t>
-      </w:r>
-      <w:proofErr w:type="spellEnd"/>
-      <w:r>
-        <w:rPr>
-          <w:sz w:val="20"/>
-          <w:szCs w:val="20"/>
-        </w:rPr>
-        <w:t xml:space="preserve"> </w:t>
-      </w:r>
-      <w:proofErr w:type="spellStart"/>
-      <w:r>
-        <w:rPr>
-          <w:sz w:val="20"/>
-          <w:szCs w:val="20"/>
-        </w:rPr>
-        <w:t>εμ</w:t>
-      </w:r>
-      <w:proofErr w:type="spellEnd"/>
-      <w:r>
-        <w:rPr>
-          <w:sz w:val="20"/>
-          <w:szCs w:val="20"/>
-        </w:rPr>
-        <w:t>πειρίας</w:t>
+          <w:lang w:val="el-GR"/>
+        </w:rPr>
+      </w:pPr>
+      <w:r>
+        <w:rPr>
+          <w:sz w:val="20"/>
+          <w:szCs w:val="20"/>
+          <w:lang w:val="el-GR"/>
+        </w:rPr>
+        <w:t>επίπεδο εμπειρίας</w:t>
       </w:r>
     </w:p>
     <w:p>
@@ -11312,29 +8963,7 @@
           <w:sz w:val="20"/>
           <w:szCs w:val="20"/>
         </w:rPr>
-        <w:t xml:space="preserve">Το σύστημα </w:t>
-      </w:r>
-      <w:r>
-        <w:rPr>
-          <w:sz w:val="20"/>
-          <w:szCs w:val="20"/>
-        </w:rPr>
-        <w:t xml:space="preserve">αποθηκεύει το νέο </w:t>
-      </w:r>
-      <w:r>
-        <w:rPr>
-          <w:sz w:val="20"/>
-          <w:szCs w:val="20"/>
-          <w:lang w:val="en-US"/>
-        </w:rPr>
-        <w:t>skill</w:t>
-      </w:r>
-      <w:r>
-        <w:rPr>
-          <w:sz w:val="20"/>
-          <w:szCs w:val="20"/>
-        </w:rPr>
-        <w:t xml:space="preserve"> στο προφίλ του χρήστη.</w:t>
+        <w:t>Το σύστημα αποθηκεύει το νέο skill στο προφίλ του χρήστη.</w:t>
       </w:r>
     </w:p>
     <w:p>
@@ -11354,14 +8983,7 @@
           <w:sz w:val="20"/>
           <w:szCs w:val="20"/>
         </w:rPr>
-        <w:t xml:space="preserve">Το σύστημα εμφανίζει </w:t>
-      </w:r>
-      <w:r>
-        <w:rPr>
-          <w:sz w:val="20"/>
-          <w:szCs w:val="20"/>
-        </w:rPr>
-        <w:t>μήνυμα επιτυχούς καταχώρησης.</w:t>
+        <w:t>Το σύστημα εμφανίζει μήνυμα επιτυχούς καταχώρησης.</w:t>
       </w:r>
     </w:p>
     <w:p>
@@ -11381,36 +9003,7 @@
           <w:sz w:val="20"/>
           <w:szCs w:val="20"/>
         </w:rPr>
-        <w:t xml:space="preserve">Το νέο </w:t>
-      </w:r>
-      <w:r>
-        <w:rPr>
-          <w:sz w:val="20"/>
-          <w:szCs w:val="20"/>
-          <w:lang w:val="en-US"/>
-        </w:rPr>
-        <w:t>skill</w:t>
-      </w:r>
-      <w:r>
-        <w:rPr>
-          <w:sz w:val="20"/>
-          <w:szCs w:val="20"/>
-        </w:rPr>
-        <w:t xml:space="preserve"> </w:t>
-      </w:r>
-      <w:r>
-        <w:rPr>
-          <w:sz w:val="20"/>
-          <w:szCs w:val="20"/>
-        </w:rPr>
-        <w:t>εξετάζεται από την ιστοσελίδα για την εγκυρότητα του</w:t>
-      </w:r>
-      <w:r>
-        <w:rPr>
-          <w:sz w:val="20"/>
-          <w:szCs w:val="20"/>
-        </w:rPr>
-        <w:t>.</w:t>
+        <w:t>Το νέο skill εξετάζεται από την ιστοσελίδα για την εγκυρότητα του.</w:t>
       </w:r>
     </w:p>
     <w:p>
@@ -11430,44 +9023,7 @@
           <w:sz w:val="20"/>
           <w:szCs w:val="20"/>
         </w:rPr>
-        <w:t xml:space="preserve">Το νέο </w:t>
-      </w:r>
-      <w:r>
-        <w:rPr>
-          <w:sz w:val="20"/>
-          <w:szCs w:val="20"/>
-          <w:lang w:val="en-US"/>
-        </w:rPr>
-        <w:t>skill</w:t>
-      </w:r>
-      <w:r>
-        <w:rPr>
-          <w:sz w:val="20"/>
-          <w:szCs w:val="20"/>
-        </w:rPr>
-        <w:t xml:space="preserve"> </w:t>
-      </w:r>
-      <w:r>
-        <w:rPr>
-          <w:sz w:val="20"/>
-          <w:szCs w:val="20"/>
-        </w:rPr>
-        <w:t>εμφανίζεται στην ενότητα «</w:t>
-      </w:r>
-      <w:r>
-        <w:rPr>
-          <w:sz w:val="20"/>
-          <w:szCs w:val="20"/>
-          <w:lang w:val="en-US"/>
-        </w:rPr>
-        <w:t>MySkills</w:t>
-      </w:r>
-      <w:r>
-        <w:rPr>
-          <w:sz w:val="20"/>
-          <w:szCs w:val="20"/>
-        </w:rPr>
-        <w:t>».</w:t>
+        <w:t>Το νέο skill εμφανίζεται στην ενότητα «MySkills».</w:t>
       </w:r>
     </w:p>
     <w:p>
@@ -11481,215 +9037,75 @@
     <w:p>
       <w:pPr>
         <w:pStyle w:val="Heading3"/>
-      </w:pPr>
-      <w:r>
-        <w:t>Εναλλακτική Ροή 1 (</w:t>
-      </w:r>
-      <w:r>
-        <w:t>Μη έγκυρα στοιχεία</w:t>
-      </w:r>
-      <w:r>
-        <w:t>)</w:t>
-      </w:r>
-    </w:p>
-    <w:p>
-      <w:pPr>
-        <w:rPr>
-          <w:sz w:val="20"/>
-          <w:szCs w:val="20"/>
-        </w:rPr>
-      </w:pPr>
-      <w:r>
-        <w:rPr>
-          <w:sz w:val="20"/>
-          <w:szCs w:val="20"/>
-        </w:rPr>
-        <w:t>7</w:t>
-      </w:r>
-      <w:r>
-        <w:rPr>
-          <w:sz w:val="20"/>
-          <w:szCs w:val="20"/>
-        </w:rPr>
-        <w:t>.</w:t>
-      </w:r>
-      <w:r>
-        <w:rPr>
-          <w:sz w:val="20"/>
-          <w:szCs w:val="20"/>
-        </w:rPr>
-        <w:t>α</w:t>
-      </w:r>
-      <w:r>
-        <w:rPr>
-          <w:sz w:val="20"/>
-          <w:szCs w:val="20"/>
-        </w:rPr>
-        <w:t>.1</w:t>
-      </w:r>
-      <w:r>
-        <w:rPr>
-          <w:sz w:val="20"/>
-          <w:szCs w:val="20"/>
-        </w:rPr>
-        <w:t xml:space="preserve">   </w:t>
-      </w:r>
-      <w:r>
-        <w:rPr>
-          <w:sz w:val="20"/>
-          <w:szCs w:val="20"/>
-        </w:rPr>
-        <w:t>Το σύστημα εντοπίζει ελλιπή ή μη έγκυρα δεδομένα.</w:t>
-      </w:r>
-    </w:p>
-    <w:p>
-      <w:pPr>
-        <w:rPr>
-          <w:sz w:val="20"/>
-          <w:szCs w:val="20"/>
-        </w:rPr>
-      </w:pPr>
-      <w:r>
-        <w:rPr>
-          <w:sz w:val="20"/>
-          <w:szCs w:val="20"/>
-        </w:rPr>
-        <w:t>7</w:t>
-      </w:r>
-      <w:r>
-        <w:rPr>
-          <w:sz w:val="20"/>
-          <w:szCs w:val="20"/>
-        </w:rPr>
-        <w:t>.</w:t>
-      </w:r>
-      <w:r>
-        <w:rPr>
-          <w:sz w:val="20"/>
-          <w:szCs w:val="20"/>
-        </w:rPr>
-        <w:t>α</w:t>
-      </w:r>
-      <w:r>
-        <w:rPr>
-          <w:sz w:val="20"/>
-          <w:szCs w:val="20"/>
-        </w:rPr>
-        <w:t>.2</w:t>
-      </w:r>
-      <w:r>
-        <w:rPr>
-          <w:sz w:val="20"/>
-          <w:szCs w:val="20"/>
-        </w:rPr>
-        <w:t xml:space="preserve">   </w:t>
-      </w:r>
-      <w:r>
-        <w:rPr>
-          <w:sz w:val="20"/>
-          <w:szCs w:val="20"/>
-        </w:rPr>
-        <w:t>Το σύστημα εμφανίζει μήνυμα σφάλματος.</w:t>
-      </w:r>
-    </w:p>
-    <w:p>
-      <w:pPr>
-        <w:rPr>
-          <w:sz w:val="20"/>
-          <w:szCs w:val="20"/>
-        </w:rPr>
-      </w:pPr>
-      <w:r>
-        <w:rPr>
-          <w:sz w:val="20"/>
-          <w:szCs w:val="20"/>
-        </w:rPr>
-        <w:t>7</w:t>
-      </w:r>
-      <w:r>
-        <w:rPr>
-          <w:sz w:val="20"/>
-          <w:szCs w:val="20"/>
-        </w:rPr>
-        <w:t>.</w:t>
-      </w:r>
-      <w:r>
-        <w:rPr>
-          <w:sz w:val="20"/>
-          <w:szCs w:val="20"/>
-        </w:rPr>
-        <w:t>α</w:t>
-      </w:r>
-      <w:r>
-        <w:rPr>
-          <w:sz w:val="20"/>
-          <w:szCs w:val="20"/>
-        </w:rPr>
-        <w:t xml:space="preserve">.3 </w:t>
-      </w:r>
-      <w:r>
-        <w:rPr>
-          <w:sz w:val="20"/>
-          <w:szCs w:val="20"/>
-        </w:rPr>
-        <w:t xml:space="preserve">  </w:t>
-      </w:r>
-      <w:r>
-        <w:rPr>
-          <w:sz w:val="20"/>
-          <w:szCs w:val="20"/>
-        </w:rPr>
-        <w:t>Ο χρήστης διορθώνει τα στοιχεία</w:t>
-      </w:r>
-    </w:p>
-    <w:p>
-      <w:pPr>
-        <w:rPr>
-          <w:sz w:val="20"/>
-          <w:szCs w:val="20"/>
-        </w:rPr>
-      </w:pPr>
-      <w:r>
-        <w:rPr>
-          <w:sz w:val="20"/>
-          <w:szCs w:val="20"/>
-        </w:rPr>
-        <w:t>7</w:t>
-      </w:r>
-      <w:r>
-        <w:rPr>
-          <w:sz w:val="20"/>
-          <w:szCs w:val="20"/>
-        </w:rPr>
-        <w:t>.</w:t>
-      </w:r>
-      <w:r>
-        <w:rPr>
-          <w:sz w:val="20"/>
-          <w:szCs w:val="20"/>
-        </w:rPr>
-        <w:t>α</w:t>
-      </w:r>
-      <w:r>
-        <w:rPr>
-          <w:sz w:val="20"/>
-          <w:szCs w:val="20"/>
-        </w:rPr>
-        <w:t xml:space="preserve">.4 </w:t>
-      </w:r>
-      <w:r>
-        <w:rPr>
-          <w:sz w:val="20"/>
-          <w:szCs w:val="20"/>
-        </w:rPr>
-        <w:t xml:space="preserve">  </w:t>
-      </w:r>
-      <w:r>
-        <w:rPr>
-          <w:sz w:val="20"/>
-          <w:szCs w:val="20"/>
-        </w:rPr>
-        <w:t>Η διαδικασία συνεχίζεται από το βήμα 6 της βασικής ροής.</w:t>
+        <w:rPr>
+          <w:lang w:val="el-GR"/>
+        </w:rPr>
+      </w:pPr>
+      <w:r>
+        <w:rPr>
+          <w:lang w:val="el-GR"/>
+        </w:rPr>
+        <w:t>Εναλλακτική Ροή 1 (Μη έγκυρα στοιχεία)</w:t>
+      </w:r>
+    </w:p>
+    <w:p>
+      <w:pPr>
+        <w:rPr>
+          <w:sz w:val="20"/>
+          <w:szCs w:val="20"/>
+        </w:rPr>
+      </w:pPr>
+      <w:r>
+        <w:rPr>
+          <w:sz w:val="20"/>
+          <w:szCs w:val="20"/>
+        </w:rPr>
+        <w:t>7.α.1   Το σύστημα εντοπίζει ελλιπή ή μη έγκυρα δεδομένα.</w:t>
+      </w:r>
+    </w:p>
+    <w:p>
+      <w:pPr>
+        <w:rPr>
+          <w:sz w:val="20"/>
+          <w:szCs w:val="20"/>
+        </w:rPr>
+      </w:pPr>
+      <w:r>
+        <w:rPr>
+          <w:sz w:val="20"/>
+          <w:szCs w:val="20"/>
+        </w:rPr>
+        <w:t>7.α.2   Το σύστημα εμφανίζει μήνυμα σφάλματος.</w:t>
+      </w:r>
+    </w:p>
+    <w:p>
+      <w:pPr>
+        <w:rPr>
+          <w:sz w:val="20"/>
+          <w:szCs w:val="20"/>
+        </w:rPr>
+      </w:pPr>
+      <w:r>
+        <w:rPr>
+          <w:sz w:val="20"/>
+          <w:szCs w:val="20"/>
+        </w:rPr>
+        <w:t>7.α.3   Ο χρήστης διορθώνει τα στοιχεία</w:t>
+      </w:r>
+    </w:p>
+    <w:p>
+      <w:pPr>
+        <w:rPr>
+          <w:sz w:val="20"/>
+          <w:szCs w:val="20"/>
+        </w:rPr>
+      </w:pPr>
+      <w:r>
+        <w:rPr>
+          <w:sz w:val="20"/>
+          <w:szCs w:val="20"/>
+        </w:rPr>
+        <w:t>7.α.4   Η διαδικασία συνεχίζεται από το βήμα 6 της βασικής ροής.</w:t>
       </w:r>
     </w:p>
     <w:p>
@@ -11703,15 +9119,15 @@
     <w:p>
       <w:pPr>
         <w:pStyle w:val="Heading3"/>
-      </w:pPr>
-      <w:r>
-        <w:t>Εναλλακτική Ροή 2 (</w:t>
-      </w:r>
-      <w:r>
-        <w:t>Επεξεργασία υπάρχοντος skill</w:t>
-      </w:r>
-      <w:r>
-        <w:t>)</w:t>
+        <w:rPr>
+          <w:lang w:val="el-GR"/>
+        </w:rPr>
+      </w:pPr>
+      <w:r>
+        <w:rPr>
+          <w:lang w:val="el-GR"/>
+        </w:rPr>
+        <w:t>Εναλλακτική Ροή 2 (Επεξεργασία υπάρχοντος skill)</w:t>
       </w:r>
     </w:p>
     <w:p>
@@ -11830,18 +9246,15 @@
     <w:p>
       <w:pPr>
         <w:pStyle w:val="Heading3"/>
-      </w:pPr>
-      <w:r>
-        <w:t xml:space="preserve">Εναλλακτική Ροή </w:t>
-      </w:r>
-      <w:r>
-        <w:t>3</w:t>
-      </w:r>
-      <w:r>
-        <w:t xml:space="preserve"> </w:t>
-      </w:r>
-      <w:r>
-        <w:t>(Διαγραφή skill)</w:t>
+        <w:rPr>
+          <w:lang w:val="el-GR"/>
+        </w:rPr>
+      </w:pPr>
+      <w:r>
+        <w:rPr>
+          <w:lang w:val="el-GR"/>
+        </w:rPr>
+        <w:t>Εναλλακτική Ροή 3 (Διαγραφή skill)</w:t>
       </w:r>
     </w:p>
     <w:p>
@@ -11923,18 +9336,15 @@
     <w:p>
       <w:pPr>
         <w:pStyle w:val="Heading3"/>
-      </w:pPr>
-      <w:r>
-        <w:t xml:space="preserve">Εναλλακτική Ροή </w:t>
-      </w:r>
-      <w:r>
-        <w:t>4</w:t>
-      </w:r>
-      <w:r>
-        <w:t xml:space="preserve"> </w:t>
-      </w:r>
-      <w:r>
-        <w:t>(Ακύρωση διαδικασίας)</w:t>
+        <w:rPr>
+          <w:lang w:val="el-GR"/>
+        </w:rPr>
+      </w:pPr>
+      <w:r>
+        <w:rPr>
+          <w:lang w:val="el-GR"/>
+        </w:rPr>
+        <w:t>Εναλλακτική Ροή 4 (Ακύρωση διαδικασίας)</w:t>
       </w:r>
     </w:p>
     <w:p>
@@ -11993,18 +9403,15 @@
     <w:p>
       <w:pPr>
         <w:pStyle w:val="Heading3"/>
-      </w:pPr>
-      <w:r>
-        <w:t xml:space="preserve">Εναλλακτική Ροή </w:t>
-      </w:r>
-      <w:r>
-        <w:t>5</w:t>
-      </w:r>
-      <w:r>
-        <w:t xml:space="preserve"> </w:t>
-      </w:r>
-      <w:r>
-        <w:t>(Διπλή καταχώρηση skill)</w:t>
+        <w:rPr>
+          <w:lang w:val="el-GR"/>
+        </w:rPr>
+      </w:pPr>
+      <w:r>
+        <w:rPr>
+          <w:lang w:val="el-GR"/>
+        </w:rPr>
+        <w:t>Εναλλακτική Ροή 5 (Διπλή καταχώρηση skill)</w:t>
       </w:r>
     </w:p>
     <w:p>
@@ -12057,6 +9464,27 @@
         <w:rPr>
           <w:sz w:val="20"/>
           <w:szCs w:val="20"/>
+        </w:rPr>
+      </w:pPr>
+    </w:p>
+    <w:p>
+      <w:pPr>
+        <w:pStyle w:val="Heading2"/>
+        <w:rPr>
+          <w:lang w:val="el-GR" w:eastAsia="el-GR"/>
+        </w:rPr>
+      </w:pPr>
+      <w:r>
+        <w:rPr>
+          <w:lang w:val="el-GR" w:eastAsia="el-GR"/>
+        </w:rPr>
+        <w:t>Πληρωμή Skill</w:t>
+      </w:r>
+    </w:p>
+    <w:p>
+      <w:pPr>
+        <w:rPr>
+          <w:lang w:eastAsia="el-GR"/>
         </w:rPr>
       </w:pPr>
     </w:p>
@@ -12105,7 +9533,6 @@
         <w:rPr>
           <w:i/>
           <w:iCs/>
-          <w:noProof/>
           <w:color w:val="888888"/>
           <w:sz w:val="18"/>
           <w:szCs w:val="18"/>
@@ -12161,7 +9588,7 @@
               </wp:anchor>
             </w:drawing>
           </mc:Choice>
-          <mc:Fallback>
+          <mc:Fallback xmlns:pic="http://schemas.openxmlformats.org/drawingml/2006/picture" xmlns:a="http://schemas.openxmlformats.org/drawingml/2006/main">
             <w:pict>
               <v:line id="Straight Connector 1" style="position:absolute;z-index:251658240;visibility:visible;mso-wrap-style:square;mso-wrap-distance-left:9pt;mso-wrap-distance-top:0;mso-wrap-distance-right:9pt;mso-wrap-distance-bottom:0;mso-position-horizontal:absolute;mso-position-horizontal-relative:text;mso-position-vertical:absolute;mso-position-vertical-relative:text" o:spid="_x0000_s1026" strokecolor="#156082 [3204]" strokeweight="1pt" from="4.4pt,5.5pt" to="476.5pt,5.5pt" w14:anchorId="068AD97C" o:gfxdata="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">
                 <v:stroke joinstyle="miter"/>
@@ -12182,9 +9609,8 @@
           <w:color w:val="888888"/>
           <w:sz w:val="18"/>
           <w:szCs w:val="18"/>
-          <w:lang w:val="en-US"/>
-        </w:rPr>
-        <w:t>SkillUs</w:t>
+        </w:rPr>
+        <w:t xml:space="preserve">SkillUs — </w:t>
       </w:r>
       <w:r>
         <w:rPr>
@@ -12194,7 +9620,7 @@
           <w:sz w:val="18"/>
           <w:szCs w:val="18"/>
         </w:rPr>
-        <w:t xml:space="preserve"> — </w:t>
+        <w:t>Use-case</w:t>
       </w:r>
       <w:r>
         <w:rPr>
@@ -12203,97 +9629,14 @@
           <w:color w:val="888888"/>
           <w:sz w:val="18"/>
           <w:szCs w:val="18"/>
-          <w:lang w:val="en-US"/>
-        </w:rPr>
-        <w:t>Use</w:t>
-      </w:r>
-      <w:r>
-        <w:rPr>
-          <w:i/>
-          <w:iCs/>
-          <w:color w:val="888888"/>
-          <w:sz w:val="18"/>
-          <w:szCs w:val="18"/>
-        </w:rPr>
-        <w:t>-</w:t>
-      </w:r>
-      <w:r>
-        <w:rPr>
-          <w:i/>
-          <w:iCs/>
-          <w:color w:val="888888"/>
-          <w:sz w:val="18"/>
-          <w:szCs w:val="18"/>
-          <w:lang w:val="en-US"/>
-        </w:rPr>
-        <w:t>case</w:t>
-      </w:r>
-      <w:r>
-        <w:rPr>
-          <w:i/>
-          <w:iCs/>
-          <w:color w:val="888888"/>
-          <w:sz w:val="18"/>
-          <w:szCs w:val="18"/>
-        </w:rPr>
-        <w:t>-</w:t>
-      </w:r>
-      <w:r>
-        <w:rPr>
-          <w:i/>
-          <w:iCs/>
-          <w:color w:val="888888"/>
-          <w:sz w:val="18"/>
-          <w:szCs w:val="18"/>
-          <w:lang w:val="en-US"/>
-        </w:rPr>
-        <w:t>v</w:t>
-      </w:r>
-      <w:r>
-        <w:rPr>
-          <w:i/>
-          <w:iCs/>
-          <w:color w:val="888888"/>
-          <w:sz w:val="18"/>
-          <w:szCs w:val="18"/>
-        </w:rPr>
-        <w:t xml:space="preserve">0.1 | </w:t>
-      </w:r>
-      <w:r>
-        <w:rPr>
-          <w:i/>
-          <w:iCs/>
-          <w:color w:val="888888"/>
-          <w:sz w:val="18"/>
-          <w:szCs w:val="18"/>
-        </w:rPr>
-        <w:t>Τεχνολογία</w:t>
-      </w:r>
-      <w:r>
-        <w:rPr>
-          <w:i/>
-          <w:iCs/>
-          <w:color w:val="888888"/>
-          <w:sz w:val="18"/>
-          <w:szCs w:val="18"/>
-        </w:rPr>
-        <w:t xml:space="preserve"> </w:t>
-      </w:r>
-      <w:r>
-        <w:rPr>
-          <w:i/>
-          <w:iCs/>
-          <w:color w:val="888888"/>
-          <w:sz w:val="18"/>
-          <w:szCs w:val="18"/>
-        </w:rPr>
-        <w:t>Λογισμικού</w:t>
+        </w:rPr>
+        <w:t>-v0.1 | Τεχνολογία Λογισμικού</w:t>
       </w:r>
     </w:p>
     <w:sectPr>
       <w:headerReference w:type="default" r:id="rId11"/>
       <w:footerReference w:type="default" r:id="rId12"/>
-      <w:pgSz w:w="11906" w:h="16838" w:orient="portrait"/>
+      <w:pgSz w:w="11906" w:h="16838"/>
       <w:pgMar w:top="1080" w:right="1080" w:bottom="1080" w:left="1080" w:header="708" w:footer="708" w:gutter="0"/>
       <w:cols w:space="720"/>
       <w:docGrid w:linePitch="360"/>
@@ -12326,7 +9669,7 @@
   <w:p>
     <w:pPr>
       <w:pBdr>
-        <w:top w:val="single" w:color="2E75B6" w:sz="6" w:space="4"/>
+        <w:top w:val="single" w:sz="6" w:space="4" w:color="2E75B6"/>
       </w:pBdr>
       <w:spacing w:before="120"/>
       <w:jc w:val="center"/>
@@ -12407,7 +9750,7 @@
   <w:p>
     <w:pPr>
       <w:pBdr>
-        <w:bottom w:val="single" w:color="2E75B6" w:sz="6" w:space="4"/>
+        <w:bottom w:val="single" w:sz="6" w:space="4" w:color="2E75B6"/>
       </w:pBdr>
       <w:spacing w:after="120"/>
     </w:pPr>
@@ -12585,7 +9928,7 @@
         <w:ind w:left="720" w:hanging="360"/>
       </w:pPr>
       <w:rPr>
-        <w:rFonts w:hint="default" w:ascii="Symbol" w:hAnsi="Symbol"/>
+        <w:rFonts w:ascii="Symbol" w:hAnsi="Symbol" w:hint="default"/>
       </w:rPr>
     </w:lvl>
     <w:lvl w:ilvl="1" w:tplc="04080003" w:tentative="1">
@@ -12597,7 +9940,7 @@
         <w:ind w:left="1440" w:hanging="360"/>
       </w:pPr>
       <w:rPr>
-        <w:rFonts w:hint="default" w:ascii="Courier New" w:hAnsi="Courier New" w:cs="Courier New"/>
+        <w:rFonts w:ascii="Courier New" w:hAnsi="Courier New" w:cs="Courier New" w:hint="default"/>
       </w:rPr>
     </w:lvl>
     <w:lvl w:ilvl="2" w:tplc="04080005" w:tentative="1">
@@ -12609,7 +9952,7 @@
         <w:ind w:left="2160" w:hanging="360"/>
       </w:pPr>
       <w:rPr>
-        <w:rFonts w:hint="default" w:ascii="Wingdings" w:hAnsi="Wingdings"/>
+        <w:rFonts w:ascii="Wingdings" w:hAnsi="Wingdings" w:hint="default"/>
       </w:rPr>
     </w:lvl>
     <w:lvl w:ilvl="3" w:tplc="04080001" w:tentative="1">
@@ -12621,7 +9964,7 @@
         <w:ind w:left="2880" w:hanging="360"/>
       </w:pPr>
       <w:rPr>
-        <w:rFonts w:hint="default" w:ascii="Symbol" w:hAnsi="Symbol"/>
+        <w:rFonts w:ascii="Symbol" w:hAnsi="Symbol" w:hint="default"/>
       </w:rPr>
     </w:lvl>
     <w:lvl w:ilvl="4" w:tplc="04080003" w:tentative="1">
@@ -12633,7 +9976,7 @@
         <w:ind w:left="3600" w:hanging="360"/>
       </w:pPr>
       <w:rPr>
-        <w:rFonts w:hint="default" w:ascii="Courier New" w:hAnsi="Courier New" w:cs="Courier New"/>
+        <w:rFonts w:ascii="Courier New" w:hAnsi="Courier New" w:cs="Courier New" w:hint="default"/>
       </w:rPr>
     </w:lvl>
     <w:lvl w:ilvl="5" w:tplc="04080005" w:tentative="1">
@@ -12645,7 +9988,7 @@
         <w:ind w:left="4320" w:hanging="360"/>
       </w:pPr>
       <w:rPr>
-        <w:rFonts w:hint="default" w:ascii="Wingdings" w:hAnsi="Wingdings"/>
+        <w:rFonts w:ascii="Wingdings" w:hAnsi="Wingdings" w:hint="default"/>
       </w:rPr>
     </w:lvl>
     <w:lvl w:ilvl="6" w:tplc="04080001" w:tentative="1">
@@ -12657,7 +10000,7 @@
         <w:ind w:left="5040" w:hanging="360"/>
       </w:pPr>
       <w:rPr>
-        <w:rFonts w:hint="default" w:ascii="Symbol" w:hAnsi="Symbol"/>
+        <w:rFonts w:ascii="Symbol" w:hAnsi="Symbol" w:hint="default"/>
       </w:rPr>
     </w:lvl>
     <w:lvl w:ilvl="7" w:tplc="04080003" w:tentative="1">
@@ -12669,7 +10012,7 @@
         <w:ind w:left="5760" w:hanging="360"/>
       </w:pPr>
       <w:rPr>
-        <w:rFonts w:hint="default" w:ascii="Courier New" w:hAnsi="Courier New" w:cs="Courier New"/>
+        <w:rFonts w:ascii="Courier New" w:hAnsi="Courier New" w:cs="Courier New" w:hint="default"/>
       </w:rPr>
     </w:lvl>
     <w:lvl w:ilvl="8" w:tplc="04080005" w:tentative="1">
@@ -12681,7 +10024,7 @@
         <w:ind w:left="6480" w:hanging="360"/>
       </w:pPr>
       <w:rPr>
-        <w:rFonts w:hint="default" w:ascii="Wingdings" w:hAnsi="Wingdings"/>
+        <w:rFonts w:ascii="Wingdings" w:hAnsi="Wingdings" w:hint="default"/>
       </w:rPr>
     </w:lvl>
   </w:abstractNum>
@@ -12799,7 +10142,7 @@
         <w:ind w:left="1800" w:hanging="360"/>
       </w:pPr>
       <w:rPr>
-        <w:rFonts w:hint="default" w:ascii="Courier New" w:hAnsi="Courier New"/>
+        <w:rFonts w:ascii="Courier New" w:hAnsi="Courier New" w:hint="default"/>
         <w:sz w:val="20"/>
       </w:rPr>
     </w:lvl>
@@ -12901,7 +10244,7 @@
         <w:ind w:left="1080" w:hanging="360"/>
       </w:pPr>
       <w:rPr>
-        <w:rFonts w:hint="default" w:ascii="Wingdings" w:hAnsi="Wingdings"/>
+        <w:rFonts w:ascii="Wingdings" w:hAnsi="Wingdings" w:hint="default"/>
       </w:rPr>
     </w:lvl>
     <w:lvl w:ilvl="1" w:tplc="04080003" w:tentative="1">
@@ -12913,7 +10256,7 @@
         <w:ind w:left="1800" w:hanging="360"/>
       </w:pPr>
       <w:rPr>
-        <w:rFonts w:hint="default" w:ascii="Courier New" w:hAnsi="Courier New" w:cs="Courier New"/>
+        <w:rFonts w:ascii="Courier New" w:hAnsi="Courier New" w:cs="Courier New" w:hint="default"/>
       </w:rPr>
     </w:lvl>
     <w:lvl w:ilvl="2" w:tplc="04080005" w:tentative="1">
@@ -12925,7 +10268,7 @@
         <w:ind w:left="2520" w:hanging="360"/>
       </w:pPr>
       <w:rPr>
-        <w:rFonts w:hint="default" w:ascii="Wingdings" w:hAnsi="Wingdings"/>
+        <w:rFonts w:ascii="Wingdings" w:hAnsi="Wingdings" w:hint="default"/>
       </w:rPr>
     </w:lvl>
     <w:lvl w:ilvl="3" w:tplc="04080001" w:tentative="1">
@@ -12937,7 +10280,7 @@
         <w:ind w:left="3240" w:hanging="360"/>
       </w:pPr>
       <w:rPr>
-        <w:rFonts w:hint="default" w:ascii="Symbol" w:hAnsi="Symbol"/>
+        <w:rFonts w:ascii="Symbol" w:hAnsi="Symbol" w:hint="default"/>
       </w:rPr>
     </w:lvl>
     <w:lvl w:ilvl="4" w:tplc="04080003" w:tentative="1">
@@ -12949,7 +10292,7 @@
         <w:ind w:left="3960" w:hanging="360"/>
       </w:pPr>
       <w:rPr>
-        <w:rFonts w:hint="default" w:ascii="Courier New" w:hAnsi="Courier New" w:cs="Courier New"/>
+        <w:rFonts w:ascii="Courier New" w:hAnsi="Courier New" w:cs="Courier New" w:hint="default"/>
       </w:rPr>
     </w:lvl>
     <w:lvl w:ilvl="5" w:tplc="04080005" w:tentative="1">
@@ -12961,7 +10304,7 @@
         <w:ind w:left="4680" w:hanging="360"/>
       </w:pPr>
       <w:rPr>
-        <w:rFonts w:hint="default" w:ascii="Wingdings" w:hAnsi="Wingdings"/>
+        <w:rFonts w:ascii="Wingdings" w:hAnsi="Wingdings" w:hint="default"/>
       </w:rPr>
     </w:lvl>
     <w:lvl w:ilvl="6" w:tplc="04080001" w:tentative="1">
@@ -12973,7 +10316,7 @@
         <w:ind w:left="5400" w:hanging="360"/>
       </w:pPr>
       <w:rPr>
-        <w:rFonts w:hint="default" w:ascii="Symbol" w:hAnsi="Symbol"/>
+        <w:rFonts w:ascii="Symbol" w:hAnsi="Symbol" w:hint="default"/>
       </w:rPr>
     </w:lvl>
     <w:lvl w:ilvl="7" w:tplc="04080003" w:tentative="1">
@@ -12985,7 +10328,7 @@
         <w:ind w:left="6120" w:hanging="360"/>
       </w:pPr>
       <w:rPr>
-        <w:rFonts w:hint="default" w:ascii="Courier New" w:hAnsi="Courier New" w:cs="Courier New"/>
+        <w:rFonts w:ascii="Courier New" w:hAnsi="Courier New" w:cs="Courier New" w:hint="default"/>
       </w:rPr>
     </w:lvl>
     <w:lvl w:ilvl="8" w:tplc="04080005" w:tentative="1">
@@ -12997,7 +10340,7 @@
         <w:ind w:left="6840" w:hanging="360"/>
       </w:pPr>
       <w:rPr>
-        <w:rFonts w:hint="default" w:ascii="Wingdings" w:hAnsi="Wingdings"/>
+        <w:rFonts w:ascii="Wingdings" w:hAnsi="Wingdings" w:hint="default"/>
       </w:rPr>
     </w:lvl>
   </w:abstractNum>
@@ -13954,7 +11297,7 @@
   <w:docDefaults>
     <w:rPrDefault>
       <w:rPr>
-        <w:rFonts w:ascii="Arial" w:hAnsi="Arial" w:eastAsia="Arial" w:cs="Arial"/>
+        <w:rFonts w:ascii="Arial" w:eastAsia="Arial" w:hAnsi="Arial" w:cs="Arial"/>
         <w:sz w:val="22"/>
         <w:szCs w:val="22"/>
         <w:lang w:val="en-US" w:eastAsia="en-US" w:bidi="ar-SA"/>
@@ -13965,14 +11308,14 @@
   <w:latentStyles w:defLockedState="0" w:defUIPriority="99" w:defSemiHidden="0" w:defUnhideWhenUsed="0" w:defQFormat="0" w:count="376">
     <w:lsdException w:name="Normal" w:uiPriority="0" w:qFormat="1"/>
     <w:lsdException w:name="heading 1" w:uiPriority="9" w:qFormat="1"/>
-    <w:lsdException w:name="heading 2" w:uiPriority="9" w:semiHidden="1" w:unhideWhenUsed="1" w:qFormat="1"/>
-    <w:lsdException w:name="heading 3" w:uiPriority="9" w:semiHidden="1" w:unhideWhenUsed="1" w:qFormat="1"/>
-    <w:lsdException w:name="heading 4" w:uiPriority="9" w:semiHidden="1" w:unhideWhenUsed="1" w:qFormat="1"/>
-    <w:lsdException w:name="heading 5" w:uiPriority="9" w:semiHidden="1" w:unhideWhenUsed="1" w:qFormat="1"/>
-    <w:lsdException w:name="heading 6" w:uiPriority="9" w:semiHidden="1" w:unhideWhenUsed="1" w:qFormat="1"/>
-    <w:lsdException w:name="heading 7" w:uiPriority="9" w:semiHidden="1" w:unhideWhenUsed="1" w:qFormat="1"/>
-    <w:lsdException w:name="heading 8" w:uiPriority="9" w:semiHidden="1" w:unhideWhenUsed="1" w:qFormat="1"/>
-    <w:lsdException w:name="heading 9" w:uiPriority="9" w:semiHidden="1" w:unhideWhenUsed="1" w:qFormat="1"/>
+    <w:lsdException w:name="heading 2" w:semiHidden="1" w:uiPriority="9" w:unhideWhenUsed="1" w:qFormat="1"/>
+    <w:lsdException w:name="heading 3" w:semiHidden="1" w:uiPriority="9" w:unhideWhenUsed="1" w:qFormat="1"/>
+    <w:lsdException w:name="heading 4" w:semiHidden="1" w:uiPriority="9" w:unhideWhenUsed="1" w:qFormat="1"/>
+    <w:lsdException w:name="heading 5" w:semiHidden="1" w:uiPriority="9" w:unhideWhenUsed="1" w:qFormat="1"/>
+    <w:lsdException w:name="heading 6" w:semiHidden="1" w:uiPriority="9" w:unhideWhenUsed="1" w:qFormat="1"/>
+    <w:lsdException w:name="heading 7" w:semiHidden="1" w:uiPriority="9" w:unhideWhenUsed="1" w:qFormat="1"/>
+    <w:lsdException w:name="heading 8" w:semiHidden="1" w:uiPriority="9" w:unhideWhenUsed="1" w:qFormat="1"/>
+    <w:lsdException w:name="heading 9" w:semiHidden="1" w:uiPriority="9" w:unhideWhenUsed="1" w:qFormat="1"/>
     <w:lsdException w:name="index 1" w:semiHidden="1" w:unhideWhenUsed="1"/>
     <w:lsdException w:name="index 2" w:semiHidden="1" w:unhideWhenUsed="1"/>
     <w:lsdException w:name="index 3" w:semiHidden="1" w:unhideWhenUsed="1"/>
@@ -13982,22 +11325,22 @@
     <w:lsdException w:name="index 7" w:semiHidden="1" w:unhideWhenUsed="1"/>
     <w:lsdException w:name="index 8" w:semiHidden="1" w:unhideWhenUsed="1"/>
     <w:lsdException w:name="index 9" w:semiHidden="1" w:unhideWhenUsed="1"/>
-    <w:lsdException w:name="toc 1" w:uiPriority="39" w:semiHidden="1" w:unhideWhenUsed="1"/>
-    <w:lsdException w:name="toc 2" w:uiPriority="39" w:semiHidden="1" w:unhideWhenUsed="1"/>
-    <w:lsdException w:name="toc 3" w:uiPriority="39" w:semiHidden="1" w:unhideWhenUsed="1"/>
-    <w:lsdException w:name="toc 4" w:uiPriority="39" w:semiHidden="1" w:unhideWhenUsed="1"/>
-    <w:lsdException w:name="toc 5" w:uiPriority="39" w:semiHidden="1" w:unhideWhenUsed="1"/>
-    <w:lsdException w:name="toc 6" w:uiPriority="39" w:semiHidden="1" w:unhideWhenUsed="1"/>
-    <w:lsdException w:name="toc 7" w:uiPriority="39" w:semiHidden="1" w:unhideWhenUsed="1"/>
-    <w:lsdException w:name="toc 8" w:uiPriority="39" w:semiHidden="1" w:unhideWhenUsed="1"/>
-    <w:lsdException w:name="toc 9" w:uiPriority="39" w:semiHidden="1" w:unhideWhenUsed="1"/>
+    <w:lsdException w:name="toc 1" w:semiHidden="1" w:uiPriority="39" w:unhideWhenUsed="1"/>
+    <w:lsdException w:name="toc 2" w:semiHidden="1" w:uiPriority="39" w:unhideWhenUsed="1"/>
+    <w:lsdException w:name="toc 3" w:semiHidden="1" w:uiPriority="39" w:unhideWhenUsed="1"/>
+    <w:lsdException w:name="toc 4" w:semiHidden="1" w:uiPriority="39" w:unhideWhenUsed="1"/>
+    <w:lsdException w:name="toc 5" w:semiHidden="1" w:uiPriority="39" w:unhideWhenUsed="1"/>
+    <w:lsdException w:name="toc 6" w:semiHidden="1" w:uiPriority="39" w:unhideWhenUsed="1"/>
+    <w:lsdException w:name="toc 7" w:semiHidden="1" w:uiPriority="39" w:unhideWhenUsed="1"/>
+    <w:lsdException w:name="toc 8" w:semiHidden="1" w:uiPriority="39" w:unhideWhenUsed="1"/>
+    <w:lsdException w:name="toc 9" w:semiHidden="1" w:uiPriority="39" w:unhideWhenUsed="1"/>
     <w:lsdException w:name="Normal Indent" w:semiHidden="1" w:unhideWhenUsed="1"/>
     <w:lsdException w:name="footnote text" w:semiHidden="1" w:unhideWhenUsed="1"/>
     <w:lsdException w:name="annotation text" w:semiHidden="1" w:unhideWhenUsed="1"/>
     <w:lsdException w:name="header" w:semiHidden="1" w:unhideWhenUsed="1"/>
     <w:lsdException w:name="footer" w:semiHidden="1" w:unhideWhenUsed="1"/>
     <w:lsdException w:name="index heading" w:semiHidden="1" w:unhideWhenUsed="1"/>
-    <w:lsdException w:name="caption" w:uiPriority="35" w:semiHidden="1" w:unhideWhenUsed="1" w:qFormat="1"/>
+    <w:lsdException w:name="caption" w:semiHidden="1" w:uiPriority="35" w:unhideWhenUsed="1" w:qFormat="1"/>
     <w:lsdException w:name="table of figures" w:semiHidden="1" w:unhideWhenUsed="1"/>
     <w:lsdException w:name="envelope address" w:semiHidden="1" w:unhideWhenUsed="1"/>
     <w:lsdException w:name="envelope return" w:semiHidden="1" w:unhideWhenUsed="1"/>
@@ -14028,7 +11371,7 @@
     <w:lsdException w:name="Title" w:uiPriority="10" w:qFormat="1"/>
     <w:lsdException w:name="Closing" w:semiHidden="1" w:unhideWhenUsed="1"/>
     <w:lsdException w:name="Signature" w:semiHidden="1" w:unhideWhenUsed="1"/>
-    <w:lsdException w:name="Default Paragraph Font" w:uiPriority="1" w:semiHidden="1" w:unhideWhenUsed="1"/>
+    <w:lsdException w:name="Default Paragraph Font" w:semiHidden="1" w:uiPriority="1" w:unhideWhenUsed="1"/>
     <w:lsdException w:name="Body Text" w:semiHidden="1" w:unhideWhenUsed="1"/>
     <w:lsdException w:name="Body Text Indent" w:semiHidden="1" w:unhideWhenUsed="1"/>
     <w:lsdException w:name="List Continue" w:semiHidden="1" w:unhideWhenUsed="1"/>
@@ -14228,8 +11571,8 @@
     <w:lsdException w:name="Subtle Reference" w:uiPriority="31" w:qFormat="1"/>
     <w:lsdException w:name="Intense Reference" w:uiPriority="32" w:qFormat="1"/>
     <w:lsdException w:name="Book Title" w:uiPriority="33" w:qFormat="1"/>
-    <w:lsdException w:name="Bibliography" w:uiPriority="37" w:semiHidden="1" w:unhideWhenUsed="1"/>
-    <w:lsdException w:name="TOC Heading" w:uiPriority="39" w:semiHidden="1" w:unhideWhenUsed="1" w:qFormat="1"/>
+    <w:lsdException w:name="Bibliography" w:semiHidden="1" w:uiPriority="37" w:unhideWhenUsed="1"/>
+    <w:lsdException w:name="TOC Heading" w:semiHidden="1" w:uiPriority="39" w:unhideWhenUsed="1" w:qFormat="1"/>
     <w:lsdException w:name="Plain Table 1" w:uiPriority="41"/>
     <w:lsdException w:name="Plain Table 2" w:uiPriority="42"/>
     <w:lsdException w:name="Plain Table 3" w:uiPriority="43"/>
@@ -14340,7 +11683,7 @@
     <w:lsdException w:name="Unresolved Mention" w:semiHidden="1" w:unhideWhenUsed="1"/>
     <w:lsdException w:name="Smart Link" w:semiHidden="1" w:unhideWhenUsed="1"/>
   </w:latentStyles>
-  <w:style w:type="paragraph" w:styleId="Normal" w:default="1">
+  <w:style w:type="paragraph" w:default="1" w:styleId="Normal">
     <w:name w:val="Normal"/>
     <w:qFormat/>
     <w:rsid w:val="00044CCC"/>
@@ -14437,13 +11780,13 @@
       <w:color w:val="1F4D78"/>
     </w:rPr>
   </w:style>
-  <w:style w:type="character" w:styleId="DefaultParagraphFont" w:default="1">
+  <w:style w:type="character" w:default="1" w:styleId="DefaultParagraphFont">
     <w:name w:val="Default Paragraph Font"/>
     <w:uiPriority w:val="1"/>
     <w:semiHidden/>
     <w:unhideWhenUsed/>
   </w:style>
-  <w:style w:type="table" w:styleId="TableNormal" w:default="1">
+  <w:style w:type="table" w:default="1" w:styleId="TableNormal">
     <w:name w:val="Normal Table"/>
     <w:uiPriority w:val="99"/>
     <w:semiHidden/>
@@ -14458,7 +11801,7 @@
       </w:tblCellMar>
     </w:tblPr>
   </w:style>
-  <w:style w:type="numbering" w:styleId="NoList" w:default="1">
+  <w:style w:type="numbering" w:default="1" w:styleId="NoList">
     <w:name w:val="No List"/>
     <w:uiPriority w:val="99"/>
     <w:semiHidden/>
@@ -14473,7 +11816,7 @@
       <w:szCs w:val="56"/>
     </w:rPr>
   </w:style>
-  <w:style w:type="paragraph" w:styleId="Strong1" w:customStyle="1">
+  <w:style w:type="paragraph" w:customStyle="1" w:styleId="Strong1">
     <w:name w:val="Strong1"/>
     <w:qFormat/>
     <w:rPr>
@@ -14515,7 +11858,7 @@
       <w:szCs w:val="20"/>
     </w:rPr>
   </w:style>
-  <w:style w:type="character" w:styleId="FootnoteTextChar" w:customStyle="1">
+  <w:style w:type="character" w:customStyle="1" w:styleId="FootnoteTextChar">
     <w:name w:val="Footnote Text Char"/>
     <w:link w:val="FootnoteText"/>
     <w:uiPriority w:val="99"/>
@@ -14540,7 +11883,7 @@
       </w:tabs>
     </w:pPr>
   </w:style>
-  <w:style w:type="character" w:styleId="HeaderChar" w:customStyle="1">
+  <w:style w:type="character" w:customStyle="1" w:styleId="HeaderChar">
     <w:name w:val="Header Char"/>
     <w:basedOn w:val="DefaultParagraphFont"/>
     <w:link w:val="Header"/>
@@ -14561,14 +11904,14 @@
       </w:tabs>
     </w:pPr>
   </w:style>
-  <w:style w:type="character" w:styleId="FooterChar" w:customStyle="1">
+  <w:style w:type="character" w:customStyle="1" w:styleId="FooterChar">
     <w:name w:val="Footer Char"/>
     <w:basedOn w:val="DefaultParagraphFont"/>
     <w:link w:val="Footer"/>
     <w:uiPriority w:val="99"/>
     <w:rsid w:val="00442C5C"/>
   </w:style>
-  <w:style w:type="character" w:styleId="Heading3Char" w:customStyle="1">
+  <w:style w:type="character" w:customStyle="1" w:styleId="Heading3Char">
     <w:name w:val="Heading 3 Char"/>
     <w:basedOn w:val="DefaultParagraphFont"/>
     <w:link w:val="Heading3"/>
@@ -14591,7 +11934,7 @@
       <w:spacing w:before="100" w:beforeAutospacing="1" w:after="100" w:afterAutospacing="1"/>
     </w:pPr>
     <w:rPr>
-      <w:rFonts w:ascii="Times New Roman" w:hAnsi="Times New Roman" w:eastAsia="Times New Roman" w:cs="Times New Roman"/>
+      <w:rFonts w:ascii="Times New Roman" w:eastAsia="Times New Roman" w:hAnsi="Times New Roman" w:cs="Times New Roman"/>
       <w:sz w:val="24"/>
       <w:szCs w:val="24"/>
       <w:lang w:eastAsia="el-GR"/>
@@ -14601,7 +11944,7 @@
 </file>
 
 <file path=word/theme/theme1.xml><?xml version="1.0" encoding="utf-8"?>
-<a:theme xmlns:a="http://schemas.openxmlformats.org/drawingml/2006/main" xmlns:thm15="http://schemas.microsoft.com/office/thememl/2012/main" name="Office Theme">
+<a:theme xmlns:a="http://schemas.openxmlformats.org/drawingml/2006/main" name="Office Theme">
   <a:themeElements>
     <a:clrScheme name="Office">
       <a:dk1>
